--- a/Manuscrito/MS Varadero 202511.docx
+++ b/Manuscrito/MS Varadero 202511.docx
@@ -41,8 +41,9 @@
           <w:szCs w:val="24"/>
           <w:lang w:val="en-US"/>
         </w:rPr>
-        <w:t xml:space="preserve">the scleractinian </w:t>
-      </w:r>
+        <w:t xml:space="preserve">the </w:t>
+      </w:r>
+      <w:proofErr w:type="spellStart"/>
       <w:r>
         <w:rPr>
           <w:rFonts w:ascii="Times New Roman" w:hAnsi="Times New Roman" w:cs="Times New Roman"/>
@@ -51,8 +52,30 @@
           <w:szCs w:val="24"/>
           <w:lang w:val="en-US"/>
         </w:rPr>
+        <w:t>scleractinian</w:t>
+      </w:r>
+      <w:proofErr w:type="spellEnd"/>
+      <w:r>
+        <w:rPr>
+          <w:rFonts w:ascii="Times New Roman" w:hAnsi="Times New Roman" w:cs="Times New Roman"/>
+          <w:b/>
+          <w:sz w:val="24"/>
+          <w:szCs w:val="24"/>
+          <w:lang w:val="en-US"/>
+        </w:rPr>
+        <w:t xml:space="preserve"> </w:t>
+      </w:r>
+      <w:r>
+        <w:rPr>
+          <w:rFonts w:ascii="Times New Roman" w:hAnsi="Times New Roman" w:cs="Times New Roman"/>
+          <w:b/>
+          <w:sz w:val="24"/>
+          <w:szCs w:val="24"/>
+          <w:lang w:val="en-US"/>
+        </w:rPr>
         <w:t xml:space="preserve">coral </w:t>
       </w:r>
+      <w:proofErr w:type="spellStart"/>
       <w:r>
         <w:rPr>
           <w:rFonts w:ascii="Times New Roman" w:hAnsi="Times New Roman" w:cs="Times New Roman"/>
@@ -63,8 +86,35 @@
           <w:szCs w:val="24"/>
           <w:lang w:val="en-US"/>
         </w:rPr>
-        <w:t>Orbicella faveolata</w:t>
-      </w:r>
+        <w:t>Orbicella</w:t>
+      </w:r>
+      <w:proofErr w:type="spellEnd"/>
+      <w:r>
+        <w:rPr>
+          <w:rFonts w:ascii="Times New Roman" w:hAnsi="Times New Roman" w:cs="Times New Roman"/>
+          <w:b/>
+          <w:i/>
+          <w:iCs/>
+          <w:sz w:val="24"/>
+          <w:szCs w:val="24"/>
+          <w:lang w:val="en-US"/>
+        </w:rPr>
+        <w:t xml:space="preserve"> </w:t>
+      </w:r>
+      <w:proofErr w:type="spellStart"/>
+      <w:r>
+        <w:rPr>
+          <w:rFonts w:ascii="Times New Roman" w:hAnsi="Times New Roman" w:cs="Times New Roman"/>
+          <w:b/>
+          <w:i/>
+          <w:iCs/>
+          <w:sz w:val="24"/>
+          <w:szCs w:val="24"/>
+          <w:lang w:val="en-US"/>
+        </w:rPr>
+        <w:t>faveolata</w:t>
+      </w:r>
+      <w:proofErr w:type="spellEnd"/>
       <w:r>
         <w:rPr>
           <w:rFonts w:ascii="Times New Roman" w:hAnsi="Times New Roman" w:cs="Times New Roman"/>
@@ -147,7 +197,19 @@
           <w:szCs w:val="24"/>
           <w:lang w:val="es-419"/>
         </w:rPr>
-        <w:t>Luis Lizcano-Sandoval</w:t>
+        <w:t>Luis Lizcano-</w:t>
+      </w:r>
+      <w:proofErr w:type="spellStart"/>
+      <w:proofErr w:type="gramStart"/>
+      <w:r>
+        <w:rPr>
+          <w:rFonts w:ascii="Times New Roman" w:hAnsi="Times New Roman" w:cs="Times New Roman"/>
+          <w:bCs/>
+          <w:sz w:val="24"/>
+          <w:szCs w:val="24"/>
+          <w:lang w:val="es-419"/>
+        </w:rPr>
+        <w:t>Sandoval</w:t>
       </w:r>
       <w:r>
         <w:rPr>
@@ -158,8 +220,9 @@
           <w:vertAlign w:val="superscript"/>
           <w:lang w:val="es-419"/>
         </w:rPr>
-        <w:t>a,b,c</w:t>
-      </w:r>
+        <w:t>a,b</w:t>
+      </w:r>
+      <w:proofErr w:type="gramEnd"/>
       <w:r>
         <w:rPr>
           <w:rFonts w:ascii="Times New Roman" w:hAnsi="Times New Roman" w:cs="Times New Roman"/>
@@ -169,28 +232,9 @@
           <w:vertAlign w:val="superscript"/>
           <w:lang w:val="es-419"/>
         </w:rPr>
-        <w:t>,*</w:t>
-      </w:r>
-      <w:r>
-        <w:rPr>
-          <w:rFonts w:ascii="Times New Roman" w:hAnsi="Times New Roman" w:cs="Times New Roman"/>
-          <w:bCs/>
-          <w:sz w:val="24"/>
-          <w:szCs w:val="24"/>
-          <w:lang w:val="es-419"/>
-        </w:rPr>
-        <w:t>, Angela Marulanda-</w:t>
-      </w:r>
-      <w:r>
-        <w:rPr>
-          <w:rFonts w:ascii="Times New Roman" w:hAnsi="Times New Roman" w:cs="Times New Roman"/>
-          <w:bCs/>
-          <w:sz w:val="24"/>
-          <w:szCs w:val="24"/>
-          <w:lang w:val="es-419"/>
-        </w:rPr>
-        <w:t>Gómez</w:t>
-      </w:r>
+        <w:t>,</w:t>
+      </w:r>
+      <w:proofErr w:type="gramStart"/>
       <w:r>
         <w:rPr>
           <w:rFonts w:ascii="Times New Roman" w:hAnsi="Times New Roman" w:cs="Times New Roman"/>
@@ -200,8 +244,9 @@
           <w:vertAlign w:val="superscript"/>
           <w:lang w:val="es-419"/>
         </w:rPr>
-        <w:t>d</w:t>
-      </w:r>
+        <w:t>c</w:t>
+      </w:r>
+      <w:proofErr w:type="spellEnd"/>
       <w:r>
         <w:rPr>
           <w:rFonts w:ascii="Times New Roman" w:hAnsi="Times New Roman" w:cs="Times New Roman"/>
@@ -211,7 +256,30 @@
           <w:vertAlign w:val="superscript"/>
           <w:lang w:val="es-419"/>
         </w:rPr>
-        <w:t>,</w:t>
+        <w:t>,*</w:t>
+      </w:r>
+      <w:proofErr w:type="gramEnd"/>
+      <w:r>
+        <w:rPr>
+          <w:rFonts w:ascii="Times New Roman" w:hAnsi="Times New Roman" w:cs="Times New Roman"/>
+          <w:bCs/>
+          <w:sz w:val="24"/>
+          <w:szCs w:val="24"/>
+          <w:lang w:val="es-419"/>
+        </w:rPr>
+        <w:t>, Angela Marulanda-</w:t>
+      </w:r>
+      <w:proofErr w:type="spellStart"/>
+      <w:proofErr w:type="gramStart"/>
+      <w:r>
+        <w:rPr>
+          <w:rFonts w:ascii="Times New Roman" w:hAnsi="Times New Roman" w:cs="Times New Roman"/>
+          <w:bCs/>
+          <w:sz w:val="24"/>
+          <w:szCs w:val="24"/>
+          <w:lang w:val="es-419"/>
+        </w:rPr>
+        <w:t>Gómez</w:t>
       </w:r>
       <w:r>
         <w:rPr>
@@ -222,27 +290,7 @@
           <w:vertAlign w:val="superscript"/>
           <w:lang w:val="es-419"/>
         </w:rPr>
-        <w:t>e</w:t>
-      </w:r>
-      <w:r>
-        <w:rPr>
-          <w:rFonts w:ascii="Times New Roman" w:hAnsi="Times New Roman" w:cs="Times New Roman"/>
-          <w:bCs/>
-          <w:sz w:val="24"/>
-          <w:szCs w:val="24"/>
-          <w:lang w:val="es-419"/>
-        </w:rPr>
-        <w:t>, Mateo López-</w:t>
-      </w:r>
-      <w:r>
-        <w:rPr>
-          <w:rFonts w:ascii="Times New Roman" w:hAnsi="Times New Roman" w:cs="Times New Roman"/>
-          <w:bCs/>
-          <w:sz w:val="24"/>
-          <w:szCs w:val="24"/>
-          <w:lang w:val="es-419"/>
-        </w:rPr>
-        <w:t>Victoria</w:t>
+        <w:t>d</w:t>
       </w:r>
       <w:r>
         <w:rPr>
@@ -253,27 +301,7 @@
           <w:vertAlign w:val="superscript"/>
           <w:lang w:val="es-419"/>
         </w:rPr>
-        <w:t>d</w:t>
-      </w:r>
-      <w:r>
-        <w:rPr>
-          <w:rFonts w:ascii="Times New Roman" w:hAnsi="Times New Roman" w:cs="Times New Roman"/>
-          <w:bCs/>
-          <w:sz w:val="24"/>
-          <w:szCs w:val="24"/>
-          <w:lang w:val="es-419"/>
-        </w:rPr>
-        <w:t xml:space="preserve">, </w:t>
-      </w:r>
-      <w:r>
-        <w:rPr>
-          <w:rFonts w:ascii="Times New Roman" w:hAnsi="Times New Roman" w:cs="Times New Roman"/>
-          <w:bCs/>
-          <w:sz w:val="24"/>
-          <w:szCs w:val="24"/>
-          <w:lang w:val="es-419"/>
-        </w:rPr>
-        <w:t>Alberto Rodriguez-Ramirez</w:t>
+        <w:t>,</w:t>
       </w:r>
       <w:r>
         <w:rPr>
@@ -284,8 +312,96 @@
           <w:vertAlign w:val="superscript"/>
           <w:lang w:val="es-419"/>
         </w:rPr>
+        <w:t>e</w:t>
+      </w:r>
+      <w:proofErr w:type="spellEnd"/>
+      <w:proofErr w:type="gramEnd"/>
+      <w:r>
+        <w:rPr>
+          <w:rFonts w:ascii="Times New Roman" w:hAnsi="Times New Roman" w:cs="Times New Roman"/>
+          <w:bCs/>
+          <w:sz w:val="24"/>
+          <w:szCs w:val="24"/>
+          <w:lang w:val="es-419"/>
+        </w:rPr>
+        <w:t>, Mateo López-</w:t>
+      </w:r>
+      <w:r>
+        <w:rPr>
+          <w:rFonts w:ascii="Times New Roman" w:hAnsi="Times New Roman" w:cs="Times New Roman"/>
+          <w:bCs/>
+          <w:sz w:val="24"/>
+          <w:szCs w:val="24"/>
+          <w:lang w:val="es-419"/>
+        </w:rPr>
+        <w:t>Victoria</w:t>
+      </w:r>
+      <w:r>
+        <w:rPr>
+          <w:rFonts w:ascii="Times New Roman" w:hAnsi="Times New Roman" w:cs="Times New Roman"/>
+          <w:bCs/>
+          <w:sz w:val="24"/>
+          <w:szCs w:val="24"/>
+          <w:vertAlign w:val="superscript"/>
+          <w:lang w:val="es-419"/>
+        </w:rPr>
+        <w:t>d</w:t>
+      </w:r>
+      <w:r>
+        <w:rPr>
+          <w:rFonts w:ascii="Times New Roman" w:hAnsi="Times New Roman" w:cs="Times New Roman"/>
+          <w:bCs/>
+          <w:sz w:val="24"/>
+          <w:szCs w:val="24"/>
+          <w:lang w:val="es-419"/>
+        </w:rPr>
+        <w:t xml:space="preserve">, </w:t>
+      </w:r>
+      <w:r>
+        <w:rPr>
+          <w:rFonts w:ascii="Times New Roman" w:hAnsi="Times New Roman" w:cs="Times New Roman"/>
+          <w:bCs/>
+          <w:sz w:val="24"/>
+          <w:szCs w:val="24"/>
+          <w:lang w:val="es-419"/>
+        </w:rPr>
+        <w:t xml:space="preserve">Alberto </w:t>
+      </w:r>
+      <w:proofErr w:type="spellStart"/>
+      <w:r>
+        <w:rPr>
+          <w:rFonts w:ascii="Times New Roman" w:hAnsi="Times New Roman" w:cs="Times New Roman"/>
+          <w:bCs/>
+          <w:sz w:val="24"/>
+          <w:szCs w:val="24"/>
+          <w:lang w:val="es-419"/>
+        </w:rPr>
+        <w:t>Rodriguez-</w:t>
+      </w:r>
+      <w:proofErr w:type="gramStart"/>
+      <w:r>
+        <w:rPr>
+          <w:rFonts w:ascii="Times New Roman" w:hAnsi="Times New Roman" w:cs="Times New Roman"/>
+          <w:bCs/>
+          <w:sz w:val="24"/>
+          <w:szCs w:val="24"/>
+          <w:lang w:val="es-419"/>
+        </w:rPr>
+        <w:t>Ramirez</w:t>
+      </w:r>
+      <w:r>
+        <w:rPr>
+          <w:rFonts w:ascii="Times New Roman" w:hAnsi="Times New Roman" w:cs="Times New Roman"/>
+          <w:bCs/>
+          <w:sz w:val="24"/>
+          <w:szCs w:val="24"/>
+          <w:vertAlign w:val="superscript"/>
+          <w:lang w:val="es-419"/>
+        </w:rPr>
         <w:t>f,g</w:t>
       </w:r>
+      <w:proofErr w:type="spellEnd"/>
+      <w:proofErr w:type="gramEnd"/>
     </w:p>
     <w:p>
       <w:pPr>
@@ -310,6 +426,7 @@
           <w:lang w:val="es-419"/>
         </w:rPr>
       </w:pPr>
+      <w:proofErr w:type="spellStart"/>
       <w:r>
         <w:rPr>
           <w:rFonts w:ascii="Times New Roman" w:hAnsi="Times New Roman" w:cs="Times New Roman"/>
@@ -329,7 +446,18 @@
           <w:szCs w:val="24"/>
           <w:lang w:val="es-419"/>
         </w:rPr>
-        <w:t>Posgrado de Ciencias del Mar y Limnología, Universidad Nacional Autónoma de México, Puerto Morelos, Mexico</w:t>
+        <w:t>Posgrado</w:t>
+      </w:r>
+      <w:proofErr w:type="spellEnd"/>
+      <w:r>
+        <w:rPr>
+          <w:rFonts w:ascii="Times New Roman" w:hAnsi="Times New Roman" w:cs="Times New Roman"/>
+          <w:bCs/>
+          <w:sz w:val="24"/>
+          <w:szCs w:val="24"/>
+          <w:lang w:val="es-419"/>
+        </w:rPr>
+        <w:t xml:space="preserve"> de Ciencias del Mar y Limnología, Universidad Nacional Autónoma de México, Puerto Morelos, Mexico</w:t>
       </w:r>
     </w:p>
     <w:p>
@@ -343,6 +471,7 @@
           <w:lang w:val="en-US"/>
         </w:rPr>
       </w:pPr>
+      <w:proofErr w:type="spellStart"/>
       <w:r>
         <w:rPr>
           <w:rFonts w:ascii="Times New Roman" w:hAnsi="Times New Roman" w:cs="Times New Roman"/>
@@ -362,7 +491,18 @@
           <w:szCs w:val="24"/>
           <w:lang w:val="en-US"/>
         </w:rPr>
-        <w:t>College of Marine Science, University of South Florida, St. Petersburg, FL, USA</w:t>
+        <w:t>College</w:t>
+      </w:r>
+      <w:proofErr w:type="spellEnd"/>
+      <w:r>
+        <w:rPr>
+          <w:rFonts w:ascii="Times New Roman" w:hAnsi="Times New Roman" w:cs="Times New Roman"/>
+          <w:bCs/>
+          <w:sz w:val="24"/>
+          <w:szCs w:val="24"/>
+          <w:lang w:val="en-US"/>
+        </w:rPr>
+        <w:t xml:space="preserve"> of Marine Science, University of South Florida, St. Petersburg, FL, USA</w:t>
       </w:r>
     </w:p>
     <w:p>
@@ -376,6 +516,7 @@
           <w:lang w:val="en-US"/>
         </w:rPr>
       </w:pPr>
+      <w:proofErr w:type="spellStart"/>
       <w:r>
         <w:rPr>
           <w:rFonts w:ascii="Times New Roman" w:hAnsi="Times New Roman" w:cs="Times New Roman"/>
@@ -395,7 +536,18 @@
           <w:szCs w:val="24"/>
           <w:lang w:val="en-US"/>
         </w:rPr>
-        <w:t>Environmental Mapping Team, Spatial Informatics Group, Pleasanton, CA, USA</w:t>
+        <w:t>Environmental</w:t>
+      </w:r>
+      <w:proofErr w:type="spellEnd"/>
+      <w:r>
+        <w:rPr>
+          <w:rFonts w:ascii="Times New Roman" w:hAnsi="Times New Roman" w:cs="Times New Roman"/>
+          <w:bCs/>
+          <w:sz w:val="24"/>
+          <w:szCs w:val="24"/>
+          <w:lang w:val="en-US"/>
+        </w:rPr>
+        <w:t xml:space="preserve"> Mapping Team, Spatial Informatics Group, Pleasanton, CA, USA</w:t>
       </w:r>
     </w:p>
     <w:p>
@@ -409,6 +561,7 @@
           <w:lang w:val="en-US"/>
         </w:rPr>
       </w:pPr>
+      <w:proofErr w:type="spellStart"/>
       <w:r>
         <w:rPr>
           <w:rFonts w:ascii="Times New Roman" w:hAnsi="Times New Roman" w:cs="Times New Roman"/>
@@ -428,7 +581,18 @@
           <w:szCs w:val="24"/>
           <w:lang w:val="en-US"/>
         </w:rPr>
-        <w:t>Department of Natural Science</w:t>
+        <w:t>Department</w:t>
+      </w:r>
+      <w:proofErr w:type="spellEnd"/>
+      <w:r>
+        <w:rPr>
+          <w:rFonts w:ascii="Times New Roman" w:hAnsi="Times New Roman" w:cs="Times New Roman"/>
+          <w:bCs/>
+          <w:sz w:val="24"/>
+          <w:szCs w:val="24"/>
+          <w:lang w:val="en-US"/>
+        </w:rPr>
+        <w:t xml:space="preserve"> of Natural Science</w:t>
       </w:r>
       <w:r>
         <w:rPr>
@@ -471,6 +635,7 @@
           <w:lang w:val="en-US"/>
         </w:rPr>
       </w:pPr>
+      <w:proofErr w:type="spellStart"/>
       <w:r>
         <w:rPr>
           <w:rFonts w:ascii="Times New Roman" w:hAnsi="Times New Roman" w:cs="Times New Roman"/>
@@ -500,7 +665,18 @@
           <w:szCs w:val="24"/>
           <w:lang w:val="en-US"/>
         </w:rPr>
-        <w:t xml:space="preserve">nstitute of </w:t>
+        <w:t>nstitute</w:t>
+      </w:r>
+      <w:proofErr w:type="spellEnd"/>
+      <w:r>
+        <w:rPr>
+          <w:rFonts w:ascii="Times New Roman" w:hAnsi="Times New Roman" w:cs="Times New Roman"/>
+          <w:bCs/>
+          <w:sz w:val="24"/>
+          <w:szCs w:val="24"/>
+          <w:lang w:val="en-US"/>
+        </w:rPr>
+        <w:t xml:space="preserve"> of </w:t>
       </w:r>
       <w:r>
         <w:rPr>
@@ -631,6 +807,7 @@
           <w:lang w:val="en-US"/>
         </w:rPr>
       </w:pPr>
+      <w:proofErr w:type="spellStart"/>
       <w:r>
         <w:rPr>
           <w:rFonts w:ascii="Times New Roman" w:hAnsi="Times New Roman" w:cs="Times New Roman"/>
@@ -650,14 +827,26 @@
           <w:szCs w:val="24"/>
           <w:lang w:val="en-US"/>
         </w:rPr>
-        <w:t xml:space="preserve">Global Change Institute, The University of Queensland, St Lucia, QLD 4072, Australia. </w:t>
-      </w:r>
+        <w:t>Global</w:t>
+      </w:r>
+      <w:proofErr w:type="spellEnd"/>
       <w:r>
         <w:rPr>
           <w:rFonts w:ascii="Times New Roman" w:hAnsi="Times New Roman" w:cs="Times New Roman"/>
           <w:bCs/>
           <w:sz w:val="24"/>
           <w:szCs w:val="24"/>
+          <w:lang w:val="en-US"/>
+        </w:rPr>
+        <w:t xml:space="preserve"> Change Institute, The University of Queensland, St Lucia, QLD 4072, Australia. </w:t>
+      </w:r>
+      <w:proofErr w:type="spellStart"/>
+      <w:r>
+        <w:rPr>
+          <w:rFonts w:ascii="Times New Roman" w:hAnsi="Times New Roman" w:cs="Times New Roman"/>
+          <w:bCs/>
+          <w:sz w:val="24"/>
+          <w:szCs w:val="24"/>
           <w:vertAlign w:val="superscript"/>
           <w:lang w:val="en-US"/>
         </w:rPr>
@@ -671,7 +860,18 @@
           <w:szCs w:val="24"/>
           <w:lang w:val="en-US"/>
         </w:rPr>
-        <w:t>School of Biological Sciences, The University of Queensland, St Lucia, QLD 4072, Australia</w:t>
+        <w:t>School</w:t>
+      </w:r>
+      <w:proofErr w:type="spellEnd"/>
+      <w:r>
+        <w:rPr>
+          <w:rFonts w:ascii="Times New Roman" w:hAnsi="Times New Roman" w:cs="Times New Roman"/>
+          <w:bCs/>
+          <w:sz w:val="24"/>
+          <w:szCs w:val="24"/>
+          <w:lang w:val="en-US"/>
+        </w:rPr>
+        <w:t xml:space="preserve"> of Biological Sciences, The University of Queensland, St Lucia, QLD 4072, Australia</w:t>
       </w:r>
     </w:p>
     <w:p>
@@ -785,8 +985,31 @@
           <w:szCs w:val="24"/>
           <w:lang w:val="en-US"/>
         </w:rPr>
-        <w:t xml:space="preserve">Cartagena Bay in Colombia, has experienced historical changes in water quality mainly due to dredging and channelization of the Canal del Dique, which connects the bay with the Magdalena River.. In this bay, the coral reef of Varadero depicts high coral diversity and large coral colonies, showing apparent signs of a healthy ecosystem, under highly turbid and polluted waters. Here, we evaluated the potential effects of historical environmental variables on the coral skeletal growth of </w:t>
-      </w:r>
+        <w:t xml:space="preserve">Cartagena Bay in Colombia, has experienced historical changes in water quality mainly due to dredging and channelization of the Canal del Dique, which connects the bay with the Magdalena </w:t>
+      </w:r>
+      <w:proofErr w:type="gramStart"/>
+      <w:r>
+        <w:rPr>
+          <w:rFonts w:ascii="Times New Roman" w:hAnsi="Times New Roman" w:cs="Times New Roman"/>
+          <w:bCs/>
+          <w:sz w:val="24"/>
+          <w:szCs w:val="24"/>
+          <w:lang w:val="en-US"/>
+        </w:rPr>
+        <w:t>River..</w:t>
+      </w:r>
+      <w:proofErr w:type="gramEnd"/>
+      <w:r>
+        <w:rPr>
+          <w:rFonts w:ascii="Times New Roman" w:hAnsi="Times New Roman" w:cs="Times New Roman"/>
+          <w:bCs/>
+          <w:sz w:val="24"/>
+          <w:szCs w:val="24"/>
+          <w:lang w:val="en-US"/>
+        </w:rPr>
+        <w:t xml:space="preserve"> In this bay, the coral reef of Varadero depicts high coral diversity and large coral colonies, showing apparent signs of a healthy ecosystem, under highly turbid and polluted waters. Here, we evaluated the potential effects of historical environmental variables on the coral skeletal growth of </w:t>
+      </w:r>
+      <w:proofErr w:type="spellStart"/>
       <w:r>
         <w:rPr>
           <w:rFonts w:ascii="Times New Roman" w:hAnsi="Times New Roman" w:cs="Times New Roman"/>
@@ -797,102 +1020,9 @@
           <w:szCs w:val="24"/>
           <w:lang w:val="en-US"/>
         </w:rPr>
-        <w:t>Orbicella faveolata</w:t>
-      </w:r>
-      <w:r>
-        <w:rPr>
-          <w:rFonts w:ascii="Times New Roman" w:hAnsi="Times New Roman" w:cs="Times New Roman"/>
-          <w:bCs/>
-          <w:sz w:val="24"/>
-          <w:szCs w:val="24"/>
-          <w:lang w:val="en-US"/>
-        </w:rPr>
-        <w:t>, including an analysis of before and after the major dredging events in the Canal del Dique in 1981. We obtained coral growth information from 65 years in the period 1951–2015, corresponding to four coral specimens. In overall, mean coral skeletal density was 0.73 g cm</w:t>
-      </w:r>
-      <w:r>
-        <w:rPr>
-          <w:rFonts w:ascii="Times New Roman" w:hAnsi="Times New Roman" w:cs="Times New Roman"/>
-          <w:bCs/>
-          <w:sz w:val="24"/>
-          <w:szCs w:val="24"/>
-          <w:vertAlign w:val="superscript"/>
-          <w:lang w:val="en-US"/>
-        </w:rPr>
-        <w:t>-3</w:t>
-      </w:r>
-      <w:r>
-        <w:rPr>
-          <w:rFonts w:ascii="Times New Roman" w:hAnsi="Times New Roman" w:cs="Times New Roman"/>
-          <w:bCs/>
-          <w:sz w:val="24"/>
-          <w:szCs w:val="24"/>
-          <w:lang w:val="en-US"/>
-        </w:rPr>
-        <w:t>, linear extension 1.02 cm yr</w:t>
-      </w:r>
-      <w:r>
-        <w:rPr>
-          <w:rFonts w:ascii="Times New Roman" w:hAnsi="Times New Roman" w:cs="Times New Roman"/>
-          <w:bCs/>
-          <w:sz w:val="24"/>
-          <w:szCs w:val="24"/>
-          <w:vertAlign w:val="superscript"/>
-          <w:lang w:val="en-US"/>
-        </w:rPr>
-        <w:t>-1</w:t>
-      </w:r>
-      <w:r>
-        <w:rPr>
-          <w:rFonts w:ascii="Times New Roman" w:hAnsi="Times New Roman" w:cs="Times New Roman"/>
-          <w:bCs/>
-          <w:sz w:val="24"/>
-          <w:szCs w:val="24"/>
-          <w:lang w:val="en-US"/>
-        </w:rPr>
-        <w:t>, and calcification 0.74 g cm</w:t>
-      </w:r>
-      <w:r>
-        <w:rPr>
-          <w:rFonts w:ascii="Times New Roman" w:hAnsi="Times New Roman" w:cs="Times New Roman"/>
-          <w:bCs/>
-          <w:sz w:val="24"/>
-          <w:szCs w:val="24"/>
-          <w:vertAlign w:val="superscript"/>
-          <w:lang w:val="en-US"/>
-        </w:rPr>
-        <w:t>-2</w:t>
-      </w:r>
-      <w:r>
-        <w:rPr>
-          <w:rFonts w:ascii="Times New Roman" w:hAnsi="Times New Roman" w:cs="Times New Roman"/>
-          <w:bCs/>
-          <w:sz w:val="24"/>
-          <w:szCs w:val="24"/>
-          <w:lang w:val="en-US"/>
-        </w:rPr>
-        <w:t xml:space="preserve"> yr</w:t>
-      </w:r>
-      <w:r>
-        <w:rPr>
-          <w:rFonts w:ascii="Times New Roman" w:hAnsi="Times New Roman" w:cs="Times New Roman"/>
-          <w:bCs/>
-          <w:sz w:val="24"/>
-          <w:szCs w:val="24"/>
-          <w:vertAlign w:val="superscript"/>
-          <w:lang w:val="en-US"/>
-        </w:rPr>
-        <w:t>-1</w:t>
-      </w:r>
-      <w:r>
-        <w:rPr>
-          <w:rFonts w:ascii="Times New Roman" w:hAnsi="Times New Roman" w:cs="Times New Roman"/>
-          <w:bCs/>
-          <w:sz w:val="24"/>
-          <w:szCs w:val="24"/>
-          <w:lang w:val="en-US"/>
-        </w:rPr>
-        <w:t xml:space="preserve">. After 1981, significant changes in coral growth and luminescence were found: skeletal density decreased (-9.9%), linear extension increased (+6.6%), and skeletal luminescence was less intense (-1.6%). The Atlantic Multidecadal Oscillation (AMO) explained changes in skeletal density (8–10%) and linear extension (7–19%). Air temperature explained changes in skeletal luminescence (22–45%). Water flow of the Canal del Dique showed continuous increases since 1981, but it did not contribute significantly to coral skeletal growth and skeletal luminescence. The growth of </w:t>
-      </w:r>
+        <w:t>Orbicella</w:t>
+      </w:r>
+      <w:proofErr w:type="spellEnd"/>
       <w:r>
         <w:rPr>
           <w:rFonts w:ascii="Times New Roman" w:hAnsi="Times New Roman" w:cs="Times New Roman"/>
@@ -903,8 +1033,142 @@
           <w:szCs w:val="24"/>
           <w:lang w:val="en-US"/>
         </w:rPr>
-        <w:t>O. faveolata</w:t>
-      </w:r>
+        <w:t xml:space="preserve"> </w:t>
+      </w:r>
+      <w:proofErr w:type="spellStart"/>
+      <w:r>
+        <w:rPr>
+          <w:rFonts w:ascii="Times New Roman" w:hAnsi="Times New Roman" w:cs="Times New Roman"/>
+          <w:bCs/>
+          <w:i/>
+          <w:iCs/>
+          <w:sz w:val="24"/>
+          <w:szCs w:val="24"/>
+          <w:lang w:val="en-US"/>
+        </w:rPr>
+        <w:t>faveolata</w:t>
+      </w:r>
+      <w:proofErr w:type="spellEnd"/>
+      <w:r>
+        <w:rPr>
+          <w:rFonts w:ascii="Times New Roman" w:hAnsi="Times New Roman" w:cs="Times New Roman"/>
+          <w:bCs/>
+          <w:sz w:val="24"/>
+          <w:szCs w:val="24"/>
+          <w:lang w:val="en-US"/>
+        </w:rPr>
+        <w:t>, including an analysis of before and after the major dredging events in the Canal del Dique in 1981. We obtained coral growth information from 65 years in the period 1951–2015, corresponding to four coral specimens. In overall, mean coral skeletal density was 0.73 g cm</w:t>
+      </w:r>
+      <w:r>
+        <w:rPr>
+          <w:rFonts w:ascii="Times New Roman" w:hAnsi="Times New Roman" w:cs="Times New Roman"/>
+          <w:bCs/>
+          <w:sz w:val="24"/>
+          <w:szCs w:val="24"/>
+          <w:vertAlign w:val="superscript"/>
+          <w:lang w:val="en-US"/>
+        </w:rPr>
+        <w:t>-3</w:t>
+      </w:r>
+      <w:r>
+        <w:rPr>
+          <w:rFonts w:ascii="Times New Roman" w:hAnsi="Times New Roman" w:cs="Times New Roman"/>
+          <w:bCs/>
+          <w:sz w:val="24"/>
+          <w:szCs w:val="24"/>
+          <w:lang w:val="en-US"/>
+        </w:rPr>
+        <w:t>, linear extension 1.02 cm yr</w:t>
+      </w:r>
+      <w:r>
+        <w:rPr>
+          <w:rFonts w:ascii="Times New Roman" w:hAnsi="Times New Roman" w:cs="Times New Roman"/>
+          <w:bCs/>
+          <w:sz w:val="24"/>
+          <w:szCs w:val="24"/>
+          <w:vertAlign w:val="superscript"/>
+          <w:lang w:val="en-US"/>
+        </w:rPr>
+        <w:t>-1</w:t>
+      </w:r>
+      <w:r>
+        <w:rPr>
+          <w:rFonts w:ascii="Times New Roman" w:hAnsi="Times New Roman" w:cs="Times New Roman"/>
+          <w:bCs/>
+          <w:sz w:val="24"/>
+          <w:szCs w:val="24"/>
+          <w:lang w:val="en-US"/>
+        </w:rPr>
+        <w:t>, and calcification 0.74 g cm</w:t>
+      </w:r>
+      <w:r>
+        <w:rPr>
+          <w:rFonts w:ascii="Times New Roman" w:hAnsi="Times New Roman" w:cs="Times New Roman"/>
+          <w:bCs/>
+          <w:sz w:val="24"/>
+          <w:szCs w:val="24"/>
+          <w:vertAlign w:val="superscript"/>
+          <w:lang w:val="en-US"/>
+        </w:rPr>
+        <w:t>-2</w:t>
+      </w:r>
+      <w:r>
+        <w:rPr>
+          <w:rFonts w:ascii="Times New Roman" w:hAnsi="Times New Roman" w:cs="Times New Roman"/>
+          <w:bCs/>
+          <w:sz w:val="24"/>
+          <w:szCs w:val="24"/>
+          <w:lang w:val="en-US"/>
+        </w:rPr>
+        <w:t xml:space="preserve"> yr</w:t>
+      </w:r>
+      <w:r>
+        <w:rPr>
+          <w:rFonts w:ascii="Times New Roman" w:hAnsi="Times New Roman" w:cs="Times New Roman"/>
+          <w:bCs/>
+          <w:sz w:val="24"/>
+          <w:szCs w:val="24"/>
+          <w:vertAlign w:val="superscript"/>
+          <w:lang w:val="en-US"/>
+        </w:rPr>
+        <w:t>-1</w:t>
+      </w:r>
+      <w:r>
+        <w:rPr>
+          <w:rFonts w:ascii="Times New Roman" w:hAnsi="Times New Roman" w:cs="Times New Roman"/>
+          <w:bCs/>
+          <w:sz w:val="24"/>
+          <w:szCs w:val="24"/>
+          <w:lang w:val="en-US"/>
+        </w:rPr>
+        <w:t xml:space="preserve">. After 1981, significant changes in coral growth and luminescence were found: skeletal density decreased (-9.9%), linear extension increased (+6.6%), and skeletal luminescence was less intense (-1.6%). The Atlantic Multidecadal Oscillation (AMO) explained changes in skeletal density (8–10%) and linear extension (7–19%). Air temperature explained changes in skeletal luminescence (22–45%). Water flow of the Canal del Dique showed continuous increases since 1981, but it did not contribute significantly to coral skeletal growth and skeletal luminescence. The growth of </w:t>
+      </w:r>
+      <w:r>
+        <w:rPr>
+          <w:rFonts w:ascii="Times New Roman" w:hAnsi="Times New Roman" w:cs="Times New Roman"/>
+          <w:bCs/>
+          <w:i/>
+          <w:iCs/>
+          <w:sz w:val="24"/>
+          <w:szCs w:val="24"/>
+          <w:lang w:val="en-US"/>
+        </w:rPr>
+        <w:t xml:space="preserve">O. </w:t>
+      </w:r>
+      <w:proofErr w:type="spellStart"/>
+      <w:r>
+        <w:rPr>
+          <w:rFonts w:ascii="Times New Roman" w:hAnsi="Times New Roman" w:cs="Times New Roman"/>
+          <w:bCs/>
+          <w:i/>
+          <w:iCs/>
+          <w:sz w:val="24"/>
+          <w:szCs w:val="24"/>
+          <w:lang w:val="en-US"/>
+        </w:rPr>
+        <w:t>faveolata</w:t>
+      </w:r>
+      <w:proofErr w:type="spellEnd"/>
       <w:r>
         <w:rPr>
           <w:rFonts w:ascii="Times New Roman" w:hAnsi="Times New Roman" w:cs="Times New Roman"/>
@@ -2080,7 +2344,17 @@
           <w:szCs w:val="24"/>
           <w:lang w:val="en-US"/>
         </w:rPr>
-        <w:t>, photoacclimat</w:t>
+        <w:t xml:space="preserve">, </w:t>
+      </w:r>
+      <w:proofErr w:type="spellStart"/>
+      <w:r>
+        <w:rPr>
+          <w:rFonts w:ascii="Times New Roman" w:hAnsi="Times New Roman" w:cs="Times New Roman"/>
+          <w:sz w:val="24"/>
+          <w:szCs w:val="24"/>
+          <w:lang w:val="en-US"/>
+        </w:rPr>
+        <w:t>photoacclimat</w:t>
       </w:r>
       <w:r>
         <w:rPr>
@@ -2091,6 +2365,7 @@
         </w:rPr>
         <w:t>ing</w:t>
       </w:r>
+      <w:proofErr w:type="spellEnd"/>
       <w:r>
         <w:rPr>
           <w:rFonts w:ascii="Times New Roman" w:hAnsi="Times New Roman" w:cs="Times New Roman"/>
@@ -2490,6 +2765,7 @@
         </w:rPr>
         <w:t xml:space="preserve">coral </w:t>
       </w:r>
+      <w:proofErr w:type="spellStart"/>
       <w:r>
         <w:rPr>
           <w:rFonts w:ascii="Times New Roman" w:hAnsi="Times New Roman" w:cs="Times New Roman"/>
@@ -2499,8 +2775,33 @@
           <w:szCs w:val="24"/>
           <w:lang w:val="en-US"/>
         </w:rPr>
-        <w:t>Orbicella faveolata</w:t>
-      </w:r>
+        <w:t>Orbicella</w:t>
+      </w:r>
+      <w:proofErr w:type="spellEnd"/>
+      <w:r>
+        <w:rPr>
+          <w:rFonts w:ascii="Times New Roman" w:hAnsi="Times New Roman" w:cs="Times New Roman"/>
+          <w:i/>
+          <w:color w:val="221E1F"/>
+          <w:sz w:val="24"/>
+          <w:szCs w:val="24"/>
+          <w:lang w:val="en-US"/>
+        </w:rPr>
+        <w:t xml:space="preserve"> </w:t>
+      </w:r>
+      <w:proofErr w:type="spellStart"/>
+      <w:r>
+        <w:rPr>
+          <w:rFonts w:ascii="Times New Roman" w:hAnsi="Times New Roman" w:cs="Times New Roman"/>
+          <w:i/>
+          <w:color w:val="221E1F"/>
+          <w:sz w:val="24"/>
+          <w:szCs w:val="24"/>
+          <w:lang w:val="en-US"/>
+        </w:rPr>
+        <w:t>faveolata</w:t>
+      </w:r>
+      <w:proofErr w:type="spellEnd"/>
       <w:r>
         <w:rPr>
           <w:rFonts w:ascii="Times New Roman" w:hAnsi="Times New Roman" w:cs="Times New Roman"/>
@@ -3259,14 +3560,34 @@
         </w:rPr>
         <w:t xml:space="preserve">. (d) </w:t>
       </w:r>
+      <w:proofErr w:type="spellStart"/>
       <w:r>
         <w:rPr>
           <w:rFonts w:ascii="Times New Roman" w:hAnsi="Times New Roman" w:cs="Times New Roman"/>
           <w:i/>
           <w:lang w:val="en-US"/>
         </w:rPr>
-        <w:t>Orbicella faveolata</w:t>
-      </w:r>
+        <w:t>Orbicella</w:t>
+      </w:r>
+      <w:proofErr w:type="spellEnd"/>
+      <w:r>
+        <w:rPr>
+          <w:rFonts w:ascii="Times New Roman" w:hAnsi="Times New Roman" w:cs="Times New Roman"/>
+          <w:i/>
+          <w:lang w:val="en-US"/>
+        </w:rPr>
+        <w:t xml:space="preserve"> </w:t>
+      </w:r>
+      <w:proofErr w:type="spellStart"/>
+      <w:r>
+        <w:rPr>
+          <w:rFonts w:ascii="Times New Roman" w:hAnsi="Times New Roman" w:cs="Times New Roman"/>
+          <w:i/>
+          <w:lang w:val="en-US"/>
+        </w:rPr>
+        <w:t>faveolata</w:t>
+      </w:r>
+      <w:proofErr w:type="spellEnd"/>
       <w:r>
         <w:rPr>
           <w:rFonts w:ascii="Times New Roman" w:hAnsi="Times New Roman" w:cs="Times New Roman"/>
@@ -3303,13 +3624,23 @@
         </w:rPr>
         <w:t xml:space="preserve">: </w:t>
       </w:r>
+      <w:proofErr w:type="spellStart"/>
       <w:r>
         <w:rPr>
           <w:rFonts w:ascii="Times New Roman" w:hAnsi="Times New Roman" w:cs="Times New Roman"/>
           <w:i/>
           <w:lang w:val="en-US"/>
         </w:rPr>
-        <w:t>Colpophyllia natans</w:t>
+        <w:t>Colpophyllia</w:t>
+      </w:r>
+      <w:proofErr w:type="spellEnd"/>
+      <w:r>
+        <w:rPr>
+          <w:rFonts w:ascii="Times New Roman" w:hAnsi="Times New Roman" w:cs="Times New Roman"/>
+          <w:i/>
+          <w:lang w:val="en-US"/>
+        </w:rPr>
+        <w:t xml:space="preserve"> natans</w:t>
       </w:r>
       <w:r>
         <w:rPr>
@@ -3318,14 +3649,34 @@
         </w:rPr>
         <w:t xml:space="preserve">, </w:t>
       </w:r>
+      <w:proofErr w:type="spellStart"/>
       <w:r>
         <w:rPr>
           <w:rFonts w:ascii="Times New Roman" w:hAnsi="Times New Roman" w:cs="Times New Roman"/>
           <w:i/>
           <w:lang w:val="en-US"/>
         </w:rPr>
-        <w:t>Pseudodiploria clivosa</w:t>
-      </w:r>
+        <w:t>Pseudodiploria</w:t>
+      </w:r>
+      <w:proofErr w:type="spellEnd"/>
+      <w:r>
+        <w:rPr>
+          <w:rFonts w:ascii="Times New Roman" w:hAnsi="Times New Roman" w:cs="Times New Roman"/>
+          <w:i/>
+          <w:lang w:val="en-US"/>
+        </w:rPr>
+        <w:t xml:space="preserve"> </w:t>
+      </w:r>
+      <w:proofErr w:type="spellStart"/>
+      <w:r>
+        <w:rPr>
+          <w:rFonts w:ascii="Times New Roman" w:hAnsi="Times New Roman" w:cs="Times New Roman"/>
+          <w:i/>
+          <w:lang w:val="en-US"/>
+        </w:rPr>
+        <w:t>clivosa</w:t>
+      </w:r>
+      <w:proofErr w:type="spellEnd"/>
       <w:r>
         <w:rPr>
           <w:rFonts w:ascii="Times New Roman" w:hAnsi="Times New Roman" w:cs="Times New Roman"/>
@@ -3333,13 +3684,23 @@
         </w:rPr>
         <w:t xml:space="preserve">, </w:t>
       </w:r>
+      <w:proofErr w:type="spellStart"/>
       <w:r>
         <w:rPr>
           <w:rFonts w:ascii="Times New Roman" w:hAnsi="Times New Roman" w:cs="Times New Roman"/>
           <w:i/>
           <w:lang w:val="en-US"/>
         </w:rPr>
-        <w:t>Agaricia tenuifolia</w:t>
+        <w:t>Agaricia</w:t>
+      </w:r>
+      <w:proofErr w:type="spellEnd"/>
+      <w:r>
+        <w:rPr>
+          <w:rFonts w:ascii="Times New Roman" w:hAnsi="Times New Roman" w:cs="Times New Roman"/>
+          <w:i/>
+          <w:lang w:val="en-US"/>
+        </w:rPr>
+        <w:t xml:space="preserve"> tenuifolia</w:t>
       </w:r>
       <w:r>
         <w:rPr>
@@ -3348,14 +3709,34 @@
         </w:rPr>
         <w:t xml:space="preserve">, </w:t>
       </w:r>
+      <w:proofErr w:type="spellStart"/>
       <w:r>
         <w:rPr>
           <w:rFonts w:ascii="Times New Roman" w:hAnsi="Times New Roman" w:cs="Times New Roman"/>
           <w:i/>
           <w:lang w:val="en-US"/>
         </w:rPr>
-        <w:t>Siderastrea siderea</w:t>
-      </w:r>
+        <w:t>Siderastrea</w:t>
+      </w:r>
+      <w:proofErr w:type="spellEnd"/>
+      <w:r>
+        <w:rPr>
+          <w:rFonts w:ascii="Times New Roman" w:hAnsi="Times New Roman" w:cs="Times New Roman"/>
+          <w:i/>
+          <w:lang w:val="en-US"/>
+        </w:rPr>
+        <w:t xml:space="preserve"> </w:t>
+      </w:r>
+      <w:proofErr w:type="spellStart"/>
+      <w:r>
+        <w:rPr>
+          <w:rFonts w:ascii="Times New Roman" w:hAnsi="Times New Roman" w:cs="Times New Roman"/>
+          <w:i/>
+          <w:lang w:val="en-US"/>
+        </w:rPr>
+        <w:t>siderea</w:t>
+      </w:r>
+      <w:proofErr w:type="spellEnd"/>
       <w:r>
         <w:rPr>
           <w:rFonts w:ascii="Times New Roman" w:hAnsi="Times New Roman" w:cs="Times New Roman"/>
@@ -3369,8 +3750,18 @@
           <w:i/>
           <w:lang w:val="en-US"/>
         </w:rPr>
-        <w:t>O. faveolata</w:t>
-      </w:r>
+        <w:t xml:space="preserve">O. </w:t>
+      </w:r>
+      <w:proofErr w:type="spellStart"/>
+      <w:r>
+        <w:rPr>
+          <w:rFonts w:ascii="Times New Roman" w:hAnsi="Times New Roman" w:cs="Times New Roman"/>
+          <w:i/>
+          <w:lang w:val="en-US"/>
+        </w:rPr>
+        <w:t>faveolata</w:t>
+      </w:r>
+      <w:proofErr w:type="spellEnd"/>
       <w:r>
         <w:rPr>
           <w:rFonts w:ascii="Times New Roman" w:hAnsi="Times New Roman" w:cs="Times New Roman"/>
@@ -3645,7 +4036,27 @@
           <w:szCs w:val="24"/>
           <w:lang w:val="en-US"/>
         </w:rPr>
-        <w:t xml:space="preserve">. While sedimentary evidence suggests that Cartagena Bay had a significant presence of scleractinian corals and seagrasses during the late Holocene </w:t>
+        <w:t xml:space="preserve">. While sedimentary evidence suggests that Cartagena Bay had a significant presence of </w:t>
+      </w:r>
+      <w:proofErr w:type="spellStart"/>
+      <w:r>
+        <w:rPr>
+          <w:rFonts w:ascii="Times New Roman" w:hAnsi="Times New Roman" w:cs="Times New Roman"/>
+          <w:sz w:val="24"/>
+          <w:szCs w:val="24"/>
+          <w:lang w:val="en-US"/>
+        </w:rPr>
+        <w:t>scleractinian</w:t>
+      </w:r>
+      <w:proofErr w:type="spellEnd"/>
+      <w:r>
+        <w:rPr>
+          <w:rFonts w:ascii="Times New Roman" w:hAnsi="Times New Roman" w:cs="Times New Roman"/>
+          <w:sz w:val="24"/>
+          <w:szCs w:val="24"/>
+          <w:lang w:val="en-US"/>
+        </w:rPr>
+        <w:t xml:space="preserve"> corals and seagrasses during the late Holocene </w:t>
       </w:r>
       <w:r>
         <w:rPr>
@@ -4042,7 +4453,27 @@
           <w:szCs w:val="24"/>
           <w:lang w:val="en-US"/>
         </w:rPr>
-        <w:t xml:space="preserve"> resilience to climate change impacts (Zweifler et al. 2021)</w:t>
+        <w:t xml:space="preserve"> resilience to climate change impacts (</w:t>
+      </w:r>
+      <w:proofErr w:type="spellStart"/>
+      <w:r>
+        <w:rPr>
+          <w:rFonts w:ascii="Times New Roman" w:hAnsi="Times New Roman" w:cs="Times New Roman"/>
+          <w:sz w:val="24"/>
+          <w:szCs w:val="24"/>
+          <w:lang w:val="en-US"/>
+        </w:rPr>
+        <w:t>Zweifler</w:t>
+      </w:r>
+      <w:proofErr w:type="spellEnd"/>
+      <w:r>
+        <w:rPr>
+          <w:rFonts w:ascii="Times New Roman" w:hAnsi="Times New Roman" w:cs="Times New Roman"/>
+          <w:sz w:val="24"/>
+          <w:szCs w:val="24"/>
+          <w:lang w:val="en-US"/>
+        </w:rPr>
+        <w:t xml:space="preserve"> et al. 2021)</w:t>
       </w:r>
       <w:r>
         <w:rPr>
@@ -4203,7 +4634,47 @@
           <w:szCs w:val="24"/>
           <w:lang w:val="en-US"/>
         </w:rPr>
-        <w:t xml:space="preserve"> (e.g, exothecal dissepiments thickness)</w:t>
+        <w:t xml:space="preserve"> (</w:t>
+      </w:r>
+      <w:proofErr w:type="spellStart"/>
+      <w:r>
+        <w:rPr>
+          <w:rFonts w:ascii="Times New Roman" w:hAnsi="Times New Roman" w:cs="Times New Roman"/>
+          <w:sz w:val="24"/>
+          <w:szCs w:val="24"/>
+          <w:lang w:val="en-US"/>
+        </w:rPr>
+        <w:t>e.g</w:t>
+      </w:r>
+      <w:proofErr w:type="spellEnd"/>
+      <w:r>
+        <w:rPr>
+          <w:rFonts w:ascii="Times New Roman" w:hAnsi="Times New Roman" w:cs="Times New Roman"/>
+          <w:sz w:val="24"/>
+          <w:szCs w:val="24"/>
+          <w:lang w:val="en-US"/>
+        </w:rPr>
+        <w:t xml:space="preserve">, </w:t>
+      </w:r>
+      <w:proofErr w:type="spellStart"/>
+      <w:r>
+        <w:rPr>
+          <w:rFonts w:ascii="Times New Roman" w:hAnsi="Times New Roman" w:cs="Times New Roman"/>
+          <w:sz w:val="24"/>
+          <w:szCs w:val="24"/>
+          <w:lang w:val="en-US"/>
+        </w:rPr>
+        <w:t>exothecal</w:t>
+      </w:r>
+      <w:proofErr w:type="spellEnd"/>
+      <w:r>
+        <w:rPr>
+          <w:rFonts w:ascii="Times New Roman" w:hAnsi="Times New Roman" w:cs="Times New Roman"/>
+          <w:sz w:val="24"/>
+          <w:szCs w:val="24"/>
+          <w:lang w:val="en-US"/>
+        </w:rPr>
+        <w:t xml:space="preserve"> dissepiments thickness)</w:t>
       </w:r>
       <w:r>
         <w:rPr>
@@ -4277,6 +4748,7 @@
         </w:rPr>
         <w:t xml:space="preserve">. In corals of the genus </w:t>
       </w:r>
+      <w:proofErr w:type="spellStart"/>
       <w:r>
         <w:rPr>
           <w:rFonts w:ascii="Times New Roman" w:hAnsi="Times New Roman" w:cs="Times New Roman"/>
@@ -4288,6 +4760,7 @@
         </w:rPr>
         <w:t>Orbicella</w:t>
       </w:r>
+      <w:proofErr w:type="spellEnd"/>
       <w:r>
         <w:rPr>
           <w:rFonts w:ascii="Times New Roman" w:hAnsi="Times New Roman" w:cs="Times New Roman"/>
@@ -4506,8 +4979,9 @@
           <w:szCs w:val="24"/>
           <w:lang w:val="en-US"/>
         </w:rPr>
-        <w:t>O. faveolat</w:t>
-      </w:r>
+        <w:t xml:space="preserve">O. </w:t>
+      </w:r>
+      <w:proofErr w:type="spellStart"/>
       <w:r>
         <w:rPr>
           <w:rFonts w:ascii="Times New Roman" w:hAnsi="Times New Roman" w:cs="Times New Roman"/>
@@ -4517,124 +4991,7 @@
           <w:szCs w:val="24"/>
           <w:lang w:val="en-US"/>
         </w:rPr>
-        <w:t>a</w:t>
-      </w:r>
-      <w:r>
-        <w:rPr>
-          <w:rFonts w:ascii="Times New Roman" w:hAnsi="Times New Roman" w:cs="Times New Roman"/>
-          <w:sz w:val="24"/>
-          <w:szCs w:val="24"/>
-          <w:lang w:val="en-US"/>
-        </w:rPr>
-        <w:t xml:space="preserve"> </w:t>
-      </w:r>
-      <w:r>
-        <w:rPr>
-          <w:rFonts w:ascii="Times New Roman" w:hAnsi="Times New Roman" w:cs="Times New Roman"/>
-          <w:sz w:val="24"/>
-          <w:szCs w:val="24"/>
-          <w:lang w:val="en-US"/>
-        </w:rPr>
-        <w:t xml:space="preserve">to high turbidity and pollution </w:t>
-      </w:r>
-      <w:r>
-        <w:rPr>
-          <w:rFonts w:ascii="Times New Roman" w:hAnsi="Times New Roman" w:cs="Times New Roman"/>
-          <w:sz w:val="24"/>
-          <w:szCs w:val="24"/>
-          <w:lang w:val="en-US"/>
-        </w:rPr>
-        <w:t>in Varadero</w:t>
-      </w:r>
-      <w:r>
-        <w:rPr>
-          <w:rFonts w:ascii="Times New Roman" w:hAnsi="Times New Roman" w:cs="Times New Roman"/>
-          <w:sz w:val="24"/>
-          <w:szCs w:val="24"/>
-          <w:lang w:val="en-US"/>
-        </w:rPr>
-        <w:t xml:space="preserve"> </w:t>
-      </w:r>
-      <w:r>
-        <w:rPr>
-          <w:rFonts w:ascii="Times New Roman" w:hAnsi="Times New Roman" w:cs="Times New Roman"/>
-          <w:sz w:val="24"/>
-          <w:szCs w:val="24"/>
-          <w:lang w:val="en-US"/>
-        </w:rPr>
-        <w:t>R</w:t>
-      </w:r>
-      <w:r>
-        <w:rPr>
-          <w:rFonts w:ascii="Times New Roman" w:hAnsi="Times New Roman" w:cs="Times New Roman"/>
-          <w:sz w:val="24"/>
-          <w:szCs w:val="24"/>
-          <w:lang w:val="en-US"/>
-        </w:rPr>
-        <w:t>eef</w:t>
-      </w:r>
-      <w:r>
-        <w:rPr>
-          <w:rFonts w:ascii="Times New Roman" w:hAnsi="Times New Roman" w:cs="Times New Roman"/>
-          <w:sz w:val="24"/>
-          <w:szCs w:val="24"/>
-          <w:lang w:val="en-US"/>
-        </w:rPr>
-        <w:t xml:space="preserve">, Colombia (Fig. 1). </w:t>
-      </w:r>
-      <w:r>
-        <w:rPr>
-          <w:rFonts w:ascii="Times New Roman" w:hAnsi="Times New Roman" w:cs="Times New Roman"/>
-          <w:sz w:val="24"/>
-          <w:szCs w:val="24"/>
-          <w:lang w:val="en-US"/>
-        </w:rPr>
-        <w:t>W</w:t>
-      </w:r>
-      <w:r>
-        <w:rPr>
-          <w:rFonts w:ascii="Times New Roman" w:hAnsi="Times New Roman" w:cs="Times New Roman"/>
-          <w:sz w:val="24"/>
-          <w:szCs w:val="24"/>
-          <w:lang w:val="en-US"/>
-        </w:rPr>
-        <w:t>e measured coral growth parameters</w:t>
-      </w:r>
-      <w:r>
-        <w:rPr>
-          <w:rFonts w:ascii="Times New Roman" w:hAnsi="Times New Roman" w:cs="Times New Roman"/>
-          <w:sz w:val="24"/>
-          <w:szCs w:val="24"/>
-          <w:lang w:val="en-US"/>
-        </w:rPr>
-        <w:t xml:space="preserve"> (</w:t>
-      </w:r>
-      <w:r>
-        <w:rPr>
-          <w:rFonts w:ascii="Times New Roman" w:hAnsi="Times New Roman" w:cs="Times New Roman"/>
-          <w:sz w:val="24"/>
-          <w:szCs w:val="24"/>
-          <w:lang w:val="en-US"/>
-        </w:rPr>
-        <w:t>skeletal density, linear extension, calcification rates</w:t>
-      </w:r>
-      <w:r>
-        <w:rPr>
-          <w:rFonts w:ascii="Times New Roman" w:hAnsi="Times New Roman" w:cs="Times New Roman"/>
-          <w:sz w:val="24"/>
-          <w:szCs w:val="24"/>
-          <w:lang w:val="en-US"/>
-        </w:rPr>
-        <w:t>)</w:t>
-      </w:r>
-      <w:r>
-        <w:rPr>
-          <w:rFonts w:ascii="Times New Roman" w:hAnsi="Times New Roman" w:cs="Times New Roman"/>
-          <w:sz w:val="24"/>
-          <w:szCs w:val="24"/>
-          <w:lang w:val="en-US"/>
-        </w:rPr>
-        <w:t xml:space="preserve"> and skeletal luminescence, in </w:t>
+        <w:t>faveolat</w:t>
       </w:r>
       <w:r>
         <w:rPr>
@@ -4645,8 +5002,163 @@
           <w:szCs w:val="24"/>
           <w:lang w:val="en-US"/>
         </w:rPr>
-        <w:t>Orbicella faveolata</w:t>
-      </w:r>
+        <w:t>a</w:t>
+      </w:r>
+      <w:proofErr w:type="spellEnd"/>
+      <w:r>
+        <w:rPr>
+          <w:rFonts w:ascii="Times New Roman" w:hAnsi="Times New Roman" w:cs="Times New Roman"/>
+          <w:sz w:val="24"/>
+          <w:szCs w:val="24"/>
+          <w:lang w:val="en-US"/>
+        </w:rPr>
+        <w:t xml:space="preserve"> </w:t>
+      </w:r>
+      <w:r>
+        <w:rPr>
+          <w:rFonts w:ascii="Times New Roman" w:hAnsi="Times New Roman" w:cs="Times New Roman"/>
+          <w:sz w:val="24"/>
+          <w:szCs w:val="24"/>
+          <w:lang w:val="en-US"/>
+        </w:rPr>
+        <w:t xml:space="preserve">to high turbidity and pollution </w:t>
+      </w:r>
+      <w:r>
+        <w:rPr>
+          <w:rFonts w:ascii="Times New Roman" w:hAnsi="Times New Roman" w:cs="Times New Roman"/>
+          <w:sz w:val="24"/>
+          <w:szCs w:val="24"/>
+          <w:lang w:val="en-US"/>
+        </w:rPr>
+        <w:t>in Varadero</w:t>
+      </w:r>
+      <w:r>
+        <w:rPr>
+          <w:rFonts w:ascii="Times New Roman" w:hAnsi="Times New Roman" w:cs="Times New Roman"/>
+          <w:sz w:val="24"/>
+          <w:szCs w:val="24"/>
+          <w:lang w:val="en-US"/>
+        </w:rPr>
+        <w:t xml:space="preserve"> </w:t>
+      </w:r>
+      <w:r>
+        <w:rPr>
+          <w:rFonts w:ascii="Times New Roman" w:hAnsi="Times New Roman" w:cs="Times New Roman"/>
+          <w:sz w:val="24"/>
+          <w:szCs w:val="24"/>
+          <w:lang w:val="en-US"/>
+        </w:rPr>
+        <w:t>R</w:t>
+      </w:r>
+      <w:r>
+        <w:rPr>
+          <w:rFonts w:ascii="Times New Roman" w:hAnsi="Times New Roman" w:cs="Times New Roman"/>
+          <w:sz w:val="24"/>
+          <w:szCs w:val="24"/>
+          <w:lang w:val="en-US"/>
+        </w:rPr>
+        <w:t>eef</w:t>
+      </w:r>
+      <w:r>
+        <w:rPr>
+          <w:rFonts w:ascii="Times New Roman" w:hAnsi="Times New Roman" w:cs="Times New Roman"/>
+          <w:sz w:val="24"/>
+          <w:szCs w:val="24"/>
+          <w:lang w:val="en-US"/>
+        </w:rPr>
+        <w:t xml:space="preserve">, Colombia (Fig. 1). </w:t>
+      </w:r>
+      <w:r>
+        <w:rPr>
+          <w:rFonts w:ascii="Times New Roman" w:hAnsi="Times New Roman" w:cs="Times New Roman"/>
+          <w:sz w:val="24"/>
+          <w:szCs w:val="24"/>
+          <w:lang w:val="en-US"/>
+        </w:rPr>
+        <w:t>W</w:t>
+      </w:r>
+      <w:r>
+        <w:rPr>
+          <w:rFonts w:ascii="Times New Roman" w:hAnsi="Times New Roman" w:cs="Times New Roman"/>
+          <w:sz w:val="24"/>
+          <w:szCs w:val="24"/>
+          <w:lang w:val="en-US"/>
+        </w:rPr>
+        <w:t>e measured coral growth parameters</w:t>
+      </w:r>
+      <w:r>
+        <w:rPr>
+          <w:rFonts w:ascii="Times New Roman" w:hAnsi="Times New Roman" w:cs="Times New Roman"/>
+          <w:sz w:val="24"/>
+          <w:szCs w:val="24"/>
+          <w:lang w:val="en-US"/>
+        </w:rPr>
+        <w:t xml:space="preserve"> (</w:t>
+      </w:r>
+      <w:r>
+        <w:rPr>
+          <w:rFonts w:ascii="Times New Roman" w:hAnsi="Times New Roman" w:cs="Times New Roman"/>
+          <w:sz w:val="24"/>
+          <w:szCs w:val="24"/>
+          <w:lang w:val="en-US"/>
+        </w:rPr>
+        <w:t>skeletal density, linear extension, calcification rates</w:t>
+      </w:r>
+      <w:r>
+        <w:rPr>
+          <w:rFonts w:ascii="Times New Roman" w:hAnsi="Times New Roman" w:cs="Times New Roman"/>
+          <w:sz w:val="24"/>
+          <w:szCs w:val="24"/>
+          <w:lang w:val="en-US"/>
+        </w:rPr>
+        <w:t>)</w:t>
+      </w:r>
+      <w:r>
+        <w:rPr>
+          <w:rFonts w:ascii="Times New Roman" w:hAnsi="Times New Roman" w:cs="Times New Roman"/>
+          <w:sz w:val="24"/>
+          <w:szCs w:val="24"/>
+          <w:lang w:val="en-US"/>
+        </w:rPr>
+        <w:t xml:space="preserve"> and skeletal luminescence, in </w:t>
+      </w:r>
+      <w:proofErr w:type="spellStart"/>
+      <w:r>
+        <w:rPr>
+          <w:rFonts w:ascii="Times New Roman" w:hAnsi="Times New Roman" w:cs="Times New Roman"/>
+          <w:i/>
+          <w:iCs/>
+          <w:sz w:val="24"/>
+          <w:szCs w:val="24"/>
+          <w:lang w:val="en-US"/>
+        </w:rPr>
+        <w:t>Orbicella</w:t>
+      </w:r>
+      <w:proofErr w:type="spellEnd"/>
+      <w:r>
+        <w:rPr>
+          <w:rFonts w:ascii="Times New Roman" w:hAnsi="Times New Roman" w:cs="Times New Roman"/>
+          <w:i/>
+          <w:iCs/>
+          <w:sz w:val="24"/>
+          <w:szCs w:val="24"/>
+          <w:lang w:val="en-US"/>
+        </w:rPr>
+        <w:t xml:space="preserve"> </w:t>
+      </w:r>
+      <w:proofErr w:type="spellStart"/>
+      <w:r>
+        <w:rPr>
+          <w:rFonts w:ascii="Times New Roman" w:hAnsi="Times New Roman" w:cs="Times New Roman"/>
+          <w:i/>
+          <w:iCs/>
+          <w:sz w:val="24"/>
+          <w:szCs w:val="24"/>
+          <w:lang w:val="en-US"/>
+        </w:rPr>
+        <w:t>faveolata</w:t>
+      </w:r>
+      <w:proofErr w:type="spellEnd"/>
       <w:r>
         <w:rPr>
           <w:rFonts w:ascii="Times New Roman" w:hAnsi="Times New Roman" w:cs="Times New Roman"/>
@@ -5080,8 +5592,20 @@
           <w:szCs w:val="24"/>
           <w:lang w:val="en-US"/>
         </w:rPr>
-        <w:t xml:space="preserve"> faveolata</w:t>
-      </w:r>
+        <w:t xml:space="preserve"> </w:t>
+      </w:r>
+      <w:proofErr w:type="spellStart"/>
+      <w:r>
+        <w:rPr>
+          <w:rFonts w:ascii="Times New Roman" w:hAnsi="Times New Roman" w:cs="Times New Roman"/>
+          <w:i/>
+          <w:sz w:val="24"/>
+          <w:szCs w:val="24"/>
+          <w:lang w:val="en-US"/>
+        </w:rPr>
+        <w:t>faveolata</w:t>
+      </w:r>
+      <w:proofErr w:type="spellEnd"/>
       <w:r>
         <w:rPr>
           <w:rFonts w:ascii="Times New Roman" w:hAnsi="Times New Roman" w:cs="Times New Roman"/>
@@ -5268,7 +5792,17 @@
           <w:szCs w:val="24"/>
           <w:lang w:val="en-US"/>
         </w:rPr>
-        <w:t>for coral settlement and growth</w:t>
+        <w:t xml:space="preserve">for coral settlement and </w:t>
+      </w:r>
+      <w:proofErr w:type="gramStart"/>
+      <w:r>
+        <w:rPr>
+          <w:rFonts w:ascii="Times New Roman" w:hAnsi="Times New Roman" w:cs="Times New Roman"/>
+          <w:sz w:val="24"/>
+          <w:szCs w:val="24"/>
+          <w:lang w:val="en-US"/>
+        </w:rPr>
+        <w:t>growth</w:t>
       </w:r>
       <w:r>
         <w:rPr>
@@ -5288,6 +5822,7 @@
         </w:rPr>
         <w:t xml:space="preserve"> and</w:t>
       </w:r>
+      <w:proofErr w:type="gramEnd"/>
       <w:r>
         <w:rPr>
           <w:rFonts w:ascii="Times New Roman" w:hAnsi="Times New Roman" w:cs="Times New Roman"/>
@@ -7248,6 +7783,7 @@
         </w:rPr>
         <w:t xml:space="preserve"> </w:t>
       </w:r>
+      <w:proofErr w:type="spellStart"/>
       <w:r>
         <w:rPr>
           <w:rFonts w:ascii="Times New Roman" w:hAnsi="Times New Roman" w:cs="Times New Roman"/>
@@ -7258,6 +7794,7 @@
         </w:rPr>
         <w:t>faveolata</w:t>
       </w:r>
+      <w:proofErr w:type="spellEnd"/>
       <w:r>
         <w:rPr>
           <w:rFonts w:ascii="Times New Roman" w:hAnsi="Times New Roman" w:cs="Times New Roman"/>
@@ -7540,7 +8077,27 @@
           <w:szCs w:val="24"/>
           <w:lang w:val="en-US"/>
         </w:rPr>
-        <w:t xml:space="preserve"> Carricart-Ganivet </w:t>
+        <w:t xml:space="preserve"> </w:t>
+      </w:r>
+      <w:proofErr w:type="spellStart"/>
+      <w:r>
+        <w:rPr>
+          <w:rFonts w:ascii="Times New Roman" w:hAnsi="Times New Roman" w:cs="Times New Roman"/>
+          <w:sz w:val="24"/>
+          <w:szCs w:val="24"/>
+          <w:lang w:val="en-US"/>
+        </w:rPr>
+        <w:t>Carricart-Ganivet</w:t>
+      </w:r>
+      <w:proofErr w:type="spellEnd"/>
+      <w:r>
+        <w:rPr>
+          <w:rFonts w:ascii="Times New Roman" w:hAnsi="Times New Roman" w:cs="Times New Roman"/>
+          <w:sz w:val="24"/>
+          <w:szCs w:val="24"/>
+          <w:lang w:val="en-US"/>
+        </w:rPr>
+        <w:t xml:space="preserve"> </w:t>
       </w:r>
       <w:r>
         <w:rPr>
@@ -8074,14 +8631,25 @@
         </w:rPr>
         <w:t xml:space="preserve">he best </w:t>
       </w:r>
-      <w:r>
-        <w:rPr>
-          <w:rFonts w:ascii="Times New Roman" w:hAnsi="Times New Roman" w:cs="Times New Roman"/>
-          <w:sz w:val="24"/>
-          <w:szCs w:val="24"/>
-          <w:lang w:val="en-US"/>
-        </w:rPr>
-        <w:t>planes for observing the densit</w:t>
+      <w:proofErr w:type="gramStart"/>
+      <w:r>
+        <w:rPr>
+          <w:rFonts w:ascii="Times New Roman" w:hAnsi="Times New Roman" w:cs="Times New Roman"/>
+          <w:sz w:val="24"/>
+          <w:szCs w:val="24"/>
+          <w:lang w:val="en-US"/>
+        </w:rPr>
+        <w:t>planes</w:t>
+      </w:r>
+      <w:proofErr w:type="gramEnd"/>
+      <w:r>
+        <w:rPr>
+          <w:rFonts w:ascii="Times New Roman" w:hAnsi="Times New Roman" w:cs="Times New Roman"/>
+          <w:sz w:val="24"/>
+          <w:szCs w:val="24"/>
+          <w:lang w:val="en-US"/>
+        </w:rPr>
+        <w:t xml:space="preserve"> for observing the densit</w:t>
       </w:r>
       <w:r>
         <w:rPr>
@@ -8493,7 +9061,27 @@
           <w:szCs w:val="24"/>
           <w:lang w:val="en-US"/>
         </w:rPr>
-        <w:t>images were visualized and analyzed using RadiAnt DICOM Viewer 4.0.</w:t>
+        <w:t xml:space="preserve">images were visualized and analyzed using </w:t>
+      </w:r>
+      <w:proofErr w:type="spellStart"/>
+      <w:r>
+        <w:rPr>
+          <w:rFonts w:ascii="Times New Roman" w:hAnsi="Times New Roman" w:cs="Times New Roman"/>
+          <w:sz w:val="24"/>
+          <w:szCs w:val="24"/>
+          <w:lang w:val="en-US"/>
+        </w:rPr>
+        <w:t>RadiAnt</w:t>
+      </w:r>
+      <w:proofErr w:type="spellEnd"/>
+      <w:r>
+        <w:rPr>
+          <w:rFonts w:ascii="Times New Roman" w:hAnsi="Times New Roman" w:cs="Times New Roman"/>
+          <w:sz w:val="24"/>
+          <w:szCs w:val="24"/>
+          <w:lang w:val="en-US"/>
+        </w:rPr>
+        <w:t xml:space="preserve"> DICOM Viewer 4.0.</w:t>
       </w:r>
       <w:r>
         <w:rPr>
@@ -8587,8 +9175,19 @@
           <w:szCs w:val="24"/>
           <w:lang w:val="en-US"/>
         </w:rPr>
-        <w:t xml:space="preserve"> for orbicellid</w:t>
-      </w:r>
+        <w:t xml:space="preserve"> for </w:t>
+      </w:r>
+      <w:proofErr w:type="spellStart"/>
+      <w:r>
+        <w:rPr>
+          <w:rFonts w:ascii="Times New Roman" w:hAnsi="Times New Roman" w:cs="Times New Roman"/>
+          <w:sz w:val="24"/>
+          <w:szCs w:val="24"/>
+          <w:lang w:val="en-US"/>
+        </w:rPr>
+        <w:t>orbicellid</w:t>
+      </w:r>
+      <w:proofErr w:type="spellEnd"/>
       <w:r>
         <w:rPr>
           <w:rFonts w:ascii="Times New Roman" w:hAnsi="Times New Roman" w:cs="Times New Roman"/>
@@ -8892,7 +9491,36 @@
           <w:szCs w:val="24"/>
           <w:lang w:val="en-US"/>
         </w:rPr>
-        <w:t xml:space="preserve"> the climatology </w:t>
+        <w:t xml:space="preserve"> the </w:t>
+      </w:r>
+      <w:r>
+        <w:rPr>
+          <w:rFonts w:ascii="Times New Roman" w:hAnsi="Times New Roman" w:cs="Times New Roman"/>
+          <w:sz w:val="24"/>
+          <w:szCs w:val="24"/>
+          <w:highlight w:val="yellow"/>
+          <w:lang w:val="en-US"/>
+        </w:rPr>
+        <w:t xml:space="preserve">SST </w:t>
+      </w:r>
+      <w:r>
+        <w:rPr>
+          <w:rFonts w:ascii="Times New Roman" w:hAnsi="Times New Roman" w:cs="Times New Roman"/>
+          <w:sz w:val="24"/>
+          <w:szCs w:val="24"/>
+          <w:highlight w:val="yellow"/>
+          <w:lang w:val="en-US"/>
+        </w:rPr>
+        <w:t>climatology</w:t>
+      </w:r>
+      <w:r>
+        <w:rPr>
+          <w:rFonts w:ascii="Times New Roman" w:hAnsi="Times New Roman" w:cs="Times New Roman"/>
+          <w:sz w:val="24"/>
+          <w:szCs w:val="24"/>
+          <w:lang w:val="en-US"/>
+        </w:rPr>
+        <w:t xml:space="preserve"> </w:t>
       </w:r>
       <w:r>
         <w:rPr>
@@ -9399,6 +10027,7 @@
         </w:rPr>
         <w:t xml:space="preserve">O. </w:t>
       </w:r>
+      <w:proofErr w:type="spellStart"/>
       <w:r>
         <w:rPr>
           <w:rFonts w:ascii="Times New Roman" w:hAnsi="Times New Roman" w:cs="Times New Roman"/>
@@ -9415,6 +10044,7 @@
         </w:rPr>
         <w:t>a</w:t>
       </w:r>
+      <w:proofErr w:type="spellEnd"/>
       <w:r>
         <w:rPr>
           <w:rFonts w:ascii="Times New Roman" w:hAnsi="Times New Roman" w:cs="Times New Roman"/>
@@ -9992,7 +10622,27 @@
           <w:szCs w:val="24"/>
           <w:lang w:val="en-US"/>
         </w:rPr>
-        <w:t xml:space="preserve">annual exothecal </w:t>
+        <w:t xml:space="preserve">annual </w:t>
+      </w:r>
+      <w:proofErr w:type="spellStart"/>
+      <w:r>
+        <w:rPr>
+          <w:rFonts w:ascii="Times New Roman" w:hAnsi="Times New Roman" w:cs="Times New Roman"/>
+          <w:sz w:val="24"/>
+          <w:szCs w:val="24"/>
+          <w:lang w:val="en-US"/>
+        </w:rPr>
+        <w:t>exothecal</w:t>
+      </w:r>
+      <w:proofErr w:type="spellEnd"/>
+      <w:r>
+        <w:rPr>
+          <w:rFonts w:ascii="Times New Roman" w:hAnsi="Times New Roman" w:cs="Times New Roman"/>
+          <w:sz w:val="24"/>
+          <w:szCs w:val="24"/>
+          <w:lang w:val="en-US"/>
+        </w:rPr>
+        <w:t xml:space="preserve"> </w:t>
       </w:r>
       <w:r>
         <w:rPr>
@@ -10153,8 +10803,19 @@
           <w:szCs w:val="24"/>
           <w:lang w:val="en-US"/>
         </w:rPr>
-        <w:t xml:space="preserve"> exotheca</w:t>
-      </w:r>
+        <w:t xml:space="preserve"> </w:t>
+      </w:r>
+      <w:proofErr w:type="spellStart"/>
+      <w:r>
+        <w:rPr>
+          <w:rFonts w:ascii="Times New Roman" w:hAnsi="Times New Roman" w:cs="Times New Roman"/>
+          <w:sz w:val="24"/>
+          <w:szCs w:val="24"/>
+          <w:lang w:val="en-US"/>
+        </w:rPr>
+        <w:t>exotheca</w:t>
+      </w:r>
+      <w:proofErr w:type="spellEnd"/>
       <w:r>
         <w:rPr>
           <w:rFonts w:ascii="Times New Roman" w:hAnsi="Times New Roman" w:cs="Times New Roman"/>
@@ -10656,7 +11317,27 @@
           <w:szCs w:val="24"/>
           <w:lang w:val="en-US"/>
         </w:rPr>
-        <w:t>under UV-A light (Opalux blacklight bulb T8 20W</w:t>
+        <w:t>under UV-A light (</w:t>
+      </w:r>
+      <w:proofErr w:type="spellStart"/>
+      <w:r>
+        <w:rPr>
+          <w:rFonts w:ascii="Times New Roman" w:hAnsi="Times New Roman" w:cs="Times New Roman"/>
+          <w:sz w:val="24"/>
+          <w:szCs w:val="24"/>
+          <w:lang w:val="en-US"/>
+        </w:rPr>
+        <w:t>Opalux</w:t>
+      </w:r>
+      <w:proofErr w:type="spellEnd"/>
+      <w:r>
+        <w:rPr>
+          <w:rFonts w:ascii="Times New Roman" w:hAnsi="Times New Roman" w:cs="Times New Roman"/>
+          <w:sz w:val="24"/>
+          <w:szCs w:val="24"/>
+          <w:lang w:val="en-US"/>
+        </w:rPr>
+        <w:t xml:space="preserve"> blacklight bulb T8 20W</w:t>
       </w:r>
       <w:r>
         <w:rPr>
@@ -11576,7 +12257,17 @@
           <w:szCs w:val="24"/>
           <w:lang w:val="en-US"/>
         </w:rPr>
-        <w:t>the Instituto de Hidrolog</w:t>
+        <w:t xml:space="preserve">the Instituto de </w:t>
+      </w:r>
+      <w:proofErr w:type="spellStart"/>
+      <w:r>
+        <w:rPr>
+          <w:rFonts w:ascii="Times New Roman" w:hAnsi="Times New Roman" w:cs="Times New Roman"/>
+          <w:sz w:val="24"/>
+          <w:szCs w:val="24"/>
+          <w:lang w:val="en-US"/>
+        </w:rPr>
+        <w:t>Hidrolog</w:t>
       </w:r>
       <w:r>
         <w:rPr>
@@ -11594,7 +12285,27 @@
           <w:szCs w:val="24"/>
           <w:lang w:val="en-US"/>
         </w:rPr>
-        <w:t>a, Metereolog</w:t>
+        <w:t>a</w:t>
+      </w:r>
+      <w:proofErr w:type="spellEnd"/>
+      <w:r>
+        <w:rPr>
+          <w:rFonts w:ascii="Times New Roman" w:hAnsi="Times New Roman" w:cs="Times New Roman"/>
+          <w:sz w:val="24"/>
+          <w:szCs w:val="24"/>
+          <w:lang w:val="en-US"/>
+        </w:rPr>
+        <w:t xml:space="preserve">, </w:t>
+      </w:r>
+      <w:proofErr w:type="spellStart"/>
+      <w:r>
+        <w:rPr>
+          <w:rFonts w:ascii="Times New Roman" w:hAnsi="Times New Roman" w:cs="Times New Roman"/>
+          <w:sz w:val="24"/>
+          <w:szCs w:val="24"/>
+          <w:lang w:val="en-US"/>
+        </w:rPr>
+        <w:t>Metereolog</w:t>
       </w:r>
       <w:r>
         <w:rPr>
@@ -11612,7 +12323,57 @@
           <w:szCs w:val="24"/>
           <w:lang w:val="en-US"/>
         </w:rPr>
-        <w:t>a y Estudios Ambientales (IDEAM)</w:t>
+        <w:t>a</w:t>
+      </w:r>
+      <w:proofErr w:type="spellEnd"/>
+      <w:r>
+        <w:rPr>
+          <w:rFonts w:ascii="Times New Roman" w:hAnsi="Times New Roman" w:cs="Times New Roman"/>
+          <w:sz w:val="24"/>
+          <w:szCs w:val="24"/>
+          <w:lang w:val="en-US"/>
+        </w:rPr>
+        <w:t xml:space="preserve"> y </w:t>
+      </w:r>
+      <w:proofErr w:type="spellStart"/>
+      <w:r>
+        <w:rPr>
+          <w:rFonts w:ascii="Times New Roman" w:hAnsi="Times New Roman" w:cs="Times New Roman"/>
+          <w:sz w:val="24"/>
+          <w:szCs w:val="24"/>
+          <w:lang w:val="en-US"/>
+        </w:rPr>
+        <w:t>Estudios</w:t>
+      </w:r>
+      <w:proofErr w:type="spellEnd"/>
+      <w:r>
+        <w:rPr>
+          <w:rFonts w:ascii="Times New Roman" w:hAnsi="Times New Roman" w:cs="Times New Roman"/>
+          <w:sz w:val="24"/>
+          <w:szCs w:val="24"/>
+          <w:lang w:val="en-US"/>
+        </w:rPr>
+        <w:t xml:space="preserve"> </w:t>
+      </w:r>
+      <w:proofErr w:type="spellStart"/>
+      <w:r>
+        <w:rPr>
+          <w:rFonts w:ascii="Times New Roman" w:hAnsi="Times New Roman" w:cs="Times New Roman"/>
+          <w:sz w:val="24"/>
+          <w:szCs w:val="24"/>
+          <w:lang w:val="en-US"/>
+        </w:rPr>
+        <w:t>Ambientales</w:t>
+      </w:r>
+      <w:proofErr w:type="spellEnd"/>
+      <w:r>
+        <w:rPr>
+          <w:rFonts w:ascii="Times New Roman" w:hAnsi="Times New Roman" w:cs="Times New Roman"/>
+          <w:sz w:val="24"/>
+          <w:szCs w:val="24"/>
+          <w:lang w:val="en-US"/>
+        </w:rPr>
+        <w:t xml:space="preserve"> (IDEAM)</w:t>
       </w:r>
       <w:r>
         <w:rPr>
@@ -13924,6 +14685,7 @@
           <w:iCs/>
           <w:sz w:val="24"/>
           <w:szCs w:val="24"/>
+          <w:highlight w:val="yellow"/>
           <w:lang w:val="en-US"/>
         </w:rPr>
         <w:t>Fathom</w:t>
@@ -13933,9 +14695,39 @@
           <w:rFonts w:ascii="Times New Roman" w:hAnsi="Times New Roman" w:cs="Times New Roman"/>
           <w:sz w:val="24"/>
           <w:szCs w:val="24"/>
-          <w:lang w:val="en-US"/>
-        </w:rPr>
-        <w:t xml:space="preserve"> package in Matlab vR20</w:t>
+          <w:highlight w:val="yellow"/>
+          <w:lang w:val="en-US"/>
+        </w:rPr>
+        <w:t xml:space="preserve"> package</w:t>
+      </w:r>
+      <w:r>
+        <w:rPr>
+          <w:rFonts w:ascii="Times New Roman" w:hAnsi="Times New Roman" w:cs="Times New Roman"/>
+          <w:sz w:val="24"/>
+          <w:szCs w:val="24"/>
+          <w:lang w:val="en-US"/>
+        </w:rPr>
+        <w:t xml:space="preserve"> in </w:t>
+      </w:r>
+      <w:proofErr w:type="spellStart"/>
+      <w:r>
+        <w:rPr>
+          <w:rFonts w:ascii="Times New Roman" w:hAnsi="Times New Roman" w:cs="Times New Roman"/>
+          <w:sz w:val="24"/>
+          <w:szCs w:val="24"/>
+          <w:lang w:val="en-US"/>
+        </w:rPr>
+        <w:t>Matlab</w:t>
+      </w:r>
+      <w:proofErr w:type="spellEnd"/>
+      <w:r>
+        <w:rPr>
+          <w:rFonts w:ascii="Times New Roman" w:hAnsi="Times New Roman" w:cs="Times New Roman"/>
+          <w:sz w:val="24"/>
+          <w:szCs w:val="24"/>
+          <w:lang w:val="en-US"/>
+        </w:rPr>
+        <w:t xml:space="preserve"> vR20</w:t>
       </w:r>
       <w:r>
         <w:rPr>
@@ -14592,8 +15384,18 @@
           <w:i/>
           <w:lang w:val="en-US"/>
         </w:rPr>
-        <w:t>O. faveolata</w:t>
-      </w:r>
+        <w:t xml:space="preserve">O. </w:t>
+      </w:r>
+      <w:proofErr w:type="spellStart"/>
+      <w:r>
+        <w:rPr>
+          <w:rFonts w:ascii="Times New Roman" w:hAnsi="Times New Roman" w:cs="Times New Roman"/>
+          <w:i/>
+          <w:lang w:val="en-US"/>
+        </w:rPr>
+        <w:t>faveolata</w:t>
+      </w:r>
+      <w:proofErr w:type="spellEnd"/>
       <w:r>
         <w:rPr>
           <w:rFonts w:ascii="Times New Roman" w:hAnsi="Times New Roman" w:cs="Times New Roman"/>
@@ -21891,7 +22693,23 @@
           <w:rFonts w:ascii="Times New Roman" w:hAnsi="Times New Roman" w:cs="Times New Roman"/>
           <w:lang w:val="en-US"/>
         </w:rPr>
-        <w:t xml:space="preserve">All regressions have intercept set to zero. </w:t>
+        <w:t xml:space="preserve">All regressions have </w:t>
+      </w:r>
+      <w:proofErr w:type="gramStart"/>
+      <w:r>
+        <w:rPr>
+          <w:rFonts w:ascii="Times New Roman" w:hAnsi="Times New Roman" w:cs="Times New Roman"/>
+          <w:lang w:val="en-US"/>
+        </w:rPr>
+        <w:t>intercept set</w:t>
+      </w:r>
+      <w:proofErr w:type="gramEnd"/>
+      <w:r>
+        <w:rPr>
+          <w:rFonts w:ascii="Times New Roman" w:hAnsi="Times New Roman" w:cs="Times New Roman"/>
+          <w:lang w:val="en-US"/>
+        </w:rPr>
+        <w:t xml:space="preserve"> to zero. </w:t>
       </w:r>
       <w:r>
         <w:rPr>
@@ -23005,7 +23823,23 @@
           <w:rFonts w:ascii="Times New Roman" w:hAnsi="Times New Roman" w:cs="Times New Roman"/>
           <w:lang w:val="en-US"/>
         </w:rPr>
-        <w:t>2015. All regressions have intercept set to zero. Significant slopes are identified with a p-value of &lt; 0.05</w:t>
+        <w:t xml:space="preserve">2015. All regressions have </w:t>
+      </w:r>
+      <w:proofErr w:type="gramStart"/>
+      <w:r>
+        <w:rPr>
+          <w:rFonts w:ascii="Times New Roman" w:hAnsi="Times New Roman" w:cs="Times New Roman"/>
+          <w:lang w:val="en-US"/>
+        </w:rPr>
+        <w:t>intercept set</w:t>
+      </w:r>
+      <w:proofErr w:type="gramEnd"/>
+      <w:r>
+        <w:rPr>
+          <w:rFonts w:ascii="Times New Roman" w:hAnsi="Times New Roman" w:cs="Times New Roman"/>
+          <w:lang w:val="en-US"/>
+        </w:rPr>
+        <w:t xml:space="preserve"> to zero. Significant slopes are identified with a p-value of &lt; 0.05</w:t>
       </w:r>
       <w:r>
         <w:rPr>
@@ -23907,8 +24741,21 @@
           <w:szCs w:val="24"/>
           <w:lang w:val="en-US"/>
         </w:rPr>
-        <w:t>O. faveolata</w:t>
-      </w:r>
+        <w:t xml:space="preserve">O. </w:t>
+      </w:r>
+      <w:proofErr w:type="spellStart"/>
+      <w:r>
+        <w:rPr>
+          <w:rFonts w:ascii="Times New Roman" w:hAnsi="Times New Roman" w:cs="Times New Roman"/>
+          <w:i/>
+          <w:iCs/>
+          <w:sz w:val="24"/>
+          <w:szCs w:val="24"/>
+          <w:lang w:val="en-US"/>
+        </w:rPr>
+        <w:t>faveolata</w:t>
+      </w:r>
+      <w:proofErr w:type="spellEnd"/>
       <w:r>
         <w:rPr>
           <w:rFonts w:ascii="Times New Roman" w:hAnsi="Times New Roman" w:cs="Times New Roman"/>
@@ -24412,53 +25259,9 @@
           <w:szCs w:val="24"/>
           <w:lang w:val="en-US"/>
         </w:rPr>
-        <w:t>O. faveolata</w:t>
-      </w:r>
-      <w:r>
-        <w:rPr>
-          <w:rFonts w:ascii="Times New Roman" w:hAnsi="Times New Roman" w:cs="Times New Roman"/>
-          <w:sz w:val="24"/>
-          <w:szCs w:val="24"/>
-          <w:lang w:val="en-US"/>
-        </w:rPr>
-        <w:t xml:space="preserve"> at 4 m depth in Varadero Reef </w:t>
-      </w:r>
-      <w:r>
-        <w:rPr>
-          <w:rFonts w:ascii="Times New Roman" w:hAnsi="Times New Roman" w:cs="Times New Roman"/>
-          <w:sz w:val="24"/>
-          <w:szCs w:val="24"/>
-          <w:lang w:val="en-US"/>
-        </w:rPr>
-        <w:t>are</w:t>
-      </w:r>
-      <w:r>
-        <w:rPr>
-          <w:rFonts w:ascii="Times New Roman" w:hAnsi="Times New Roman" w:cs="Times New Roman"/>
-          <w:sz w:val="24"/>
-          <w:szCs w:val="24"/>
-          <w:lang w:val="en-US"/>
-        </w:rPr>
-        <w:t xml:space="preserve"> similar to th</w:t>
-      </w:r>
-      <w:r>
-        <w:rPr>
-          <w:rFonts w:ascii="Times New Roman" w:hAnsi="Times New Roman" w:cs="Times New Roman"/>
-          <w:sz w:val="24"/>
-          <w:szCs w:val="24"/>
-          <w:lang w:val="en-US"/>
-        </w:rPr>
-        <w:t>ose</w:t>
-      </w:r>
-      <w:r>
-        <w:rPr>
-          <w:rFonts w:ascii="Times New Roman" w:hAnsi="Times New Roman" w:cs="Times New Roman"/>
-          <w:sz w:val="24"/>
-          <w:szCs w:val="24"/>
-          <w:lang w:val="en-US"/>
-        </w:rPr>
-        <w:t xml:space="preserve"> observed in </w:t>
-      </w:r>
+        <w:t xml:space="preserve">O. </w:t>
+      </w:r>
+      <w:proofErr w:type="spellStart"/>
       <w:r>
         <w:rPr>
           <w:rFonts w:ascii="Times New Roman" w:hAnsi="Times New Roman" w:cs="Times New Roman"/>
@@ -24468,356 +25271,53 @@
           <w:szCs w:val="24"/>
           <w:lang w:val="en-US"/>
         </w:rPr>
-        <w:t>O. faveolata</w:t>
-      </w:r>
-      <w:r>
-        <w:rPr>
-          <w:rFonts w:ascii="Times New Roman" w:hAnsi="Times New Roman" w:cs="Times New Roman"/>
-          <w:sz w:val="24"/>
-          <w:szCs w:val="24"/>
-          <w:lang w:val="en-US"/>
-        </w:rPr>
-        <w:t xml:space="preserve"> colonies at 12 m depth in </w:t>
-      </w:r>
-      <w:r>
-        <w:rPr>
-          <w:rFonts w:ascii="Times New Roman" w:hAnsi="Times New Roman" w:cs="Times New Roman"/>
-          <w:sz w:val="24"/>
-          <w:szCs w:val="24"/>
-          <w:lang w:val="en-US"/>
-        </w:rPr>
-        <w:t>reefs of</w:t>
-      </w:r>
-      <w:r>
-        <w:rPr>
-          <w:rFonts w:ascii="Times New Roman" w:hAnsi="Times New Roman" w:cs="Times New Roman"/>
-          <w:sz w:val="24"/>
-          <w:szCs w:val="24"/>
-          <w:lang w:val="en-US"/>
-        </w:rPr>
-        <w:t xml:space="preserve"> the</w:t>
-      </w:r>
-      <w:r>
-        <w:rPr>
-          <w:rFonts w:ascii="Times New Roman" w:hAnsi="Times New Roman" w:cs="Times New Roman"/>
-          <w:sz w:val="24"/>
-          <w:szCs w:val="24"/>
-          <w:lang w:val="en-US"/>
-        </w:rPr>
-        <w:t xml:space="preserve"> </w:t>
-      </w:r>
-      <w:r>
-        <w:rPr>
-          <w:rFonts w:ascii="Times New Roman" w:hAnsi="Times New Roman" w:cs="Times New Roman"/>
-          <w:sz w:val="24"/>
-          <w:szCs w:val="24"/>
-          <w:lang w:val="en-US"/>
-        </w:rPr>
-        <w:t>Rosario Islands (Colombian Caribbean)</w:t>
-      </w:r>
-      <w:r>
-        <w:rPr>
-          <w:rFonts w:ascii="Times New Roman" w:hAnsi="Times New Roman" w:cs="Times New Roman"/>
-          <w:sz w:val="24"/>
-          <w:szCs w:val="24"/>
-          <w:lang w:val="en-US"/>
-        </w:rPr>
-        <w:t>, where</w:t>
-      </w:r>
-      <w:r>
-        <w:rPr>
-          <w:rFonts w:ascii="Times New Roman" w:hAnsi="Times New Roman" w:cs="Times New Roman"/>
-          <w:sz w:val="24"/>
-          <w:szCs w:val="24"/>
-          <w:lang w:val="en-US"/>
-        </w:rPr>
-        <w:t xml:space="preserve"> </w:t>
-      </w:r>
-      <w:r>
-        <w:rPr>
-          <w:rFonts w:ascii="Times New Roman" w:hAnsi="Times New Roman" w:cs="Times New Roman"/>
-          <w:sz w:val="24"/>
-          <w:szCs w:val="24"/>
-          <w:lang w:val="en-US"/>
-        </w:rPr>
-        <w:t xml:space="preserve">the </w:t>
-      </w:r>
-      <w:r>
-        <w:rPr>
-          <w:rFonts w:ascii="Times New Roman" w:hAnsi="Times New Roman" w:cs="Times New Roman"/>
-          <w:sz w:val="24"/>
-          <w:szCs w:val="24"/>
-          <w:lang w:val="en-US"/>
-        </w:rPr>
-        <w:t>quality</w:t>
-      </w:r>
-      <w:r>
-        <w:rPr>
-          <w:rFonts w:ascii="Times New Roman" w:hAnsi="Times New Roman" w:cs="Times New Roman"/>
-          <w:sz w:val="24"/>
-          <w:szCs w:val="24"/>
-          <w:lang w:val="en-US"/>
-        </w:rPr>
-        <w:t xml:space="preserve"> of the optical properties of </w:t>
-      </w:r>
-      <w:r>
-        <w:rPr>
-          <w:rFonts w:ascii="Times New Roman" w:hAnsi="Times New Roman" w:cs="Times New Roman"/>
-          <w:sz w:val="24"/>
-          <w:szCs w:val="24"/>
-          <w:lang w:val="en-US"/>
-        </w:rPr>
-        <w:t xml:space="preserve">water </w:t>
-      </w:r>
-      <w:r>
-        <w:rPr>
-          <w:rFonts w:ascii="Times New Roman" w:hAnsi="Times New Roman" w:cs="Times New Roman"/>
-          <w:sz w:val="24"/>
-          <w:szCs w:val="24"/>
-          <w:lang w:val="en-US"/>
-        </w:rPr>
-        <w:t>is better</w:t>
-      </w:r>
-      <w:r>
-        <w:rPr>
-          <w:rFonts w:ascii="Times New Roman" w:hAnsi="Times New Roman" w:cs="Times New Roman"/>
-          <w:sz w:val="24"/>
-          <w:szCs w:val="24"/>
-          <w:lang w:val="en-US"/>
-        </w:rPr>
-        <w:t xml:space="preserve"> </w:t>
-      </w:r>
-      <w:r>
-        <w:rPr>
-          <w:rFonts w:ascii="Times New Roman" w:hAnsi="Times New Roman" w:cs="Times New Roman"/>
-          <w:sz w:val="24"/>
-          <w:szCs w:val="24"/>
-          <w:lang w:val="en-US"/>
-        </w:rPr>
-        <w:fldChar w:fldCharType="begin"/>
-      </w:r>
-      <w:r>
-        <w:rPr>
-          <w:rFonts w:ascii="Times New Roman" w:hAnsi="Times New Roman" w:cs="Times New Roman"/>
-          <w:sz w:val="24"/>
-          <w:szCs w:val="24"/>
-          <w:lang w:val="en-US"/>
-        </w:rPr>
-        <w:instrText xml:space="preserve"> ADDIN ZOTERO_ITEM CSL_CITATION {"citationID":"mIMCKzpQ","properties":{"formattedCitation":"(L\\uc0\\u243{}pez-Londo\\uc0\\u241{}o et al. 2021)","plainCitation":"(López-Londoño et al. 2021)","noteIndex":0},"citationItems":[{"id":7930,"uris":["http://zotero.org/users/9344658/items/APHLSFRS"],"itemData":{"id":7930,"type":"article-journal","abstract":"Abstract\n            \n              Degradation of water optical properties due to anthropogenic disturbances is a common phenomenon in coastal waters globally. Although this condition is associated with multiple drivers that affect corals health in multiple ways, its effect on light availability and photosynthetic energy acquisition has been largely neglected. Here, we describe how declining the water optical quality in a coastal reef exposed to a turbid plume of water originating from a man-made channel compromises the functionality of the keystone coral species\n              Orbicella faveolata\n              . We found highly variable water optical conditions with significant effects on the light quantity and quality available for corals. Low-light phenotypes close to theoretical limits of photoacclimation were found at shallow depths as a result of reduced light penetration. The estimated photosynthetically fixed energy depletion with increasing depth was associated with patterns of colony mortality and vertical habitat compression. A numerical model illustrates the potential effect of the progressive water quality degradation on coral mortality and population decline along the depth gradient. Collectively, our findings suggest that preserving the water properties seeking to maximize light penetration through the water column is essential for maintaining the coral reef structure and associated ecosystem services.","container-title":"Coral Reefs","DOI":"10.1007/s00338-021-02133-7","ISSN":"0722-4028, 1432-0975","issue":"4","journalAbbreviation":"Coral Reefs","language":"en","page":"1243-1256","source":"DOI.org (Crossref)","title":"Physiological and ecological consequences of the water optical properties degradation on reef corals","volume":"40","author":[{"family":"López-Londoño","given":"Tomás"},{"family":"Galindo-Martínez","given":"Claudia T."},{"family":"Gómez-Campo","given":"Kelly"},{"family":"González-Guerrero","given":"Luis A."},{"family":"Roitman","given":"Sofia"},{"family":"Pollock","given":"F. Joseph"},{"family":"Pizarro","given":"Valeria"},{"family":"López-Victoria","given":"Mateo"},{"family":"Medina","given":"Mónica"},{"family":"Iglesias-Prieto","given":"Roberto"}],"issued":{"date-parts":[["2021",8]]}}}],"schema":"https://github.com/citation-style-language/schema/raw/master/csl-citation.json"} </w:instrText>
-      </w:r>
-      <w:r>
-        <w:rPr>
-          <w:rFonts w:ascii="Times New Roman" w:hAnsi="Times New Roman" w:cs="Times New Roman"/>
-          <w:sz w:val="24"/>
-          <w:szCs w:val="24"/>
-          <w:lang w:val="en-US"/>
-        </w:rPr>
-        <w:fldChar w:fldCharType="separate"/>
-      </w:r>
-      <w:r>
-        <w:rPr>
-          <w:rFonts w:ascii="Times New Roman" w:hAnsi="Times New Roman" w:cs="Times New Roman"/>
-          <w:sz w:val="24"/>
-          <w:lang w:val="en-US"/>
-        </w:rPr>
-        <w:t>(López-Londoño et al. 2021)</w:t>
-      </w:r>
-      <w:r>
-        <w:rPr>
-          <w:rFonts w:ascii="Times New Roman" w:hAnsi="Times New Roman" w:cs="Times New Roman"/>
-          <w:sz w:val="24"/>
-          <w:szCs w:val="24"/>
-          <w:lang w:val="en-US"/>
-        </w:rPr>
-        <w:fldChar w:fldCharType="end"/>
-      </w:r>
-      <w:r>
-        <w:rPr>
-          <w:rFonts w:ascii="Times New Roman" w:hAnsi="Times New Roman" w:cs="Times New Roman"/>
-          <w:sz w:val="24"/>
-          <w:szCs w:val="24"/>
-          <w:lang w:val="en-US"/>
-        </w:rPr>
-        <w:t>.</w:t>
-      </w:r>
-      <w:r>
-        <w:rPr>
-          <w:rFonts w:ascii="Times New Roman" w:hAnsi="Times New Roman" w:cs="Times New Roman"/>
-          <w:sz w:val="24"/>
-          <w:szCs w:val="24"/>
-          <w:lang w:val="en-US"/>
-        </w:rPr>
-        <w:t xml:space="preserve"> </w:t>
-      </w:r>
-      <w:r>
-        <w:rPr>
-          <w:rFonts w:ascii="Times New Roman" w:hAnsi="Times New Roman" w:cs="Times New Roman"/>
-          <w:sz w:val="24"/>
-          <w:szCs w:val="24"/>
-          <w:lang w:val="en-US"/>
-        </w:rPr>
-        <w:t xml:space="preserve">In response to </w:t>
-      </w:r>
-      <w:r>
-        <w:rPr>
-          <w:rFonts w:ascii="Times New Roman" w:hAnsi="Times New Roman" w:cs="Times New Roman"/>
-          <w:sz w:val="24"/>
-          <w:szCs w:val="24"/>
-          <w:lang w:val="en-US"/>
-        </w:rPr>
-        <w:t>reduced</w:t>
-      </w:r>
-      <w:r>
-        <w:rPr>
-          <w:rFonts w:ascii="Times New Roman" w:hAnsi="Times New Roman" w:cs="Times New Roman"/>
-          <w:sz w:val="24"/>
-          <w:szCs w:val="24"/>
-          <w:lang w:val="en-US"/>
-        </w:rPr>
-        <w:t xml:space="preserve"> light availability with increasing depth, </w:t>
-      </w:r>
-      <w:r>
-        <w:rPr>
-          <w:rFonts w:ascii="Times New Roman" w:hAnsi="Times New Roman" w:cs="Times New Roman"/>
-          <w:sz w:val="24"/>
-          <w:szCs w:val="24"/>
-          <w:lang w:val="en-US"/>
-        </w:rPr>
-        <w:t xml:space="preserve">orbicellid corals </w:t>
-      </w:r>
-      <w:r>
-        <w:rPr>
-          <w:rFonts w:ascii="Times New Roman" w:hAnsi="Times New Roman" w:cs="Times New Roman"/>
-          <w:sz w:val="24"/>
-          <w:szCs w:val="24"/>
-          <w:lang w:val="en-US"/>
-        </w:rPr>
-        <w:t xml:space="preserve">typically </w:t>
-      </w:r>
-      <w:r>
-        <w:rPr>
-          <w:rFonts w:ascii="Times New Roman" w:hAnsi="Times New Roman" w:cs="Times New Roman"/>
-          <w:sz w:val="24"/>
-          <w:szCs w:val="24"/>
-          <w:lang w:val="en-US"/>
-        </w:rPr>
-        <w:t>increas</w:t>
-      </w:r>
-      <w:r>
-        <w:rPr>
-          <w:rFonts w:ascii="Times New Roman" w:hAnsi="Times New Roman" w:cs="Times New Roman"/>
-          <w:sz w:val="24"/>
-          <w:szCs w:val="24"/>
-          <w:lang w:val="en-US"/>
-        </w:rPr>
-        <w:t xml:space="preserve">e </w:t>
-      </w:r>
-      <w:r>
-        <w:rPr>
-          <w:rFonts w:ascii="Times New Roman" w:hAnsi="Times New Roman" w:cs="Times New Roman"/>
-          <w:sz w:val="24"/>
-          <w:szCs w:val="24"/>
-          <w:lang w:val="en-US"/>
-        </w:rPr>
-        <w:t>skeletal densit</w:t>
-      </w:r>
-      <w:r>
-        <w:rPr>
-          <w:rFonts w:ascii="Times New Roman" w:hAnsi="Times New Roman" w:cs="Times New Roman"/>
-          <w:sz w:val="24"/>
-          <w:szCs w:val="24"/>
-          <w:lang w:val="en-US"/>
-        </w:rPr>
-        <w:t>y while</w:t>
-      </w:r>
-      <w:r>
-        <w:rPr>
-          <w:rFonts w:ascii="Times New Roman" w:hAnsi="Times New Roman" w:cs="Times New Roman"/>
-          <w:sz w:val="24"/>
-          <w:szCs w:val="24"/>
-          <w:lang w:val="en-US"/>
-        </w:rPr>
-        <w:t xml:space="preserve"> </w:t>
-      </w:r>
-      <w:r>
-        <w:rPr>
-          <w:rFonts w:ascii="Times New Roman" w:hAnsi="Times New Roman" w:cs="Times New Roman"/>
-          <w:sz w:val="24"/>
-          <w:szCs w:val="24"/>
-          <w:lang w:val="en-US"/>
-        </w:rPr>
-        <w:t>decreasing</w:t>
-      </w:r>
-      <w:r>
-        <w:rPr>
-          <w:rFonts w:ascii="Times New Roman" w:hAnsi="Times New Roman" w:cs="Times New Roman"/>
-          <w:sz w:val="24"/>
-          <w:szCs w:val="24"/>
-          <w:lang w:val="en-US"/>
-        </w:rPr>
-        <w:t xml:space="preserve"> linear extension and calcification rates </w:t>
-      </w:r>
-      <w:r>
-        <w:rPr>
-          <w:rFonts w:ascii="Times New Roman" w:hAnsi="Times New Roman" w:cs="Times New Roman"/>
-          <w:sz w:val="24"/>
-          <w:szCs w:val="24"/>
-          <w:lang w:val="en-US"/>
-        </w:rPr>
-        <w:fldChar w:fldCharType="begin"/>
-      </w:r>
-      <w:r>
-        <w:rPr>
-          <w:rFonts w:ascii="Times New Roman" w:hAnsi="Times New Roman" w:cs="Times New Roman"/>
-          <w:sz w:val="24"/>
-          <w:szCs w:val="24"/>
-          <w:lang w:val="en-US"/>
-        </w:rPr>
-        <w:instrText xml:space="preserve"> ADDIN ZOTERO_ITEM CSL_CITATION {"citationID":"52rOzDWi","properties":{"formattedCitation":"(Baker and Weber 1975; Dustan 1975; Bosscher 1993)","plainCitation":"(Baker and Weber 1975; Dustan 1975; Bosscher 1993)","noteIndex":0},"citationItems":[{"id":193,"uris":["http://zotero.org/users/9344658/items/XLJ8P8FR"],"itemData":{"id":193,"type":"article-journal","abstract":"Light and temperature are two of the most important physical factors affecting rates of growth of reef corals. The effect of light has been determined by X-radiographic measurement of long-term growth rates for 89 colonies of the coral Montastrea annularis collected over a 27.5-m depth range from St. Croix, U.S. Virgin Islands. These measurements, in conjunction with measurements of skeletal density, have established that M. annularis calcifies most rapidly at intermediate depths, and they have confirmed the identification of two distinct populations within this important frame-building species. ?? 1975.","container-title":"Earth and Planetary Science Letters","DOI":"10.1016/0012-821X(75)90160-0","ISSN":"0012821X","issue":"1","journalAbbreviation":"Earth Planet. Sci. Lett.","note":"ISBN: 0012-821X","page":"57-61","title":"Coral growth rate: Variation with depth","volume":"27","author":[{"family":"Baker","given":"Paul A."},{"family":"Weber","given":"Jon N."}],"issued":{"date-parts":[["1975"]]}}},{"id":144,"uris":["http://zotero.org/users/9344658/items/JKFBM78A"],"itemData":{"id":144,"type":"article-journal","abstract":"In this paper I describe and discuss the use of medical X-ray computerized tomography (CT) in the study of coral skeletons. CT generates X-ray images along freely chosen sections through the skeleton and offers, as well, the possibility of density measurements based on X-ray attenuation. This method has been applied to measure the skeletal density of the Caribbean reef-building coral Montastrea annularis, from Curacao, Netherlands Antilles. The observed, non-linear increase of skeletal density with depth can be attributed to decreasing photo- synthetic rates with increasing water depth. A comparison with extension rate measurements shows the inverse relationship between extension rate and skeletal density. CT proves to be a quick and non-destructive method to reveal growth structures (density banding) since it measures skeletal density.","container-title":"Coral Reefs","DOI":"10.1007/BF00302109","ISSN":"07224028","issue":"2","note":"PMID: 21385297\nISBN: 0722-4028","page":"97-103","title":"Computerized tomography and skeletal density of coral skeletons","volume":"12","author":[{"family":"Bosscher","given":"Hemmo"}],"issued":{"date-parts":[["1993"]]}}},{"id":271,"uris":["http://zotero.org/users/9344658/items/YD954HYW"],"itemData":{"id":271,"type":"article-journal","abstract":"The in-situ growth rate of the reef coral Montastrea annularis on a reef at Jamaica, W. Indies was determined for a 1-year period using Alizarin Red-S staining techniques. Growth rate is correlated with water depth and growth form. The flattened growth form of M. annularis allows for continued rapid increase in colony surface area at low light intensities. The geomorphology of Jamaican reefs may in part be controlled by the population ecology of M. annularis .","container-title":"Marine Biology","DOI":"10.1007/BF00390714","ISSN":"00253162","issue":"2","journalAbbreviation":"Mar. Biol.","note":"Citation Key: Dustan1975\nISBN: 0025-3162","page":"101-107","title":"Growth and form in the reef-building coral &lt;i&gt;Montastrea annularis&lt;/i&gt;","volume":"33","author":[{"family":"Dustan","given":"P."}],"issued":{"date-parts":[["1975"]]}}}],"schema":"https://github.com/citation-style-language/schema/raw/master/csl-citation.json"} </w:instrText>
-      </w:r>
-      <w:r>
-        <w:rPr>
-          <w:rFonts w:ascii="Times New Roman" w:hAnsi="Times New Roman" w:cs="Times New Roman"/>
-          <w:sz w:val="24"/>
-          <w:szCs w:val="24"/>
-          <w:lang w:val="en-US"/>
-        </w:rPr>
-        <w:fldChar w:fldCharType="separate"/>
-      </w:r>
-      <w:r>
-        <w:rPr>
-          <w:rFonts w:ascii="Times New Roman" w:hAnsi="Times New Roman" w:cs="Times New Roman"/>
-          <w:sz w:val="24"/>
-          <w:lang w:val="en-US"/>
-        </w:rPr>
-        <w:t>(Baker and Weber 1975; Dustan 1975; Bosscher 1993)</w:t>
-      </w:r>
-      <w:r>
-        <w:rPr>
-          <w:rFonts w:ascii="Times New Roman" w:hAnsi="Times New Roman" w:cs="Times New Roman"/>
-          <w:sz w:val="24"/>
-          <w:szCs w:val="24"/>
-          <w:lang w:val="en-US"/>
-        </w:rPr>
-        <w:fldChar w:fldCharType="end"/>
-      </w:r>
-      <w:r>
-        <w:rPr>
-          <w:rFonts w:ascii="Times New Roman" w:hAnsi="Times New Roman" w:cs="Times New Roman"/>
-          <w:sz w:val="24"/>
-          <w:szCs w:val="24"/>
-          <w:lang w:val="en-US"/>
-        </w:rPr>
-        <w:t>.</w:t>
-      </w:r>
-      <w:r>
-        <w:rPr>
-          <w:rFonts w:ascii="Times New Roman" w:hAnsi="Times New Roman" w:cs="Times New Roman"/>
-          <w:sz w:val="24"/>
-          <w:szCs w:val="24"/>
-          <w:lang w:val="en-US"/>
-        </w:rPr>
-        <w:t xml:space="preserve"> However, the skeletal growth characteristics of </w:t>
+        <w:t>faveolata</w:t>
+      </w:r>
+      <w:proofErr w:type="spellEnd"/>
+      <w:r>
+        <w:rPr>
+          <w:rFonts w:ascii="Times New Roman" w:hAnsi="Times New Roman" w:cs="Times New Roman"/>
+          <w:sz w:val="24"/>
+          <w:szCs w:val="24"/>
+          <w:lang w:val="en-US"/>
+        </w:rPr>
+        <w:t xml:space="preserve"> at 4 m depth in Varadero Reef </w:t>
+      </w:r>
+      <w:r>
+        <w:rPr>
+          <w:rFonts w:ascii="Times New Roman" w:hAnsi="Times New Roman" w:cs="Times New Roman"/>
+          <w:sz w:val="24"/>
+          <w:szCs w:val="24"/>
+          <w:lang w:val="en-US"/>
+        </w:rPr>
+        <w:t>are</w:t>
+      </w:r>
+      <w:r>
+        <w:rPr>
+          <w:rFonts w:ascii="Times New Roman" w:hAnsi="Times New Roman" w:cs="Times New Roman"/>
+          <w:sz w:val="24"/>
+          <w:szCs w:val="24"/>
+          <w:lang w:val="en-US"/>
+        </w:rPr>
+        <w:t xml:space="preserve"> similar to th</w:t>
+      </w:r>
+      <w:r>
+        <w:rPr>
+          <w:rFonts w:ascii="Times New Roman" w:hAnsi="Times New Roman" w:cs="Times New Roman"/>
+          <w:sz w:val="24"/>
+          <w:szCs w:val="24"/>
+          <w:lang w:val="en-US"/>
+        </w:rPr>
+        <w:t>ose</w:t>
+      </w:r>
+      <w:r>
+        <w:rPr>
+          <w:rFonts w:ascii="Times New Roman" w:hAnsi="Times New Roman" w:cs="Times New Roman"/>
+          <w:sz w:val="24"/>
+          <w:szCs w:val="24"/>
+          <w:lang w:val="en-US"/>
+        </w:rPr>
+        <w:t xml:space="preserve"> observed in </w:t>
       </w:r>
       <w:r>
         <w:rPr>
@@ -24828,143 +25328,9 @@
           <w:szCs w:val="24"/>
           <w:lang w:val="en-US"/>
         </w:rPr>
-        <w:t>O. faveolata</w:t>
-      </w:r>
-      <w:r>
-        <w:rPr>
-          <w:rFonts w:ascii="Times New Roman" w:hAnsi="Times New Roman" w:cs="Times New Roman"/>
-          <w:sz w:val="24"/>
-          <w:szCs w:val="24"/>
-          <w:lang w:val="en-US"/>
-        </w:rPr>
-        <w:t xml:space="preserve"> in Varadero Reef </w:t>
-      </w:r>
-      <w:r>
-        <w:rPr>
-          <w:rFonts w:ascii="Times New Roman" w:hAnsi="Times New Roman" w:cs="Times New Roman"/>
-          <w:sz w:val="24"/>
-          <w:szCs w:val="24"/>
-          <w:lang w:val="en-US"/>
-        </w:rPr>
-        <w:t xml:space="preserve">deviate from </w:t>
-      </w:r>
-      <w:r>
-        <w:rPr>
-          <w:rFonts w:ascii="Times New Roman" w:hAnsi="Times New Roman" w:cs="Times New Roman"/>
-          <w:sz w:val="24"/>
-          <w:szCs w:val="24"/>
-          <w:lang w:val="en-US"/>
-        </w:rPr>
-        <w:t xml:space="preserve">expected </w:t>
-      </w:r>
-      <w:r>
-        <w:rPr>
-          <w:rFonts w:ascii="Times New Roman" w:hAnsi="Times New Roman" w:cs="Times New Roman"/>
-          <w:sz w:val="24"/>
-          <w:szCs w:val="24"/>
-          <w:lang w:val="en-US"/>
-        </w:rPr>
-        <w:t xml:space="preserve">patterns </w:t>
-      </w:r>
-      <w:r>
-        <w:rPr>
-          <w:rFonts w:ascii="Times New Roman" w:hAnsi="Times New Roman" w:cs="Times New Roman"/>
-          <w:sz w:val="24"/>
-          <w:szCs w:val="24"/>
-          <w:lang w:val="en-US"/>
-        </w:rPr>
-        <w:t>for coral</w:t>
-      </w:r>
-      <w:r>
-        <w:rPr>
-          <w:rFonts w:ascii="Times New Roman" w:hAnsi="Times New Roman" w:cs="Times New Roman"/>
-          <w:sz w:val="24"/>
-          <w:szCs w:val="24"/>
-          <w:lang w:val="en-US"/>
-        </w:rPr>
-        <w:t>s</w:t>
-      </w:r>
-      <w:r>
-        <w:rPr>
-          <w:rFonts w:ascii="Times New Roman" w:hAnsi="Times New Roman" w:cs="Times New Roman"/>
-          <w:sz w:val="24"/>
-          <w:szCs w:val="24"/>
-          <w:lang w:val="en-US"/>
-        </w:rPr>
-        <w:t xml:space="preserve"> growing under low-light conditions.</w:t>
-      </w:r>
-      <w:r>
-        <w:rPr>
-          <w:rFonts w:ascii="Times New Roman" w:hAnsi="Times New Roman" w:cs="Times New Roman"/>
-          <w:sz w:val="24"/>
-          <w:szCs w:val="24"/>
-          <w:lang w:val="en-US"/>
-        </w:rPr>
-        <w:t xml:space="preserve"> </w:t>
-      </w:r>
-      <w:r>
-        <w:rPr>
-          <w:rFonts w:ascii="Times New Roman" w:hAnsi="Times New Roman" w:cs="Times New Roman"/>
-          <w:sz w:val="24"/>
-          <w:szCs w:val="24"/>
-          <w:lang w:val="en-US"/>
-        </w:rPr>
-        <w:t xml:space="preserve">Correlations </w:t>
-      </w:r>
-      <w:r>
-        <w:rPr>
-          <w:rFonts w:ascii="Times New Roman" w:hAnsi="Times New Roman" w:cs="Times New Roman"/>
-          <w:sz w:val="24"/>
-          <w:szCs w:val="24"/>
-          <w:lang w:val="en-US"/>
-        </w:rPr>
-        <w:t xml:space="preserve">between the growth variables </w:t>
-      </w:r>
-      <w:r>
-        <w:rPr>
-          <w:rFonts w:ascii="Times New Roman" w:hAnsi="Times New Roman" w:cs="Times New Roman"/>
-          <w:sz w:val="24"/>
-          <w:szCs w:val="24"/>
-          <w:lang w:val="en-US"/>
-        </w:rPr>
-        <w:t xml:space="preserve">suggest that the </w:t>
-      </w:r>
-      <w:r>
-        <w:rPr>
-          <w:rFonts w:ascii="Times New Roman" w:hAnsi="Times New Roman" w:cs="Times New Roman"/>
-          <w:sz w:val="24"/>
-          <w:szCs w:val="24"/>
-          <w:lang w:val="en-US"/>
-        </w:rPr>
-        <w:t xml:space="preserve">observed </w:t>
-      </w:r>
-      <w:r>
-        <w:rPr>
-          <w:rFonts w:ascii="Times New Roman" w:hAnsi="Times New Roman" w:cs="Times New Roman"/>
-          <w:sz w:val="24"/>
-          <w:szCs w:val="24"/>
-          <w:lang w:val="en-US"/>
-        </w:rPr>
-        <w:t>g</w:t>
-      </w:r>
-      <w:r>
-        <w:rPr>
-          <w:rFonts w:ascii="Times New Roman" w:hAnsi="Times New Roman" w:cs="Times New Roman"/>
-          <w:sz w:val="24"/>
-          <w:szCs w:val="24"/>
-          <w:lang w:val="en-US"/>
-        </w:rPr>
-        <w:t xml:space="preserve">rowth strategy </w:t>
-      </w:r>
-      <w:r>
-        <w:rPr>
-          <w:rFonts w:ascii="Times New Roman" w:hAnsi="Times New Roman" w:cs="Times New Roman"/>
-          <w:sz w:val="24"/>
-          <w:szCs w:val="24"/>
-          <w:lang w:val="en-US"/>
-        </w:rPr>
-        <w:t xml:space="preserve">of </w:t>
-      </w:r>
+        <w:t xml:space="preserve">O. </w:t>
+      </w:r>
+      <w:proofErr w:type="spellStart"/>
       <w:r>
         <w:rPr>
           <w:rFonts w:ascii="Times New Roman" w:hAnsi="Times New Roman" w:cs="Times New Roman"/>
@@ -24974,7 +25340,35 @@
           <w:szCs w:val="24"/>
           <w:lang w:val="en-US"/>
         </w:rPr>
-        <w:t>O. faveolata</w:t>
+        <w:t>faveolata</w:t>
+      </w:r>
+      <w:proofErr w:type="spellEnd"/>
+      <w:r>
+        <w:rPr>
+          <w:rFonts w:ascii="Times New Roman" w:hAnsi="Times New Roman" w:cs="Times New Roman"/>
+          <w:sz w:val="24"/>
+          <w:szCs w:val="24"/>
+          <w:lang w:val="en-US"/>
+        </w:rPr>
+        <w:t xml:space="preserve"> colonies at 12 m depth in </w:t>
+      </w:r>
+      <w:r>
+        <w:rPr>
+          <w:rFonts w:ascii="Times New Roman" w:hAnsi="Times New Roman" w:cs="Times New Roman"/>
+          <w:sz w:val="24"/>
+          <w:szCs w:val="24"/>
+          <w:lang w:val="en-US"/>
+        </w:rPr>
+        <w:t>reefs of</w:t>
+      </w:r>
+      <w:r>
+        <w:rPr>
+          <w:rFonts w:ascii="Times New Roman" w:hAnsi="Times New Roman" w:cs="Times New Roman"/>
+          <w:sz w:val="24"/>
+          <w:szCs w:val="24"/>
+          <w:lang w:val="en-US"/>
+        </w:rPr>
+        <w:t xml:space="preserve"> the</w:t>
       </w:r>
       <w:r>
         <w:rPr>
@@ -24992,25 +25386,16 @@
           <w:szCs w:val="24"/>
           <w:lang w:val="en-US"/>
         </w:rPr>
-        <w:t>focuses</w:t>
-      </w:r>
-      <w:r>
-        <w:rPr>
-          <w:rFonts w:ascii="Times New Roman" w:hAnsi="Times New Roman" w:cs="Times New Roman"/>
-          <w:sz w:val="24"/>
-          <w:szCs w:val="24"/>
-          <w:lang w:val="en-US"/>
-        </w:rPr>
-        <w:t xml:space="preserve"> on </w:t>
-      </w:r>
-      <w:r>
-        <w:rPr>
-          <w:rFonts w:ascii="Times New Roman" w:hAnsi="Times New Roman" w:cs="Times New Roman"/>
-          <w:sz w:val="24"/>
-          <w:szCs w:val="24"/>
-          <w:lang w:val="en-US"/>
-        </w:rPr>
-        <w:t>utilizing</w:t>
+        <w:t>Rosario Islands (Colombian Caribbean)</w:t>
+      </w:r>
+      <w:r>
+        <w:rPr>
+          <w:rFonts w:ascii="Times New Roman" w:hAnsi="Times New Roman" w:cs="Times New Roman"/>
+          <w:sz w:val="24"/>
+          <w:szCs w:val="24"/>
+          <w:lang w:val="en-US"/>
+        </w:rPr>
+        <w:t>, where</w:t>
       </w:r>
       <w:r>
         <w:rPr>
@@ -25028,70 +25413,52 @@
           <w:szCs w:val="24"/>
           <w:lang w:val="en-US"/>
         </w:rPr>
-        <w:t>calcification products</w:t>
-      </w:r>
-      <w:r>
-        <w:rPr>
-          <w:rFonts w:ascii="Times New Roman" w:hAnsi="Times New Roman" w:cs="Times New Roman"/>
-          <w:sz w:val="24"/>
-          <w:szCs w:val="24"/>
-          <w:lang w:val="en-US"/>
-        </w:rPr>
-        <w:t xml:space="preserve"> to </w:t>
-      </w:r>
-      <w:r>
-        <w:rPr>
-          <w:rFonts w:ascii="Times New Roman" w:hAnsi="Times New Roman" w:cs="Times New Roman"/>
-          <w:sz w:val="24"/>
-          <w:szCs w:val="24"/>
-          <w:lang w:val="en-US"/>
-        </w:rPr>
-        <w:t>achieve faster</w:t>
-      </w:r>
-      <w:r>
-        <w:rPr>
-          <w:rFonts w:ascii="Times New Roman" w:hAnsi="Times New Roman" w:cs="Times New Roman"/>
-          <w:sz w:val="24"/>
-          <w:szCs w:val="24"/>
-          <w:lang w:val="en-US"/>
-        </w:rPr>
-        <w:t xml:space="preserve"> vertical </w:t>
-      </w:r>
-      <w:r>
-        <w:rPr>
-          <w:rFonts w:ascii="Times New Roman" w:hAnsi="Times New Roman" w:cs="Times New Roman"/>
-          <w:sz w:val="24"/>
-          <w:szCs w:val="24"/>
-          <w:lang w:val="en-US"/>
-        </w:rPr>
-        <w:t>growth</w:t>
-      </w:r>
-      <w:r>
-        <w:rPr>
-          <w:rFonts w:ascii="Times New Roman" w:hAnsi="Times New Roman" w:cs="Times New Roman"/>
-          <w:sz w:val="24"/>
-          <w:szCs w:val="24"/>
-          <w:lang w:val="en-US"/>
-        </w:rPr>
-        <w:t xml:space="preserve"> with less dense skeletons, contrary to </w:t>
-      </w:r>
-      <w:r>
-        <w:rPr>
-          <w:rFonts w:ascii="Times New Roman" w:hAnsi="Times New Roman" w:cs="Times New Roman"/>
-          <w:sz w:val="24"/>
-          <w:szCs w:val="24"/>
-          <w:lang w:val="en-US"/>
-        </w:rPr>
-        <w:t xml:space="preserve">previous findings for </w:t>
-      </w:r>
-      <w:r>
-        <w:rPr>
-          <w:rFonts w:ascii="Times New Roman" w:hAnsi="Times New Roman" w:cs="Times New Roman"/>
-          <w:sz w:val="24"/>
-          <w:szCs w:val="24"/>
-          <w:lang w:val="en-US"/>
-        </w:rPr>
-        <w:t xml:space="preserve">orbicellid corals </w:t>
+        <w:t xml:space="preserve">the </w:t>
+      </w:r>
+      <w:r>
+        <w:rPr>
+          <w:rFonts w:ascii="Times New Roman" w:hAnsi="Times New Roman" w:cs="Times New Roman"/>
+          <w:sz w:val="24"/>
+          <w:szCs w:val="24"/>
+          <w:lang w:val="en-US"/>
+        </w:rPr>
+        <w:t>quality</w:t>
+      </w:r>
+      <w:r>
+        <w:rPr>
+          <w:rFonts w:ascii="Times New Roman" w:hAnsi="Times New Roman" w:cs="Times New Roman"/>
+          <w:sz w:val="24"/>
+          <w:szCs w:val="24"/>
+          <w:lang w:val="en-US"/>
+        </w:rPr>
+        <w:t xml:space="preserve"> of the optical properties of </w:t>
+      </w:r>
+      <w:r>
+        <w:rPr>
+          <w:rFonts w:ascii="Times New Roman" w:hAnsi="Times New Roman" w:cs="Times New Roman"/>
+          <w:sz w:val="24"/>
+          <w:szCs w:val="24"/>
+          <w:lang w:val="en-US"/>
+        </w:rPr>
+        <w:t xml:space="preserve">water </w:t>
+      </w:r>
+      <w:r>
+        <w:rPr>
+          <w:rFonts w:ascii="Times New Roman" w:hAnsi="Times New Roman" w:cs="Times New Roman"/>
+          <w:sz w:val="24"/>
+          <w:szCs w:val="24"/>
+          <w:lang w:val="en-US"/>
+        </w:rPr>
+        <w:t>is better</w:t>
+      </w:r>
+      <w:r>
+        <w:rPr>
+          <w:rFonts w:ascii="Times New Roman" w:hAnsi="Times New Roman" w:cs="Times New Roman"/>
+          <w:sz w:val="24"/>
+          <w:szCs w:val="24"/>
+          <w:lang w:val="en-US"/>
+        </w:rPr>
+        <w:t xml:space="preserve"> </w:t>
       </w:r>
       <w:r>
         <w:rPr>
@@ -25109,7 +25476,7 @@
           <w:szCs w:val="24"/>
           <w:lang w:val="en-US"/>
         </w:rPr>
-        <w:instrText xml:space="preserve"> ADDIN ZOTERO_ITEM CSL_CITATION {"citationID":"rXijCSNl","properties":{"formattedCitation":"(Carricart-Ganivet and Merino 2001)","plainCitation":"(Carricart-Ganivet and Merino 2001)","noteIndex":0},"citationItems":[{"id":160,"uris":["http://zotero.org/users/9344658/items/W674LJP2"],"itemData":{"id":160,"type":"article-journal","abstract":"Skeletal growth variables [density (g cm−3 ), extension rate (cm yr−1 ), and calcification rate (g cm−2 yr−1 )] were determined for annual density bands in skeletal slabs of the reef building coral Montastraea annularis. Colonies growing at the same depth (10 m) were collected from six coral reefs distributed along an environmental gradient of continental influence within the southern Gulf of Mexico. No significant differences in growth variables were evident within each reef for the period of time represented by the slabs. Variations in calcification rate are more closely linked with variations in extension rate than with variations in density. Differences among reefs were significant for the three growth variables and appeared to relate to the environmental gradient dominated by turbidity and sediment load. Density and calcification rate increased from high to low turbidity and sediment load, while extension rate followed an inverse trend. The data suggest that, as corals experience a harsher environment, they respond by extending their skeleton more with the same or less calcium carbonate, with a concomitant reduc- tion of skeletal density. This ‘stretching’ modulation of skeletal growth may be a wide- spread phenomenon. Coral","container-title":"Bulletin of Marine Science","issue":"1","journalAbbreviation":"Bull. Mar. Sci.","page":"133-146","title":"Growth responses of the reef-building coral &lt;i&gt;Montastraea annularis&lt;/i&gt; along a gradient of continental influence in the southern Gulf of Mexico","volume":"68","author":[{"family":"Carricart-Ganivet","given":"Juan P."},{"family":"Merino","given":"Martín"}],"issued":{"date-parts":[["2001"]]}}}],"schema":"https://github.com/citation-style-language/schema/raw/master/csl-citation.json"} </w:instrText>
+        <w:instrText xml:space="preserve"> ADDIN ZOTERO_ITEM CSL_CITATION {"citationID":"mIMCKzpQ","properties":{"formattedCitation":"(L\\uc0\\u243{}pez-Londo\\uc0\\u241{}o et al. 2021)","plainCitation":"(López-Londoño et al. 2021)","noteIndex":0},"citationItems":[{"id":7930,"uris":["http://zotero.org/users/9344658/items/APHLSFRS"],"itemData":{"id":7930,"type":"article-journal","abstract":"Abstract\n            \n              Degradation of water optical properties due to anthropogenic disturbances is a common phenomenon in coastal waters globally. Although this condition is associated with multiple drivers that affect corals health in multiple ways, its effect on light availability and photosynthetic energy acquisition has been largely neglected. Here, we describe how declining the water optical quality in a coastal reef exposed to a turbid plume of water originating from a man-made channel compromises the functionality of the keystone coral species\n              Orbicella faveolata\n              . We found highly variable water optical conditions with significant effects on the light quantity and quality available for corals. Low-light phenotypes close to theoretical limits of photoacclimation were found at shallow depths as a result of reduced light penetration. The estimated photosynthetically fixed energy depletion with increasing depth was associated with patterns of colony mortality and vertical habitat compression. A numerical model illustrates the potential effect of the progressive water quality degradation on coral mortality and population decline along the depth gradient. Collectively, our findings suggest that preserving the water properties seeking to maximize light penetration through the water column is essential for maintaining the coral reef structure and associated ecosystem services.","container-title":"Coral Reefs","DOI":"10.1007/s00338-021-02133-7","ISSN":"0722-4028, 1432-0975","issue":"4","journalAbbreviation":"Coral Reefs","language":"en","page":"1243-1256","source":"DOI.org (Crossref)","title":"Physiological and ecological consequences of the water optical properties degradation on reef corals","volume":"40","author":[{"family":"López-Londoño","given":"Tomás"},{"family":"Galindo-Martínez","given":"Claudia T."},{"family":"Gómez-Campo","given":"Kelly"},{"family":"González-Guerrero","given":"Luis A."},{"family":"Roitman","given":"Sofia"},{"family":"Pollock","given":"F. Joseph"},{"family":"Pizarro","given":"Valeria"},{"family":"López-Victoria","given":"Mateo"},{"family":"Medina","given":"Mónica"},{"family":"Iglesias-Prieto","given":"Roberto"}],"issued":{"date-parts":[["2021",8]]}}}],"schema":"https://github.com/citation-style-language/schema/raw/master/csl-citation.json"} </w:instrText>
       </w:r>
       <w:r>
         <w:rPr>
@@ -25126,7 +25493,7 @@
           <w:sz w:val="24"/>
           <w:lang w:val="en-US"/>
         </w:rPr>
-        <w:t>(Carricart-Ganivet and Merino 2001)</w:t>
+        <w:t>(López-Londoño et al. 2021)</w:t>
       </w:r>
       <w:r>
         <w:rPr>
@@ -25162,26 +25529,179 @@
           <w:szCs w:val="24"/>
           <w:lang w:val="en-US"/>
         </w:rPr>
-        <w:t>The benefits of faster growth in the shallow suboptimal conditions of Varadero Reef (~2</w:t>
-      </w:r>
-      <w:r>
-        <w:rPr>
-          <w:rFonts w:ascii="Times New Roman" w:hAnsi="Times New Roman" w:cs="Times New Roman"/>
-          <w:bCs/>
-          <w:sz w:val="24"/>
-          <w:szCs w:val="24"/>
-          <w:lang w:val="en-US"/>
-        </w:rPr>
-        <w:t>–</w:t>
-      </w:r>
-      <w:r>
-        <w:rPr>
-          <w:rFonts w:ascii="Times New Roman" w:hAnsi="Times New Roman" w:cs="Times New Roman"/>
-          <w:sz w:val="24"/>
-          <w:szCs w:val="24"/>
-          <w:lang w:val="en-US"/>
-        </w:rPr>
-        <w:t xml:space="preserve">6 m depth for </w:t>
+        <w:t xml:space="preserve">In response to </w:t>
+      </w:r>
+      <w:r>
+        <w:rPr>
+          <w:rFonts w:ascii="Times New Roman" w:hAnsi="Times New Roman" w:cs="Times New Roman"/>
+          <w:sz w:val="24"/>
+          <w:szCs w:val="24"/>
+          <w:lang w:val="en-US"/>
+        </w:rPr>
+        <w:t>reduced</w:t>
+      </w:r>
+      <w:r>
+        <w:rPr>
+          <w:rFonts w:ascii="Times New Roman" w:hAnsi="Times New Roman" w:cs="Times New Roman"/>
+          <w:sz w:val="24"/>
+          <w:szCs w:val="24"/>
+          <w:lang w:val="en-US"/>
+        </w:rPr>
+        <w:t xml:space="preserve"> light availability with increasing depth, </w:t>
+      </w:r>
+      <w:proofErr w:type="spellStart"/>
+      <w:r>
+        <w:rPr>
+          <w:rFonts w:ascii="Times New Roman" w:hAnsi="Times New Roman" w:cs="Times New Roman"/>
+          <w:sz w:val="24"/>
+          <w:szCs w:val="24"/>
+          <w:lang w:val="en-US"/>
+        </w:rPr>
+        <w:t>orbicellid</w:t>
+      </w:r>
+      <w:proofErr w:type="spellEnd"/>
+      <w:r>
+        <w:rPr>
+          <w:rFonts w:ascii="Times New Roman" w:hAnsi="Times New Roman" w:cs="Times New Roman"/>
+          <w:sz w:val="24"/>
+          <w:szCs w:val="24"/>
+          <w:lang w:val="en-US"/>
+        </w:rPr>
+        <w:t xml:space="preserve"> corals </w:t>
+      </w:r>
+      <w:r>
+        <w:rPr>
+          <w:rFonts w:ascii="Times New Roman" w:hAnsi="Times New Roman" w:cs="Times New Roman"/>
+          <w:sz w:val="24"/>
+          <w:szCs w:val="24"/>
+          <w:lang w:val="en-US"/>
+        </w:rPr>
+        <w:t xml:space="preserve">typically </w:t>
+      </w:r>
+      <w:r>
+        <w:rPr>
+          <w:rFonts w:ascii="Times New Roman" w:hAnsi="Times New Roman" w:cs="Times New Roman"/>
+          <w:sz w:val="24"/>
+          <w:szCs w:val="24"/>
+          <w:lang w:val="en-US"/>
+        </w:rPr>
+        <w:t>increas</w:t>
+      </w:r>
+      <w:r>
+        <w:rPr>
+          <w:rFonts w:ascii="Times New Roman" w:hAnsi="Times New Roman" w:cs="Times New Roman"/>
+          <w:sz w:val="24"/>
+          <w:szCs w:val="24"/>
+          <w:lang w:val="en-US"/>
+        </w:rPr>
+        <w:t xml:space="preserve">e </w:t>
+      </w:r>
+      <w:r>
+        <w:rPr>
+          <w:rFonts w:ascii="Times New Roman" w:hAnsi="Times New Roman" w:cs="Times New Roman"/>
+          <w:sz w:val="24"/>
+          <w:szCs w:val="24"/>
+          <w:lang w:val="en-US"/>
+        </w:rPr>
+        <w:t>skeletal densit</w:t>
+      </w:r>
+      <w:r>
+        <w:rPr>
+          <w:rFonts w:ascii="Times New Roman" w:hAnsi="Times New Roman" w:cs="Times New Roman"/>
+          <w:sz w:val="24"/>
+          <w:szCs w:val="24"/>
+          <w:lang w:val="en-US"/>
+        </w:rPr>
+        <w:t>y while</w:t>
+      </w:r>
+      <w:r>
+        <w:rPr>
+          <w:rFonts w:ascii="Times New Roman" w:hAnsi="Times New Roman" w:cs="Times New Roman"/>
+          <w:sz w:val="24"/>
+          <w:szCs w:val="24"/>
+          <w:lang w:val="en-US"/>
+        </w:rPr>
+        <w:t xml:space="preserve"> </w:t>
+      </w:r>
+      <w:r>
+        <w:rPr>
+          <w:rFonts w:ascii="Times New Roman" w:hAnsi="Times New Roman" w:cs="Times New Roman"/>
+          <w:sz w:val="24"/>
+          <w:szCs w:val="24"/>
+          <w:lang w:val="en-US"/>
+        </w:rPr>
+        <w:t>decreasing</w:t>
+      </w:r>
+      <w:r>
+        <w:rPr>
+          <w:rFonts w:ascii="Times New Roman" w:hAnsi="Times New Roman" w:cs="Times New Roman"/>
+          <w:sz w:val="24"/>
+          <w:szCs w:val="24"/>
+          <w:lang w:val="en-US"/>
+        </w:rPr>
+        <w:t xml:space="preserve"> linear extension and calcification rates </w:t>
+      </w:r>
+      <w:r>
+        <w:rPr>
+          <w:rFonts w:ascii="Times New Roman" w:hAnsi="Times New Roman" w:cs="Times New Roman"/>
+          <w:sz w:val="24"/>
+          <w:szCs w:val="24"/>
+          <w:lang w:val="en-US"/>
+        </w:rPr>
+        <w:fldChar w:fldCharType="begin"/>
+      </w:r>
+      <w:r>
+        <w:rPr>
+          <w:rFonts w:ascii="Times New Roman" w:hAnsi="Times New Roman" w:cs="Times New Roman"/>
+          <w:sz w:val="24"/>
+          <w:szCs w:val="24"/>
+          <w:lang w:val="en-US"/>
+        </w:rPr>
+        <w:instrText xml:space="preserve"> ADDIN ZOTERO_ITEM CSL_CITATION {"citationID":"52rOzDWi","properties":{"formattedCitation":"(Baker and Weber 1975; Dustan 1975; Bosscher 1993)","plainCitation":"(Baker and Weber 1975; Dustan 1975; Bosscher 1993)","noteIndex":0},"citationItems":[{"id":193,"uris":["http://zotero.org/users/9344658/items/XLJ8P8FR"],"itemData":{"id":193,"type":"article-journal","abstract":"Light and temperature are two of the most important physical factors affecting rates of growth of reef corals. The effect of light has been determined by X-radiographic measurement of long-term growth rates for 89 colonies of the coral Montastrea annularis collected over a 27.5-m depth range from St. Croix, U.S. Virgin Islands. These measurements, in conjunction with measurements of skeletal density, have established that M. annularis calcifies most rapidly at intermediate depths, and they have confirmed the identification of two distinct populations within this important frame-building species. ?? 1975.","container-title":"Earth and Planetary Science Letters","DOI":"10.1016/0012-821X(75)90160-0","ISSN":"0012821X","issue":"1","journalAbbreviation":"Earth Planet. Sci. Lett.","note":"ISBN: 0012-821X","page":"57-61","title":"Coral growth rate: Variation with depth","volume":"27","author":[{"family":"Baker","given":"Paul A."},{"family":"Weber","given":"Jon N."}],"issued":{"date-parts":[["1975"]]}}},{"id":144,"uris":["http://zotero.org/users/9344658/items/JKFBM78A"],"itemData":{"id":144,"type":"article-journal","abstract":"In this paper I describe and discuss the use of medical X-ray computerized tomography (CT) in the study of coral skeletons. CT generates X-ray images along freely chosen sections through the skeleton and offers, as well, the possibility of density measurements based on X-ray attenuation. This method has been applied to measure the skeletal density of the Caribbean reef-building coral Montastrea annularis, from Curacao, Netherlands Antilles. The observed, non-linear increase of skeletal density with depth can be attributed to decreasing photo- synthetic rates with increasing water depth. A comparison with extension rate measurements shows the inverse relationship between extension rate and skeletal density. CT proves to be a quick and non-destructive method to reveal growth structures (density banding) since it measures skeletal density.","container-title":"Coral Reefs","DOI":"10.1007/BF00302109","ISSN":"07224028","issue":"2","note":"PMID: 21385297\nISBN: 0722-4028","page":"97-103","title":"Computerized tomography and skeletal density of coral skeletons","volume":"12","author":[{"family":"Bosscher","given":"Hemmo"}],"issued":{"date-parts":[["1993"]]}}},{"id":271,"uris":["http://zotero.org/users/9344658/items/YD954HYW"],"itemData":{"id":271,"type":"article-journal","abstract":"The in-situ growth rate of the reef coral Montastrea annularis on a reef at Jamaica, W. Indies was determined for a 1-year period using Alizarin Red-S staining techniques. Growth rate is correlated with water depth and growth form. The flattened growth form of M. annularis allows for continued rapid increase in colony surface area at low light intensities. The geomorphology of Jamaican reefs may in part be controlled by the population ecology of M. annularis .","container-title":"Marine Biology","DOI":"10.1007/BF00390714","ISSN":"00253162","issue":"2","journalAbbreviation":"Mar. Biol.","note":"Citation Key: Dustan1975\nISBN: 0025-3162","page":"101-107","title":"Growth and form in the reef-building coral &lt;i&gt;Montastrea annularis&lt;/i&gt;","volume":"33","author":[{"family":"Dustan","given":"P."}],"issued":{"date-parts":[["1975"]]}}}],"schema":"https://github.com/citation-style-language/schema/raw/master/csl-citation.json"} </w:instrText>
+      </w:r>
+      <w:r>
+        <w:rPr>
+          <w:rFonts w:ascii="Times New Roman" w:hAnsi="Times New Roman" w:cs="Times New Roman"/>
+          <w:sz w:val="24"/>
+          <w:szCs w:val="24"/>
+          <w:lang w:val="en-US"/>
+        </w:rPr>
+        <w:fldChar w:fldCharType="separate"/>
+      </w:r>
+      <w:r>
+        <w:rPr>
+          <w:rFonts w:ascii="Times New Roman" w:hAnsi="Times New Roman" w:cs="Times New Roman"/>
+          <w:sz w:val="24"/>
+          <w:lang w:val="en-US"/>
+        </w:rPr>
+        <w:t>(Baker and Weber 1975; Dustan 1975; Bosscher 1993)</w:t>
+      </w:r>
+      <w:r>
+        <w:rPr>
+          <w:rFonts w:ascii="Times New Roman" w:hAnsi="Times New Roman" w:cs="Times New Roman"/>
+          <w:sz w:val="24"/>
+          <w:szCs w:val="24"/>
+          <w:lang w:val="en-US"/>
+        </w:rPr>
+        <w:fldChar w:fldCharType="end"/>
+      </w:r>
+      <w:r>
+        <w:rPr>
+          <w:rFonts w:ascii="Times New Roman" w:hAnsi="Times New Roman" w:cs="Times New Roman"/>
+          <w:sz w:val="24"/>
+          <w:szCs w:val="24"/>
+          <w:lang w:val="en-US"/>
+        </w:rPr>
+        <w:t>.</w:t>
+      </w:r>
+      <w:r>
+        <w:rPr>
+          <w:rFonts w:ascii="Times New Roman" w:hAnsi="Times New Roman" w:cs="Times New Roman"/>
+          <w:sz w:val="24"/>
+          <w:szCs w:val="24"/>
+          <w:lang w:val="en-US"/>
+        </w:rPr>
+        <w:t xml:space="preserve"> However, the skeletal growth characteristics of </w:t>
       </w:r>
       <w:r>
         <w:rPr>
@@ -25192,8 +25712,422 @@
           <w:szCs w:val="24"/>
           <w:lang w:val="en-US"/>
         </w:rPr>
-        <w:t>O. faveolata</w:t>
-      </w:r>
+        <w:t xml:space="preserve">O. </w:t>
+      </w:r>
+      <w:proofErr w:type="spellStart"/>
+      <w:r>
+        <w:rPr>
+          <w:rFonts w:ascii="Times New Roman" w:hAnsi="Times New Roman" w:cs="Times New Roman"/>
+          <w:i/>
+          <w:iCs/>
+          <w:sz w:val="24"/>
+          <w:szCs w:val="24"/>
+          <w:lang w:val="en-US"/>
+        </w:rPr>
+        <w:t>faveolata</w:t>
+      </w:r>
+      <w:proofErr w:type="spellEnd"/>
+      <w:r>
+        <w:rPr>
+          <w:rFonts w:ascii="Times New Roman" w:hAnsi="Times New Roman" w:cs="Times New Roman"/>
+          <w:sz w:val="24"/>
+          <w:szCs w:val="24"/>
+          <w:lang w:val="en-US"/>
+        </w:rPr>
+        <w:t xml:space="preserve"> in Varadero Reef </w:t>
+      </w:r>
+      <w:r>
+        <w:rPr>
+          <w:rFonts w:ascii="Times New Roman" w:hAnsi="Times New Roman" w:cs="Times New Roman"/>
+          <w:sz w:val="24"/>
+          <w:szCs w:val="24"/>
+          <w:lang w:val="en-US"/>
+        </w:rPr>
+        <w:t xml:space="preserve">deviate from </w:t>
+      </w:r>
+      <w:r>
+        <w:rPr>
+          <w:rFonts w:ascii="Times New Roman" w:hAnsi="Times New Roman" w:cs="Times New Roman"/>
+          <w:sz w:val="24"/>
+          <w:szCs w:val="24"/>
+          <w:lang w:val="en-US"/>
+        </w:rPr>
+        <w:t xml:space="preserve">expected </w:t>
+      </w:r>
+      <w:r>
+        <w:rPr>
+          <w:rFonts w:ascii="Times New Roman" w:hAnsi="Times New Roman" w:cs="Times New Roman"/>
+          <w:sz w:val="24"/>
+          <w:szCs w:val="24"/>
+          <w:lang w:val="en-US"/>
+        </w:rPr>
+        <w:t xml:space="preserve">patterns </w:t>
+      </w:r>
+      <w:r>
+        <w:rPr>
+          <w:rFonts w:ascii="Times New Roman" w:hAnsi="Times New Roman" w:cs="Times New Roman"/>
+          <w:sz w:val="24"/>
+          <w:szCs w:val="24"/>
+          <w:lang w:val="en-US"/>
+        </w:rPr>
+        <w:t>for coral</w:t>
+      </w:r>
+      <w:r>
+        <w:rPr>
+          <w:rFonts w:ascii="Times New Roman" w:hAnsi="Times New Roman" w:cs="Times New Roman"/>
+          <w:sz w:val="24"/>
+          <w:szCs w:val="24"/>
+          <w:lang w:val="en-US"/>
+        </w:rPr>
+        <w:t>s</w:t>
+      </w:r>
+      <w:r>
+        <w:rPr>
+          <w:rFonts w:ascii="Times New Roman" w:hAnsi="Times New Roman" w:cs="Times New Roman"/>
+          <w:sz w:val="24"/>
+          <w:szCs w:val="24"/>
+          <w:lang w:val="en-US"/>
+        </w:rPr>
+        <w:t xml:space="preserve"> growing under low-light conditions.</w:t>
+      </w:r>
+      <w:r>
+        <w:rPr>
+          <w:rFonts w:ascii="Times New Roman" w:hAnsi="Times New Roman" w:cs="Times New Roman"/>
+          <w:sz w:val="24"/>
+          <w:szCs w:val="24"/>
+          <w:lang w:val="en-US"/>
+        </w:rPr>
+        <w:t xml:space="preserve"> </w:t>
+      </w:r>
+      <w:r>
+        <w:rPr>
+          <w:rFonts w:ascii="Times New Roman" w:hAnsi="Times New Roman" w:cs="Times New Roman"/>
+          <w:sz w:val="24"/>
+          <w:szCs w:val="24"/>
+          <w:lang w:val="en-US"/>
+        </w:rPr>
+        <w:t xml:space="preserve">Correlations </w:t>
+      </w:r>
+      <w:r>
+        <w:rPr>
+          <w:rFonts w:ascii="Times New Roman" w:hAnsi="Times New Roman" w:cs="Times New Roman"/>
+          <w:sz w:val="24"/>
+          <w:szCs w:val="24"/>
+          <w:lang w:val="en-US"/>
+        </w:rPr>
+        <w:t xml:space="preserve">between the growth variables </w:t>
+      </w:r>
+      <w:r>
+        <w:rPr>
+          <w:rFonts w:ascii="Times New Roman" w:hAnsi="Times New Roman" w:cs="Times New Roman"/>
+          <w:sz w:val="24"/>
+          <w:szCs w:val="24"/>
+          <w:lang w:val="en-US"/>
+        </w:rPr>
+        <w:t xml:space="preserve">suggest that the </w:t>
+      </w:r>
+      <w:r>
+        <w:rPr>
+          <w:rFonts w:ascii="Times New Roman" w:hAnsi="Times New Roman" w:cs="Times New Roman"/>
+          <w:sz w:val="24"/>
+          <w:szCs w:val="24"/>
+          <w:lang w:val="en-US"/>
+        </w:rPr>
+        <w:t xml:space="preserve">observed </w:t>
+      </w:r>
+      <w:r>
+        <w:rPr>
+          <w:rFonts w:ascii="Times New Roman" w:hAnsi="Times New Roman" w:cs="Times New Roman"/>
+          <w:sz w:val="24"/>
+          <w:szCs w:val="24"/>
+          <w:lang w:val="en-US"/>
+        </w:rPr>
+        <w:t>g</w:t>
+      </w:r>
+      <w:r>
+        <w:rPr>
+          <w:rFonts w:ascii="Times New Roman" w:hAnsi="Times New Roman" w:cs="Times New Roman"/>
+          <w:sz w:val="24"/>
+          <w:szCs w:val="24"/>
+          <w:lang w:val="en-US"/>
+        </w:rPr>
+        <w:t xml:space="preserve">rowth strategy </w:t>
+      </w:r>
+      <w:r>
+        <w:rPr>
+          <w:rFonts w:ascii="Times New Roman" w:hAnsi="Times New Roman" w:cs="Times New Roman"/>
+          <w:sz w:val="24"/>
+          <w:szCs w:val="24"/>
+          <w:lang w:val="en-US"/>
+        </w:rPr>
+        <w:t xml:space="preserve">of </w:t>
+      </w:r>
+      <w:r>
+        <w:rPr>
+          <w:rFonts w:ascii="Times New Roman" w:hAnsi="Times New Roman" w:cs="Times New Roman"/>
+          <w:i/>
+          <w:iCs/>
+          <w:sz w:val="24"/>
+          <w:szCs w:val="24"/>
+          <w:lang w:val="en-US"/>
+        </w:rPr>
+        <w:t xml:space="preserve">O. </w:t>
+      </w:r>
+      <w:proofErr w:type="spellStart"/>
+      <w:r>
+        <w:rPr>
+          <w:rFonts w:ascii="Times New Roman" w:hAnsi="Times New Roman" w:cs="Times New Roman"/>
+          <w:i/>
+          <w:iCs/>
+          <w:sz w:val="24"/>
+          <w:szCs w:val="24"/>
+          <w:lang w:val="en-US"/>
+        </w:rPr>
+        <w:t>faveolata</w:t>
+      </w:r>
+      <w:proofErr w:type="spellEnd"/>
+      <w:r>
+        <w:rPr>
+          <w:rFonts w:ascii="Times New Roman" w:hAnsi="Times New Roman" w:cs="Times New Roman"/>
+          <w:sz w:val="24"/>
+          <w:szCs w:val="24"/>
+          <w:lang w:val="en-US"/>
+        </w:rPr>
+        <w:t xml:space="preserve"> </w:t>
+      </w:r>
+      <w:r>
+        <w:rPr>
+          <w:rFonts w:ascii="Times New Roman" w:hAnsi="Times New Roman" w:cs="Times New Roman"/>
+          <w:sz w:val="24"/>
+          <w:szCs w:val="24"/>
+          <w:lang w:val="en-US"/>
+        </w:rPr>
+        <w:t>focuses</w:t>
+      </w:r>
+      <w:r>
+        <w:rPr>
+          <w:rFonts w:ascii="Times New Roman" w:hAnsi="Times New Roman" w:cs="Times New Roman"/>
+          <w:sz w:val="24"/>
+          <w:szCs w:val="24"/>
+          <w:lang w:val="en-US"/>
+        </w:rPr>
+        <w:t xml:space="preserve"> on </w:t>
+      </w:r>
+      <w:r>
+        <w:rPr>
+          <w:rFonts w:ascii="Times New Roman" w:hAnsi="Times New Roman" w:cs="Times New Roman"/>
+          <w:sz w:val="24"/>
+          <w:szCs w:val="24"/>
+          <w:lang w:val="en-US"/>
+        </w:rPr>
+        <w:t>utilizing</w:t>
+      </w:r>
+      <w:r>
+        <w:rPr>
+          <w:rFonts w:ascii="Times New Roman" w:hAnsi="Times New Roman" w:cs="Times New Roman"/>
+          <w:sz w:val="24"/>
+          <w:szCs w:val="24"/>
+          <w:lang w:val="en-US"/>
+        </w:rPr>
+        <w:t xml:space="preserve"> </w:t>
+      </w:r>
+      <w:r>
+        <w:rPr>
+          <w:rFonts w:ascii="Times New Roman" w:hAnsi="Times New Roman" w:cs="Times New Roman"/>
+          <w:sz w:val="24"/>
+          <w:szCs w:val="24"/>
+          <w:lang w:val="en-US"/>
+        </w:rPr>
+        <w:t>calcification products</w:t>
+      </w:r>
+      <w:r>
+        <w:rPr>
+          <w:rFonts w:ascii="Times New Roman" w:hAnsi="Times New Roman" w:cs="Times New Roman"/>
+          <w:sz w:val="24"/>
+          <w:szCs w:val="24"/>
+          <w:lang w:val="en-US"/>
+        </w:rPr>
+        <w:t xml:space="preserve"> to </w:t>
+      </w:r>
+      <w:r>
+        <w:rPr>
+          <w:rFonts w:ascii="Times New Roman" w:hAnsi="Times New Roman" w:cs="Times New Roman"/>
+          <w:sz w:val="24"/>
+          <w:szCs w:val="24"/>
+          <w:lang w:val="en-US"/>
+        </w:rPr>
+        <w:t>achieve faster</w:t>
+      </w:r>
+      <w:r>
+        <w:rPr>
+          <w:rFonts w:ascii="Times New Roman" w:hAnsi="Times New Roman" w:cs="Times New Roman"/>
+          <w:sz w:val="24"/>
+          <w:szCs w:val="24"/>
+          <w:lang w:val="en-US"/>
+        </w:rPr>
+        <w:t xml:space="preserve"> vertical </w:t>
+      </w:r>
+      <w:r>
+        <w:rPr>
+          <w:rFonts w:ascii="Times New Roman" w:hAnsi="Times New Roman" w:cs="Times New Roman"/>
+          <w:sz w:val="24"/>
+          <w:szCs w:val="24"/>
+          <w:lang w:val="en-US"/>
+        </w:rPr>
+        <w:t>growth</w:t>
+      </w:r>
+      <w:r>
+        <w:rPr>
+          <w:rFonts w:ascii="Times New Roman" w:hAnsi="Times New Roman" w:cs="Times New Roman"/>
+          <w:sz w:val="24"/>
+          <w:szCs w:val="24"/>
+          <w:lang w:val="en-US"/>
+        </w:rPr>
+        <w:t xml:space="preserve"> with less dense skeletons, contrary to </w:t>
+      </w:r>
+      <w:r>
+        <w:rPr>
+          <w:rFonts w:ascii="Times New Roman" w:hAnsi="Times New Roman" w:cs="Times New Roman"/>
+          <w:sz w:val="24"/>
+          <w:szCs w:val="24"/>
+          <w:lang w:val="en-US"/>
+        </w:rPr>
+        <w:t xml:space="preserve">previous findings for </w:t>
+      </w:r>
+      <w:proofErr w:type="spellStart"/>
+      <w:r>
+        <w:rPr>
+          <w:rFonts w:ascii="Times New Roman" w:hAnsi="Times New Roman" w:cs="Times New Roman"/>
+          <w:sz w:val="24"/>
+          <w:szCs w:val="24"/>
+          <w:lang w:val="en-US"/>
+        </w:rPr>
+        <w:t>orbicellid</w:t>
+      </w:r>
+      <w:proofErr w:type="spellEnd"/>
+      <w:r>
+        <w:rPr>
+          <w:rFonts w:ascii="Times New Roman" w:hAnsi="Times New Roman" w:cs="Times New Roman"/>
+          <w:sz w:val="24"/>
+          <w:szCs w:val="24"/>
+          <w:lang w:val="en-US"/>
+        </w:rPr>
+        <w:t xml:space="preserve"> corals </w:t>
+      </w:r>
+      <w:r>
+        <w:rPr>
+          <w:rFonts w:ascii="Times New Roman" w:hAnsi="Times New Roman" w:cs="Times New Roman"/>
+          <w:sz w:val="24"/>
+          <w:szCs w:val="24"/>
+          <w:lang w:val="en-US"/>
+        </w:rPr>
+        <w:fldChar w:fldCharType="begin"/>
+      </w:r>
+      <w:r>
+        <w:rPr>
+          <w:rFonts w:ascii="Times New Roman" w:hAnsi="Times New Roman" w:cs="Times New Roman"/>
+          <w:sz w:val="24"/>
+          <w:szCs w:val="24"/>
+          <w:lang w:val="en-US"/>
+        </w:rPr>
+        <w:instrText xml:space="preserve"> ADDIN ZOTERO_ITEM CSL_CITATION {"citationID":"rXijCSNl","properties":{"formattedCitation":"(Carricart-Ganivet and Merino 2001)","plainCitation":"(Carricart-Ganivet and Merino 2001)","noteIndex":0},"citationItems":[{"id":160,"uris":["http://zotero.org/users/9344658/items/W674LJP2"],"itemData":{"id":160,"type":"article-journal","abstract":"Skeletal growth variables [density (g cm−3 ), extension rate (cm yr−1 ), and calcification rate (g cm−2 yr−1 )] were determined for annual density bands in skeletal slabs of the reef building coral Montastraea annularis. Colonies growing at the same depth (10 m) were collected from six coral reefs distributed along an environmental gradient of continental influence within the southern Gulf of Mexico. No significant differences in growth variables were evident within each reef for the period of time represented by the slabs. Variations in calcification rate are more closely linked with variations in extension rate than with variations in density. Differences among reefs were significant for the three growth variables and appeared to relate to the environmental gradient dominated by turbidity and sediment load. Density and calcification rate increased from high to low turbidity and sediment load, while extension rate followed an inverse trend. The data suggest that, as corals experience a harsher environment, they respond by extending their skeleton more with the same or less calcium carbonate, with a concomitant reduc- tion of skeletal density. This ‘stretching’ modulation of skeletal growth may be a wide- spread phenomenon. Coral","container-title":"Bulletin of Marine Science","issue":"1","journalAbbreviation":"Bull. Mar. Sci.","page":"133-146","title":"Growth responses of the reef-building coral &lt;i&gt;Montastraea annularis&lt;/i&gt; along a gradient of continental influence in the southern Gulf of Mexico","volume":"68","author":[{"family":"Carricart-Ganivet","given":"Juan P."},{"family":"Merino","given":"Martín"}],"issued":{"date-parts":[["2001"]]}}}],"schema":"https://github.com/citation-style-language/schema/raw/master/csl-citation.json"} </w:instrText>
+      </w:r>
+      <w:r>
+        <w:rPr>
+          <w:rFonts w:ascii="Times New Roman" w:hAnsi="Times New Roman" w:cs="Times New Roman"/>
+          <w:sz w:val="24"/>
+          <w:szCs w:val="24"/>
+          <w:lang w:val="en-US"/>
+        </w:rPr>
+        <w:fldChar w:fldCharType="separate"/>
+      </w:r>
+      <w:r>
+        <w:rPr>
+          <w:rFonts w:ascii="Times New Roman" w:hAnsi="Times New Roman" w:cs="Times New Roman"/>
+          <w:sz w:val="24"/>
+          <w:lang w:val="en-US"/>
+        </w:rPr>
+        <w:t>(Carricart-Ganivet and Merino 2001)</w:t>
+      </w:r>
+      <w:r>
+        <w:rPr>
+          <w:rFonts w:ascii="Times New Roman" w:hAnsi="Times New Roman" w:cs="Times New Roman"/>
+          <w:sz w:val="24"/>
+          <w:szCs w:val="24"/>
+          <w:lang w:val="en-US"/>
+        </w:rPr>
+        <w:fldChar w:fldCharType="end"/>
+      </w:r>
+      <w:r>
+        <w:rPr>
+          <w:rFonts w:ascii="Times New Roman" w:hAnsi="Times New Roman" w:cs="Times New Roman"/>
+          <w:sz w:val="24"/>
+          <w:szCs w:val="24"/>
+          <w:lang w:val="en-US"/>
+        </w:rPr>
+        <w:t>.</w:t>
+      </w:r>
+      <w:r>
+        <w:rPr>
+          <w:rFonts w:ascii="Times New Roman" w:hAnsi="Times New Roman" w:cs="Times New Roman"/>
+          <w:sz w:val="24"/>
+          <w:szCs w:val="24"/>
+          <w:lang w:val="en-US"/>
+        </w:rPr>
+        <w:t xml:space="preserve"> </w:t>
+      </w:r>
+      <w:r>
+        <w:rPr>
+          <w:rFonts w:ascii="Times New Roman" w:hAnsi="Times New Roman" w:cs="Times New Roman"/>
+          <w:sz w:val="24"/>
+          <w:szCs w:val="24"/>
+          <w:lang w:val="en-US"/>
+        </w:rPr>
+        <w:t>The benefits of faster growth in the shallow suboptimal conditions of Varadero Reef (~2</w:t>
+      </w:r>
+      <w:r>
+        <w:rPr>
+          <w:rFonts w:ascii="Times New Roman" w:hAnsi="Times New Roman" w:cs="Times New Roman"/>
+          <w:bCs/>
+          <w:sz w:val="24"/>
+          <w:szCs w:val="24"/>
+          <w:lang w:val="en-US"/>
+        </w:rPr>
+        <w:t>–</w:t>
+      </w:r>
+      <w:r>
+        <w:rPr>
+          <w:rFonts w:ascii="Times New Roman" w:hAnsi="Times New Roman" w:cs="Times New Roman"/>
+          <w:sz w:val="24"/>
+          <w:szCs w:val="24"/>
+          <w:lang w:val="en-US"/>
+        </w:rPr>
+        <w:t xml:space="preserve">6 m depth for </w:t>
+      </w:r>
+      <w:r>
+        <w:rPr>
+          <w:rFonts w:ascii="Times New Roman" w:hAnsi="Times New Roman" w:cs="Times New Roman"/>
+          <w:i/>
+          <w:iCs/>
+          <w:sz w:val="24"/>
+          <w:szCs w:val="24"/>
+          <w:lang w:val="en-US"/>
+        </w:rPr>
+        <w:t xml:space="preserve">O. </w:t>
+      </w:r>
+      <w:proofErr w:type="spellStart"/>
+      <w:r>
+        <w:rPr>
+          <w:rFonts w:ascii="Times New Roman" w:hAnsi="Times New Roman" w:cs="Times New Roman"/>
+          <w:i/>
+          <w:iCs/>
+          <w:sz w:val="24"/>
+          <w:szCs w:val="24"/>
+          <w:lang w:val="en-US"/>
+        </w:rPr>
+        <w:t>faveolata</w:t>
+      </w:r>
+      <w:proofErr w:type="spellEnd"/>
       <w:r>
         <w:rPr>
           <w:rFonts w:ascii="Times New Roman" w:hAnsi="Times New Roman" w:cs="Times New Roman"/>
@@ -25294,16 +26228,49 @@
           <w:szCs w:val="24"/>
           <w:lang w:val="en-US"/>
         </w:rPr>
-        <w:t>O. faveolata</w:t>
-      </w:r>
-      <w:r>
-        <w:rPr>
-          <w:rFonts w:ascii="Times New Roman" w:hAnsi="Times New Roman" w:cs="Times New Roman"/>
-          <w:sz w:val="24"/>
-          <w:szCs w:val="24"/>
-          <w:lang w:val="en-US"/>
-        </w:rPr>
-        <w:t xml:space="preserve"> specimens from Mahahual, Mexico and La Parguera, Puerto Rico recorded annual average</w:t>
+        <w:t xml:space="preserve">O. </w:t>
+      </w:r>
+      <w:proofErr w:type="spellStart"/>
+      <w:r>
+        <w:rPr>
+          <w:rFonts w:ascii="Times New Roman" w:hAnsi="Times New Roman" w:cs="Times New Roman"/>
+          <w:i/>
+          <w:iCs/>
+          <w:sz w:val="24"/>
+          <w:szCs w:val="24"/>
+          <w:lang w:val="en-US"/>
+        </w:rPr>
+        <w:t>faveolata</w:t>
+      </w:r>
+      <w:proofErr w:type="spellEnd"/>
+      <w:r>
+        <w:rPr>
+          <w:rFonts w:ascii="Times New Roman" w:hAnsi="Times New Roman" w:cs="Times New Roman"/>
+          <w:sz w:val="24"/>
+          <w:szCs w:val="24"/>
+          <w:lang w:val="en-US"/>
+        </w:rPr>
+        <w:t xml:space="preserve"> specimens from Mahahual, Mexico and La </w:t>
+      </w:r>
+      <w:proofErr w:type="spellStart"/>
+      <w:r>
+        <w:rPr>
+          <w:rFonts w:ascii="Times New Roman" w:hAnsi="Times New Roman" w:cs="Times New Roman"/>
+          <w:sz w:val="24"/>
+          <w:szCs w:val="24"/>
+          <w:lang w:val="en-US"/>
+        </w:rPr>
+        <w:t>Parguera</w:t>
+      </w:r>
+      <w:proofErr w:type="spellEnd"/>
+      <w:r>
+        <w:rPr>
+          <w:rFonts w:ascii="Times New Roman" w:hAnsi="Times New Roman" w:cs="Times New Roman"/>
+          <w:sz w:val="24"/>
+          <w:szCs w:val="24"/>
+          <w:lang w:val="en-US"/>
+        </w:rPr>
+        <w:t>, Puerto Rico recorded annual average</w:t>
       </w:r>
       <w:r>
         <w:rPr>
@@ -25453,7 +26420,67 @@
           <w:szCs w:val="24"/>
           <w:lang w:val="es-419"/>
         </w:rPr>
-        <w:t xml:space="preserve"> exothecal dissepiments, respectively. </w:t>
+        <w:t xml:space="preserve"> </w:t>
+      </w:r>
+      <w:proofErr w:type="spellStart"/>
+      <w:r>
+        <w:rPr>
+          <w:rFonts w:ascii="Times New Roman" w:hAnsi="Times New Roman" w:cs="Times New Roman"/>
+          <w:sz w:val="24"/>
+          <w:szCs w:val="24"/>
+          <w:lang w:val="es-419"/>
+        </w:rPr>
+        <w:t>exothecal</w:t>
+      </w:r>
+      <w:proofErr w:type="spellEnd"/>
+      <w:r>
+        <w:rPr>
+          <w:rFonts w:ascii="Times New Roman" w:hAnsi="Times New Roman" w:cs="Times New Roman"/>
+          <w:sz w:val="24"/>
+          <w:szCs w:val="24"/>
+          <w:lang w:val="es-419"/>
+        </w:rPr>
+        <w:t xml:space="preserve"> </w:t>
+      </w:r>
+      <w:proofErr w:type="spellStart"/>
+      <w:r>
+        <w:rPr>
+          <w:rFonts w:ascii="Times New Roman" w:hAnsi="Times New Roman" w:cs="Times New Roman"/>
+          <w:sz w:val="24"/>
+          <w:szCs w:val="24"/>
+          <w:lang w:val="es-419"/>
+        </w:rPr>
+        <w:t>dissepiments</w:t>
+      </w:r>
+      <w:proofErr w:type="spellEnd"/>
+      <w:r>
+        <w:rPr>
+          <w:rFonts w:ascii="Times New Roman" w:hAnsi="Times New Roman" w:cs="Times New Roman"/>
+          <w:sz w:val="24"/>
+          <w:szCs w:val="24"/>
+          <w:lang w:val="es-419"/>
+        </w:rPr>
+        <w:t xml:space="preserve">, </w:t>
+      </w:r>
+      <w:proofErr w:type="spellStart"/>
+      <w:r>
+        <w:rPr>
+          <w:rFonts w:ascii="Times New Roman" w:hAnsi="Times New Roman" w:cs="Times New Roman"/>
+          <w:sz w:val="24"/>
+          <w:szCs w:val="24"/>
+          <w:lang w:val="es-419"/>
+        </w:rPr>
+        <w:t>respectively</w:t>
+      </w:r>
+      <w:proofErr w:type="spellEnd"/>
+      <w:r>
+        <w:rPr>
+          <w:rFonts w:ascii="Times New Roman" w:hAnsi="Times New Roman" w:cs="Times New Roman"/>
+          <w:sz w:val="24"/>
+          <w:szCs w:val="24"/>
+          <w:lang w:val="es-419"/>
+        </w:rPr>
+        <w:t xml:space="preserve">. </w:t>
       </w:r>
       <w:r>
         <w:rPr>
@@ -25498,7 +26525,17 @@
           <w:szCs w:val="24"/>
           <w:lang w:val="en-US"/>
         </w:rPr>
-        <w:t xml:space="preserve"> by Dávalos-D</w:t>
+        <w:t xml:space="preserve"> by Dávalos-</w:t>
+      </w:r>
+      <w:proofErr w:type="spellStart"/>
+      <w:r>
+        <w:rPr>
+          <w:rFonts w:ascii="Times New Roman" w:hAnsi="Times New Roman" w:cs="Times New Roman"/>
+          <w:sz w:val="24"/>
+          <w:szCs w:val="24"/>
+          <w:lang w:val="en-US"/>
+        </w:rPr>
+        <w:t>D</w:t>
       </w:r>
       <w:r>
         <w:rPr>
@@ -25516,7 +26553,17 @@
           <w:szCs w:val="24"/>
           <w:lang w:val="en-US"/>
         </w:rPr>
-        <w:t xml:space="preserve">hullu et al. </w:t>
+        <w:t>hullu</w:t>
+      </w:r>
+      <w:proofErr w:type="spellEnd"/>
+      <w:r>
+        <w:rPr>
+          <w:rFonts w:ascii="Times New Roman" w:hAnsi="Times New Roman" w:cs="Times New Roman"/>
+          <w:sz w:val="24"/>
+          <w:szCs w:val="24"/>
+          <w:lang w:val="en-US"/>
+        </w:rPr>
+        <w:t xml:space="preserve"> et al. </w:t>
       </w:r>
       <w:r>
         <w:rPr>
@@ -25955,8 +27002,19 @@
           <w:iCs/>
           <w:lang w:val="en-US"/>
         </w:rPr>
-        <w:t>O. faveolata</w:t>
-      </w:r>
+        <w:t xml:space="preserve">O. </w:t>
+      </w:r>
+      <w:proofErr w:type="spellStart"/>
+      <w:r>
+        <w:rPr>
+          <w:rFonts w:ascii="Times New Roman" w:hAnsi="Times New Roman" w:cs="Times New Roman"/>
+          <w:i/>
+          <w:iCs/>
+          <w:lang w:val="en-US"/>
+        </w:rPr>
+        <w:t>faveolata</w:t>
+      </w:r>
+      <w:proofErr w:type="spellEnd"/>
       <w:r>
         <w:rPr>
           <w:rFonts w:ascii="Times New Roman" w:hAnsi="Times New Roman" w:cs="Times New Roman"/>
@@ -27076,6 +28134,7 @@
                 <w:lang w:val="en-US" w:eastAsia="en-US"/>
               </w:rPr>
             </w:pPr>
+            <w:proofErr w:type="spellStart"/>
             <w:r>
               <w:rPr>
                 <w:rFonts w:ascii="Times New Roman" w:eastAsia="Times New Roman" w:hAnsi="Times New Roman" w:cs="Times New Roman"/>
@@ -27083,7 +28142,17 @@
                 <w:szCs w:val="16"/>
                 <w:lang w:val="en-US" w:eastAsia="en-US"/>
               </w:rPr>
-              <w:t>Turneffe Islands, Belize</w:t>
+              <w:t>Turneffe</w:t>
+            </w:r>
+            <w:proofErr w:type="spellEnd"/>
+            <w:r>
+              <w:rPr>
+                <w:rFonts w:ascii="Times New Roman" w:eastAsia="Times New Roman" w:hAnsi="Times New Roman" w:cs="Times New Roman"/>
+                <w:sz w:val="16"/>
+                <w:szCs w:val="16"/>
+                <w:lang w:val="en-US" w:eastAsia="en-US"/>
+              </w:rPr>
+              <w:t xml:space="preserve"> Islands, Belize</w:t>
             </w:r>
           </w:p>
         </w:tc>
@@ -28067,6 +29136,7 @@
                 <w:lang w:val="en-US" w:eastAsia="en-US"/>
               </w:rPr>
             </w:pPr>
+            <w:proofErr w:type="spellStart"/>
             <w:r>
               <w:rPr>
                 <w:rFonts w:ascii="Times New Roman" w:eastAsia="Times New Roman" w:hAnsi="Times New Roman" w:cs="Times New Roman"/>
@@ -28074,7 +29144,17 @@
                 <w:szCs w:val="16"/>
                 <w:lang w:val="en-US" w:eastAsia="en-US"/>
               </w:rPr>
-              <w:t>Cheeca Rocks Reef, USA</w:t>
+              <w:t>Cheeca</w:t>
+            </w:r>
+            <w:proofErr w:type="spellEnd"/>
+            <w:r>
+              <w:rPr>
+                <w:rFonts w:ascii="Times New Roman" w:eastAsia="Times New Roman" w:hAnsi="Times New Roman" w:cs="Times New Roman"/>
+                <w:sz w:val="16"/>
+                <w:szCs w:val="16"/>
+                <w:lang w:val="en-US" w:eastAsia="en-US"/>
+              </w:rPr>
+              <w:t xml:space="preserve"> Rocks Reef, USA</w:t>
             </w:r>
           </w:p>
         </w:tc>
@@ -29108,6 +30188,7 @@
                 <w:lang w:val="en-US" w:eastAsia="en-US"/>
               </w:rPr>
             </w:pPr>
+            <w:proofErr w:type="spellStart"/>
             <w:r>
               <w:rPr>
                 <w:rFonts w:ascii="Times New Roman" w:eastAsia="Times New Roman" w:hAnsi="Times New Roman" w:cs="Times New Roman"/>
@@ -29115,7 +30196,17 @@
                 <w:szCs w:val="16"/>
                 <w:lang w:val="en-US" w:eastAsia="en-US"/>
               </w:rPr>
-              <w:t>Serrana Cay, Colombia</w:t>
+              <w:t>Serrana</w:t>
+            </w:r>
+            <w:proofErr w:type="spellEnd"/>
+            <w:r>
+              <w:rPr>
+                <w:rFonts w:ascii="Times New Roman" w:eastAsia="Times New Roman" w:hAnsi="Times New Roman" w:cs="Times New Roman"/>
+                <w:sz w:val="16"/>
+                <w:szCs w:val="16"/>
+                <w:lang w:val="en-US" w:eastAsia="en-US"/>
+              </w:rPr>
+              <w:t xml:space="preserve"> Cay, Colombia</w:t>
             </w:r>
           </w:p>
         </w:tc>
@@ -30978,7 +32069,17 @@
           <w:szCs w:val="24"/>
           <w:lang w:val="en-US"/>
         </w:rPr>
-        <w:t xml:space="preserve"> in light attenuation coefficients (K</w:t>
+        <w:t xml:space="preserve"> in light attenuation coefficients (</w:t>
+      </w:r>
+      <w:proofErr w:type="spellStart"/>
+      <w:r>
+        <w:rPr>
+          <w:rFonts w:ascii="Times New Roman" w:hAnsi="Times New Roman" w:cs="Times New Roman"/>
+          <w:sz w:val="24"/>
+          <w:szCs w:val="24"/>
+          <w:lang w:val="en-US"/>
+        </w:rPr>
+        <w:t>K</w:t>
       </w:r>
       <w:r>
         <w:rPr>
@@ -30990,6 +32091,7 @@
         </w:rPr>
         <w:t>d</w:t>
       </w:r>
+      <w:proofErr w:type="spellEnd"/>
       <w:r>
         <w:rPr>
           <w:rFonts w:ascii="Times New Roman" w:hAnsi="Times New Roman" w:cs="Times New Roman"/>
@@ -31124,8 +32226,21 @@
           <w:szCs w:val="24"/>
           <w:lang w:val="en-US"/>
         </w:rPr>
-        <w:t>O. faveolata</w:t>
-      </w:r>
+        <w:t xml:space="preserve">O. </w:t>
+      </w:r>
+      <w:proofErr w:type="spellStart"/>
+      <w:r>
+        <w:rPr>
+          <w:rFonts w:ascii="Times New Roman" w:hAnsi="Times New Roman" w:cs="Times New Roman"/>
+          <w:i/>
+          <w:iCs/>
+          <w:sz w:val="24"/>
+          <w:szCs w:val="24"/>
+          <w:lang w:val="en-US"/>
+        </w:rPr>
+        <w:t>faveolata</w:t>
+      </w:r>
+      <w:proofErr w:type="spellEnd"/>
       <w:r>
         <w:rPr>
           <w:rFonts w:ascii="Times New Roman" w:hAnsi="Times New Roman" w:cs="Times New Roman"/>
@@ -31407,71 +32522,9 @@
           <w:szCs w:val="24"/>
           <w:lang w:val="en-US"/>
         </w:rPr>
-        <w:t>O. faveolata</w:t>
-      </w:r>
-      <w:r>
-        <w:rPr>
-          <w:rFonts w:ascii="Times New Roman" w:hAnsi="Times New Roman" w:cs="Times New Roman"/>
-          <w:sz w:val="24"/>
-          <w:szCs w:val="24"/>
-          <w:lang w:val="en-US"/>
-        </w:rPr>
-        <w:t xml:space="preserve"> has shown to be related to the AMO to some extent, though the patterns may vary. </w:t>
-      </w:r>
-      <w:r>
-        <w:rPr>
-          <w:rFonts w:ascii="Times New Roman" w:hAnsi="Times New Roman" w:cs="Times New Roman"/>
-          <w:sz w:val="24"/>
-          <w:szCs w:val="24"/>
-          <w:lang w:val="en-US"/>
-        </w:rPr>
-        <w:t xml:space="preserve">Our results are comparable to those from the remote reefs of Serrana Cay, Colombian Caribbean, where </w:t>
-      </w:r>
-      <w:r>
-        <w:rPr>
-          <w:rFonts w:ascii="Times New Roman" w:hAnsi="Times New Roman" w:cs="Times New Roman"/>
-          <w:sz w:val="24"/>
-          <w:szCs w:val="24"/>
-          <w:lang w:val="en-US"/>
-        </w:rPr>
-        <w:t xml:space="preserve">the </w:t>
-      </w:r>
-      <w:r>
-        <w:rPr>
-          <w:rFonts w:ascii="Times New Roman" w:hAnsi="Times New Roman" w:cs="Times New Roman"/>
-          <w:sz w:val="24"/>
-          <w:szCs w:val="24"/>
-          <w:lang w:val="en-US"/>
-        </w:rPr>
-        <w:t xml:space="preserve">AMO showed long-term </w:t>
-      </w:r>
-      <w:r>
-        <w:rPr>
-          <w:rFonts w:ascii="Times New Roman" w:hAnsi="Times New Roman" w:cs="Times New Roman"/>
-          <w:sz w:val="24"/>
-          <w:szCs w:val="24"/>
-          <w:lang w:val="en-US"/>
-        </w:rPr>
-        <w:t xml:space="preserve">(1963–2015) </w:t>
-      </w:r>
-      <w:r>
-        <w:rPr>
-          <w:rFonts w:ascii="Times New Roman" w:hAnsi="Times New Roman" w:cs="Times New Roman"/>
-          <w:sz w:val="24"/>
-          <w:szCs w:val="24"/>
-          <w:lang w:val="en-US"/>
-        </w:rPr>
-        <w:t xml:space="preserve">influence in the skeletal </w:t>
-      </w:r>
-      <w:r>
-        <w:rPr>
-          <w:rFonts w:ascii="Times New Roman" w:hAnsi="Times New Roman" w:cs="Times New Roman"/>
-          <w:sz w:val="24"/>
-          <w:szCs w:val="24"/>
-          <w:lang w:val="en-US"/>
-        </w:rPr>
-        <w:t xml:space="preserve">growth of </w:t>
-      </w:r>
+        <w:t xml:space="preserve">O. </w:t>
+      </w:r>
+      <w:proofErr w:type="spellStart"/>
       <w:r>
         <w:rPr>
           <w:rFonts w:ascii="Times New Roman" w:hAnsi="Times New Roman" w:cs="Times New Roman"/>
@@ -31481,7 +32534,91 @@
           <w:szCs w:val="24"/>
           <w:lang w:val="en-US"/>
         </w:rPr>
-        <w:t xml:space="preserve">O. </w:t>
+        <w:t>faveolata</w:t>
+      </w:r>
+      <w:proofErr w:type="spellEnd"/>
+      <w:r>
+        <w:rPr>
+          <w:rFonts w:ascii="Times New Roman" w:hAnsi="Times New Roman" w:cs="Times New Roman"/>
+          <w:sz w:val="24"/>
+          <w:szCs w:val="24"/>
+          <w:lang w:val="en-US"/>
+        </w:rPr>
+        <w:t xml:space="preserve"> has shown to be related to the AMO to some extent, though the patterns may vary. </w:t>
+      </w:r>
+      <w:r>
+        <w:rPr>
+          <w:rFonts w:ascii="Times New Roman" w:hAnsi="Times New Roman" w:cs="Times New Roman"/>
+          <w:sz w:val="24"/>
+          <w:szCs w:val="24"/>
+          <w:lang w:val="en-US"/>
+        </w:rPr>
+        <w:t xml:space="preserve">Our results are comparable to those from the remote reefs of </w:t>
+      </w:r>
+      <w:proofErr w:type="spellStart"/>
+      <w:r>
+        <w:rPr>
+          <w:rFonts w:ascii="Times New Roman" w:hAnsi="Times New Roman" w:cs="Times New Roman"/>
+          <w:sz w:val="24"/>
+          <w:szCs w:val="24"/>
+          <w:lang w:val="en-US"/>
+        </w:rPr>
+        <w:t>Serrana</w:t>
+      </w:r>
+      <w:proofErr w:type="spellEnd"/>
+      <w:r>
+        <w:rPr>
+          <w:rFonts w:ascii="Times New Roman" w:hAnsi="Times New Roman" w:cs="Times New Roman"/>
+          <w:sz w:val="24"/>
+          <w:szCs w:val="24"/>
+          <w:lang w:val="en-US"/>
+        </w:rPr>
+        <w:t xml:space="preserve"> Cay, Colombian Caribbean, where </w:t>
+      </w:r>
+      <w:r>
+        <w:rPr>
+          <w:rFonts w:ascii="Times New Roman" w:hAnsi="Times New Roman" w:cs="Times New Roman"/>
+          <w:sz w:val="24"/>
+          <w:szCs w:val="24"/>
+          <w:lang w:val="en-US"/>
+        </w:rPr>
+        <w:t xml:space="preserve">the </w:t>
+      </w:r>
+      <w:r>
+        <w:rPr>
+          <w:rFonts w:ascii="Times New Roman" w:hAnsi="Times New Roman" w:cs="Times New Roman"/>
+          <w:sz w:val="24"/>
+          <w:szCs w:val="24"/>
+          <w:lang w:val="en-US"/>
+        </w:rPr>
+        <w:t xml:space="preserve">AMO showed long-term </w:t>
+      </w:r>
+      <w:r>
+        <w:rPr>
+          <w:rFonts w:ascii="Times New Roman" w:hAnsi="Times New Roman" w:cs="Times New Roman"/>
+          <w:sz w:val="24"/>
+          <w:szCs w:val="24"/>
+          <w:lang w:val="en-US"/>
+        </w:rPr>
+        <w:t xml:space="preserve">(1963–2015) </w:t>
+      </w:r>
+      <w:r>
+        <w:rPr>
+          <w:rFonts w:ascii="Times New Roman" w:hAnsi="Times New Roman" w:cs="Times New Roman"/>
+          <w:sz w:val="24"/>
+          <w:szCs w:val="24"/>
+          <w:lang w:val="en-US"/>
+        </w:rPr>
+        <w:t xml:space="preserve">influence in the skeletal </w:t>
+      </w:r>
+      <w:r>
+        <w:rPr>
+          <w:rFonts w:ascii="Times New Roman" w:hAnsi="Times New Roman" w:cs="Times New Roman"/>
+          <w:sz w:val="24"/>
+          <w:szCs w:val="24"/>
+          <w:lang w:val="en-US"/>
+        </w:rPr>
+        <w:t xml:space="preserve">growth of </w:t>
       </w:r>
       <w:r>
         <w:rPr>
@@ -31492,70 +32629,9 @@
           <w:szCs w:val="24"/>
           <w:lang w:val="en-US"/>
         </w:rPr>
-        <w:t xml:space="preserve">faveolata </w:t>
-      </w:r>
-      <w:r>
-        <w:rPr>
-          <w:rFonts w:ascii="Times New Roman" w:hAnsi="Times New Roman" w:cs="Times New Roman"/>
-          <w:sz w:val="24"/>
-          <w:szCs w:val="24"/>
-          <w:lang w:val="en-US"/>
-        </w:rPr>
-        <w:fldChar w:fldCharType="begin"/>
-      </w:r>
-      <w:r>
-        <w:rPr>
-          <w:rFonts w:ascii="Times New Roman" w:hAnsi="Times New Roman" w:cs="Times New Roman"/>
-          <w:sz w:val="24"/>
-          <w:szCs w:val="24"/>
-          <w:lang w:val="en-US"/>
-        </w:rPr>
-        <w:instrText xml:space="preserve"> ADDIN ZOTERO_ITEM CSL_CITATION {"citationID":"Lg3SBz30","properties":{"formattedCitation":"(Lizcano-Sandoval et al. 2019)","plainCitation":"(Lizcano-Sandoval et al. 2019)","noteIndex":0},"citationItems":[{"id":5661,"uris":["http://zotero.org/users/9344658/items/RT2A6WT9"],"itemData":{"id":5661,"type":"article-journal","abstract":"© 2019 Lizcano-Sandoval, Marulanda-Gómez, López-Victoria and Rodriguez-Ramirez.  Historical records of growth rates of the key Caribbean reef framework-building coral Orbicella faveolata can be fundamental not only to understand how these organisms respond to environmental changes but also to infer future responses of reef ecosystems in a changing world. While coral growth rates have been widely documented throughout the Caribbean, the drivers of coral growth variability remain poorly understood. Here, we provide a record spanning 53 years (1963-2015) of the coral growth parameters for five O. faveolata core samples collected at Serrana Atoll, inside the Seaflower Biosphere Reserve, Colombian Caribbean. Coral cores were extracted from reefs isolated from direct anthropogenic impacts, and growth estimations (skeletal density, linear extension, and calcification rates) were derived using computerized tomography. Master records of coral growth parameters were evaluated to identify long-term trends and to relate growth responses with sea surface temperature (SST), the Atlantic Multi-decadal Oscillation (AMO), North Atlantic Oscillation (NAO) and Southern Oscillation indexes, aragonite saturation state (Ω arag ), and degree heating months (DHM). We found significant negative relationships between density and mean SST, maximum SST, AMO, and DHM. Moreover, density showed significant positive correlations with NAO and Ω arag . Extension rate did not show significant correlations with any environmental variable. However, there were significant negative correlations between calcification and maximum SST, AMO, and DHM. Trends of coral growth indicated a significant reduction in density and calcification over time, which were best explained by changes in Ω arag . Inter-annual declines in calcification and density up to 25% (relative to historical mean) were associated to the impacts of previously recorded mass bleaching events (1998, 2005, and 2010). Our study provides further evidence that AMO and Ω arag are important drivers affecting coral growth rates in the Southwestern Caribbean. Therefore, we suggest upcoming variations of AMO and future trajectories of Ω arag in the Anthropocene could have a substantial influence on future disturbances, ecological process and responses of the Caribbean reefs.","container-title":"Frontiers in Marine Science","DOI":"10.3389/fmars.2019.00038","ISSN":"22967745","issue":"FEB","journalAbbreviation":"Front. Mar. Sci.","license":"Creative Commons Attribution-NonCommercial-NoDerivatives 4.0 International License (CC-BY-NC-ND)","page":"38","title":"Climate change and Atlantic multidecadal oscillation as drivers of recent declines in coral growth rates in the Southwestern Caribbean","volume":"6","author":[{"family":"Lizcano-Sandoval","given":"L.D."},{"family":"Marulanda-Gómez","given":"Á."},{"family":"López-Victoria","given":"M."},{"family":"Rodriguez-Ramirez","given":"A."}],"issued":{"date-parts":[["2019"]]}}}],"schema":"https://github.com/citation-style-language/schema/raw/master/csl-citation.json"} </w:instrText>
-      </w:r>
-      <w:r>
-        <w:rPr>
-          <w:rFonts w:ascii="Times New Roman" w:hAnsi="Times New Roman" w:cs="Times New Roman"/>
-          <w:sz w:val="24"/>
-          <w:szCs w:val="24"/>
-          <w:lang w:val="en-US"/>
-        </w:rPr>
-        <w:fldChar w:fldCharType="separate"/>
-      </w:r>
-      <w:r>
-        <w:rPr>
-          <w:rFonts w:ascii="Times New Roman" w:hAnsi="Times New Roman" w:cs="Times New Roman"/>
-          <w:sz w:val="24"/>
-          <w:lang w:val="en-US"/>
-        </w:rPr>
-        <w:t>(Lizcano-Sandoval et al. 2019)</w:t>
-      </w:r>
-      <w:r>
-        <w:rPr>
-          <w:rFonts w:ascii="Times New Roman" w:hAnsi="Times New Roman" w:cs="Times New Roman"/>
-          <w:sz w:val="24"/>
-          <w:szCs w:val="24"/>
-          <w:lang w:val="en-US"/>
-        </w:rPr>
-        <w:fldChar w:fldCharType="end"/>
-      </w:r>
-      <w:r>
-        <w:rPr>
-          <w:rFonts w:ascii="Times New Roman" w:hAnsi="Times New Roman" w:cs="Times New Roman"/>
-          <w:sz w:val="24"/>
-          <w:szCs w:val="24"/>
-          <w:lang w:val="en-US"/>
-        </w:rPr>
-        <w:t>.</w:t>
-      </w:r>
-      <w:r>
-        <w:rPr>
-          <w:rFonts w:ascii="Times New Roman" w:hAnsi="Times New Roman" w:cs="Times New Roman"/>
-          <w:sz w:val="24"/>
-          <w:szCs w:val="24"/>
-          <w:lang w:val="en-US"/>
-        </w:rPr>
-        <w:t xml:space="preserve"> However, contrasting patterns were found in </w:t>
-      </w:r>
+        <w:t xml:space="preserve">O. </w:t>
+      </w:r>
+      <w:proofErr w:type="spellStart"/>
       <w:r>
         <w:rPr>
           <w:rFonts w:ascii="Times New Roman" w:hAnsi="Times New Roman" w:cs="Times New Roman"/>
@@ -31565,8 +32641,106 @@
           <w:szCs w:val="24"/>
           <w:lang w:val="en-US"/>
         </w:rPr>
-        <w:t>O. faveolata</w:t>
-      </w:r>
+        <w:t>faveolata</w:t>
+      </w:r>
+      <w:proofErr w:type="spellEnd"/>
+      <w:r>
+        <w:rPr>
+          <w:rFonts w:ascii="Times New Roman" w:hAnsi="Times New Roman" w:cs="Times New Roman"/>
+          <w:i/>
+          <w:iCs/>
+          <w:sz w:val="24"/>
+          <w:szCs w:val="24"/>
+          <w:lang w:val="en-US"/>
+        </w:rPr>
+        <w:t xml:space="preserve"> </w:t>
+      </w:r>
+      <w:r>
+        <w:rPr>
+          <w:rFonts w:ascii="Times New Roman" w:hAnsi="Times New Roman" w:cs="Times New Roman"/>
+          <w:sz w:val="24"/>
+          <w:szCs w:val="24"/>
+          <w:lang w:val="en-US"/>
+        </w:rPr>
+        <w:fldChar w:fldCharType="begin"/>
+      </w:r>
+      <w:r>
+        <w:rPr>
+          <w:rFonts w:ascii="Times New Roman" w:hAnsi="Times New Roman" w:cs="Times New Roman"/>
+          <w:sz w:val="24"/>
+          <w:szCs w:val="24"/>
+          <w:lang w:val="en-US"/>
+        </w:rPr>
+        <w:instrText xml:space="preserve"> ADDIN ZOTERO_ITEM CSL_CITATION {"citationID":"Lg3SBz30","properties":{"formattedCitation":"(Lizcano-Sandoval et al. 2019)","plainCitation":"(Lizcano-Sandoval et al. 2019)","noteIndex":0},"citationItems":[{"id":5661,"uris":["http://zotero.org/users/9344658/items/RT2A6WT9"],"itemData":{"id":5661,"type":"article-journal","abstract":"© 2019 Lizcano-Sandoval, Marulanda-Gómez, López-Victoria and Rodriguez-Ramirez.  Historical records of growth rates of the key Caribbean reef framework-building coral Orbicella faveolata can be fundamental not only to understand how these organisms respond to environmental changes but also to infer future responses of reef ecosystems in a changing world. While coral growth rates have been widely documented throughout the Caribbean, the drivers of coral growth variability remain poorly understood. Here, we provide a record spanning 53 years (1963-2015) of the coral growth parameters for five O. faveolata core samples collected at Serrana Atoll, inside the Seaflower Biosphere Reserve, Colombian Caribbean. Coral cores were extracted from reefs isolated from direct anthropogenic impacts, and growth estimations (skeletal density, linear extension, and calcification rates) were derived using computerized tomography. Master records of coral growth parameters were evaluated to identify long-term trends and to relate growth responses with sea surface temperature (SST), the Atlantic Multi-decadal Oscillation (AMO), North Atlantic Oscillation (NAO) and Southern Oscillation indexes, aragonite saturation state (Ω arag ), and degree heating months (DHM). We found significant negative relationships between density and mean SST, maximum SST, AMO, and DHM. Moreover, density showed significant positive correlations with NAO and Ω arag . Extension rate did not show significant correlations with any environmental variable. However, there were significant negative correlations between calcification and maximum SST, AMO, and DHM. Trends of coral growth indicated a significant reduction in density and calcification over time, which were best explained by changes in Ω arag . Inter-annual declines in calcification and density up to 25% (relative to historical mean) were associated to the impacts of previously recorded mass bleaching events (1998, 2005, and 2010). Our study provides further evidence that AMO and Ω arag are important drivers affecting coral growth rates in the Southwestern Caribbean. Therefore, we suggest upcoming variations of AMO and future trajectories of Ω arag in the Anthropocene could have a substantial influence on future disturbances, ecological process and responses of the Caribbean reefs.","container-title":"Frontiers in Marine Science","DOI":"10.3389/fmars.2019.00038","ISSN":"22967745","issue":"FEB","journalAbbreviation":"Front. Mar. Sci.","license":"Creative Commons Attribution-NonCommercial-NoDerivatives 4.0 International License (CC-BY-NC-ND)","page":"38","title":"Climate change and Atlantic multidecadal oscillation as drivers of recent declines in coral growth rates in the Southwestern Caribbean","volume":"6","author":[{"family":"Lizcano-Sandoval","given":"L.D."},{"family":"Marulanda-Gómez","given":"Á."},{"family":"López-Victoria","given":"M."},{"family":"Rodriguez-Ramirez","given":"A."}],"issued":{"date-parts":[["2019"]]}}}],"schema":"https://github.com/citation-style-language/schema/raw/master/csl-citation.json"} </w:instrText>
+      </w:r>
+      <w:r>
+        <w:rPr>
+          <w:rFonts w:ascii="Times New Roman" w:hAnsi="Times New Roman" w:cs="Times New Roman"/>
+          <w:sz w:val="24"/>
+          <w:szCs w:val="24"/>
+          <w:lang w:val="en-US"/>
+        </w:rPr>
+        <w:fldChar w:fldCharType="separate"/>
+      </w:r>
+      <w:r>
+        <w:rPr>
+          <w:rFonts w:ascii="Times New Roman" w:hAnsi="Times New Roman" w:cs="Times New Roman"/>
+          <w:sz w:val="24"/>
+          <w:lang w:val="en-US"/>
+        </w:rPr>
+        <w:t>(Lizcano-Sandoval et al. 2019)</w:t>
+      </w:r>
+      <w:r>
+        <w:rPr>
+          <w:rFonts w:ascii="Times New Roman" w:hAnsi="Times New Roman" w:cs="Times New Roman"/>
+          <w:sz w:val="24"/>
+          <w:szCs w:val="24"/>
+          <w:lang w:val="en-US"/>
+        </w:rPr>
+        <w:fldChar w:fldCharType="end"/>
+      </w:r>
+      <w:r>
+        <w:rPr>
+          <w:rFonts w:ascii="Times New Roman" w:hAnsi="Times New Roman" w:cs="Times New Roman"/>
+          <w:sz w:val="24"/>
+          <w:szCs w:val="24"/>
+          <w:lang w:val="en-US"/>
+        </w:rPr>
+        <w:t>.</w:t>
+      </w:r>
+      <w:r>
+        <w:rPr>
+          <w:rFonts w:ascii="Times New Roman" w:hAnsi="Times New Roman" w:cs="Times New Roman"/>
+          <w:sz w:val="24"/>
+          <w:szCs w:val="24"/>
+          <w:lang w:val="en-US"/>
+        </w:rPr>
+        <w:t xml:space="preserve"> However, contrasting patterns were found in </w:t>
+      </w:r>
+      <w:r>
+        <w:rPr>
+          <w:rFonts w:ascii="Times New Roman" w:hAnsi="Times New Roman" w:cs="Times New Roman"/>
+          <w:i/>
+          <w:iCs/>
+          <w:sz w:val="24"/>
+          <w:szCs w:val="24"/>
+          <w:lang w:val="en-US"/>
+        </w:rPr>
+        <w:t xml:space="preserve">O. </w:t>
+      </w:r>
+      <w:proofErr w:type="spellStart"/>
+      <w:r>
+        <w:rPr>
+          <w:rFonts w:ascii="Times New Roman" w:hAnsi="Times New Roman" w:cs="Times New Roman"/>
+          <w:i/>
+          <w:iCs/>
+          <w:sz w:val="24"/>
+          <w:szCs w:val="24"/>
+          <w:lang w:val="en-US"/>
+        </w:rPr>
+        <w:t>faveolata</w:t>
+      </w:r>
+      <w:proofErr w:type="spellEnd"/>
       <w:r>
         <w:rPr>
           <w:rFonts w:ascii="Times New Roman" w:hAnsi="Times New Roman" w:cs="Times New Roman"/>
@@ -31658,7 +32832,27 @@
           <w:szCs w:val="24"/>
           <w:lang w:val="en-US"/>
         </w:rPr>
-        <w:t>did not contributed s</w:t>
+        <w:t xml:space="preserve">did not </w:t>
+      </w:r>
+      <w:proofErr w:type="gramStart"/>
+      <w:r>
+        <w:rPr>
+          <w:rFonts w:ascii="Times New Roman" w:hAnsi="Times New Roman" w:cs="Times New Roman"/>
+          <w:sz w:val="24"/>
+          <w:szCs w:val="24"/>
+          <w:lang w:val="en-US"/>
+        </w:rPr>
+        <w:t>contributed</w:t>
+      </w:r>
+      <w:proofErr w:type="gramEnd"/>
+      <w:r>
+        <w:rPr>
+          <w:rFonts w:ascii="Times New Roman" w:hAnsi="Times New Roman" w:cs="Times New Roman"/>
+          <w:sz w:val="24"/>
+          <w:szCs w:val="24"/>
+          <w:lang w:val="en-US"/>
+        </w:rPr>
+        <w:t xml:space="preserve"> s</w:t>
       </w:r>
       <w:r>
         <w:rPr>
@@ -31960,8 +33154,9 @@
           <w:szCs w:val="24"/>
           <w:lang w:val="en-US"/>
         </w:rPr>
-        <w:t>O. faveolat</w:t>
-      </w:r>
+        <w:t xml:space="preserve">O. </w:t>
+      </w:r>
+      <w:proofErr w:type="spellStart"/>
       <w:r>
         <w:rPr>
           <w:rFonts w:ascii="Times New Roman" w:hAnsi="Times New Roman" w:cs="Times New Roman"/>
@@ -31971,7 +33166,7 @@
           <w:szCs w:val="24"/>
           <w:lang w:val="en-US"/>
         </w:rPr>
-        <w:t>a</w:t>
+        <w:t>faveolat</w:t>
       </w:r>
       <w:r>
         <w:rPr>
@@ -31982,6 +33177,18 @@
           <w:szCs w:val="24"/>
           <w:lang w:val="en-US"/>
         </w:rPr>
+        <w:t>a</w:t>
+      </w:r>
+      <w:proofErr w:type="spellEnd"/>
+      <w:r>
+        <w:rPr>
+          <w:rFonts w:ascii="Times New Roman" w:hAnsi="Times New Roman" w:cs="Times New Roman"/>
+          <w:i/>
+          <w:iCs/>
+          <w:sz w:val="24"/>
+          <w:szCs w:val="24"/>
+          <w:lang w:val="en-US"/>
+        </w:rPr>
         <w:t xml:space="preserve"> </w:t>
       </w:r>
       <w:r>
@@ -32227,7 +33434,17 @@
           <w:szCs w:val="24"/>
           <w:lang w:val="en-US"/>
         </w:rPr>
-        <w:t>2001, which coincided with low and high</w:t>
+        <w:t xml:space="preserve">2001, which coincided with low and </w:t>
+      </w:r>
+      <w:proofErr w:type="gramStart"/>
+      <w:r>
+        <w:rPr>
+          <w:rFonts w:ascii="Times New Roman" w:hAnsi="Times New Roman" w:cs="Times New Roman"/>
+          <w:sz w:val="24"/>
+          <w:szCs w:val="24"/>
+          <w:lang w:val="en-US"/>
+        </w:rPr>
+        <w:t>high</w:t>
       </w:r>
       <w:r>
         <w:rPr>
@@ -32245,7 +33462,17 @@
           <w:szCs w:val="24"/>
           <w:lang w:val="en-US"/>
         </w:rPr>
-        <w:t>water flow during those periods, respectively</w:t>
+        <w:t>water</w:t>
+      </w:r>
+      <w:proofErr w:type="gramEnd"/>
+      <w:r>
+        <w:rPr>
+          <w:rFonts w:ascii="Times New Roman" w:hAnsi="Times New Roman" w:cs="Times New Roman"/>
+          <w:sz w:val="24"/>
+          <w:szCs w:val="24"/>
+          <w:lang w:val="en-US"/>
+        </w:rPr>
+        <w:t xml:space="preserve"> flow during those periods, respectively</w:t>
       </w:r>
       <w:r>
         <w:rPr>
@@ -34211,7 +35438,27 @@
           <w:szCs w:val="24"/>
           <w:lang w:val="en-US"/>
         </w:rPr>
-        <w:t>might be a response to the particular conditions of light and pollution</w:t>
+        <w:t xml:space="preserve">might be a response to the </w:t>
+      </w:r>
+      <w:proofErr w:type="gramStart"/>
+      <w:r>
+        <w:rPr>
+          <w:rFonts w:ascii="Times New Roman" w:hAnsi="Times New Roman" w:cs="Times New Roman"/>
+          <w:sz w:val="24"/>
+          <w:szCs w:val="24"/>
+          <w:lang w:val="en-US"/>
+        </w:rPr>
+        <w:t>particular conditions</w:t>
+      </w:r>
+      <w:proofErr w:type="gramEnd"/>
+      <w:r>
+        <w:rPr>
+          <w:rFonts w:ascii="Times New Roman" w:hAnsi="Times New Roman" w:cs="Times New Roman"/>
+          <w:sz w:val="24"/>
+          <w:szCs w:val="24"/>
+          <w:lang w:val="en-US"/>
+        </w:rPr>
+        <w:t xml:space="preserve"> of light and pollution</w:t>
       </w:r>
       <w:r>
         <w:rPr>
@@ -34455,7 +35702,67 @@
           <w:szCs w:val="24"/>
           <w:lang w:val="en-US"/>
         </w:rPr>
-        <w:t>was provided by the Posgrado en Ciencias del Mar y Limnologia</w:t>
+        <w:t xml:space="preserve">was provided by the </w:t>
+      </w:r>
+      <w:proofErr w:type="spellStart"/>
+      <w:r>
+        <w:rPr>
+          <w:rFonts w:ascii="Times New Roman" w:hAnsi="Times New Roman" w:cs="Times New Roman"/>
+          <w:sz w:val="24"/>
+          <w:szCs w:val="24"/>
+          <w:lang w:val="en-US"/>
+        </w:rPr>
+        <w:t>Posgrado</w:t>
+      </w:r>
+      <w:proofErr w:type="spellEnd"/>
+      <w:r>
+        <w:rPr>
+          <w:rFonts w:ascii="Times New Roman" w:hAnsi="Times New Roman" w:cs="Times New Roman"/>
+          <w:sz w:val="24"/>
+          <w:szCs w:val="24"/>
+          <w:lang w:val="en-US"/>
+        </w:rPr>
+        <w:t xml:space="preserve"> </w:t>
+      </w:r>
+      <w:proofErr w:type="spellStart"/>
+      <w:r>
+        <w:rPr>
+          <w:rFonts w:ascii="Times New Roman" w:hAnsi="Times New Roman" w:cs="Times New Roman"/>
+          <w:sz w:val="24"/>
+          <w:szCs w:val="24"/>
+          <w:lang w:val="en-US"/>
+        </w:rPr>
+        <w:t>en</w:t>
+      </w:r>
+      <w:proofErr w:type="spellEnd"/>
+      <w:r>
+        <w:rPr>
+          <w:rFonts w:ascii="Times New Roman" w:hAnsi="Times New Roman" w:cs="Times New Roman"/>
+          <w:sz w:val="24"/>
+          <w:szCs w:val="24"/>
+          <w:lang w:val="en-US"/>
+        </w:rPr>
+        <w:t xml:space="preserve"> </w:t>
+      </w:r>
+      <w:proofErr w:type="spellStart"/>
+      <w:r>
+        <w:rPr>
+          <w:rFonts w:ascii="Times New Roman" w:hAnsi="Times New Roman" w:cs="Times New Roman"/>
+          <w:sz w:val="24"/>
+          <w:szCs w:val="24"/>
+          <w:lang w:val="en-US"/>
+        </w:rPr>
+        <w:t>Ciencias</w:t>
+      </w:r>
+      <w:proofErr w:type="spellEnd"/>
+      <w:r>
+        <w:rPr>
+          <w:rFonts w:ascii="Times New Roman" w:hAnsi="Times New Roman" w:cs="Times New Roman"/>
+          <w:sz w:val="24"/>
+          <w:szCs w:val="24"/>
+          <w:lang w:val="en-US"/>
+        </w:rPr>
+        <w:t xml:space="preserve"> del Mar y Limnologia</w:t>
       </w:r>
       <w:r>
         <w:rPr>
@@ -34473,7 +35780,27 @@
           <w:szCs w:val="24"/>
           <w:lang w:val="en-US"/>
         </w:rPr>
-        <w:t xml:space="preserve"> Universidad Nacional Autonoma de Mexico</w:t>
+        <w:t xml:space="preserve"> Universidad Nacional </w:t>
+      </w:r>
+      <w:proofErr w:type="spellStart"/>
+      <w:r>
+        <w:rPr>
+          <w:rFonts w:ascii="Times New Roman" w:hAnsi="Times New Roman" w:cs="Times New Roman"/>
+          <w:sz w:val="24"/>
+          <w:szCs w:val="24"/>
+          <w:lang w:val="en-US"/>
+        </w:rPr>
+        <w:t>Autonoma</w:t>
+      </w:r>
+      <w:proofErr w:type="spellEnd"/>
+      <w:r>
+        <w:rPr>
+          <w:rFonts w:ascii="Times New Roman" w:hAnsi="Times New Roman" w:cs="Times New Roman"/>
+          <w:sz w:val="24"/>
+          <w:szCs w:val="24"/>
+          <w:lang w:val="en-US"/>
+        </w:rPr>
+        <w:t xml:space="preserve"> de Mexico</w:t>
       </w:r>
       <w:r>
         <w:rPr>
@@ -36728,6 +38055,7 @@
   <w:style w:type="character" w:default="1" w:styleId="Fuentedeprrafopredeter">
     <w:name w:val="Default Paragraph Font"/>
     <w:uiPriority w:val="1"/>
+    <w:semiHidden/>
     <w:unhideWhenUsed/>
   </w:style>
   <w:style w:type="table" w:default="1" w:styleId="Tablanormal">
